--- a/all _figures/NVIDIA_HFT_FPGA_GPU_Research_Proposal.docx
+++ b/all _figures/NVIDIA_HFT_FPGA_GPU_Research_Proposal.docx
@@ -4,41 +4,32 @@
   <w:body>
     <w:p>
       <w:pPr>
-        <w:spacing w:before="0" w:after="40"/>
-        <w:jc w:val="left"/>
+        <w:spacing w:before="0" w:after="20"/>
       </w:pPr>
       <w:r>
         <w:rPr>
           <w:rFonts w:ascii="Calibri" w:hAnsi="Calibri"/>
           <w:b/>
           <w:color w:val="76B900"/>
-          <w:sz w:val="22"/>
+          <w:sz w:val="17"/>
         </w:rPr>
-        <w:t>NVIDIA GRADUATE FELLOWSHIP RESEARCH PROPOSAL (2026-2027)</w:t>
-        <w:br/>
+        <w:t>NVIDIA GRADUATE FELLOWSHIP 2026-2027 | OFFICIAL RESEARCH PROPOSAL (STRICT 2-PAGE BRIEF)</w:t>
       </w:r>
+    </w:p>
+    <w:p>
+      <w:pPr>
+        <w:spacing w:before="0" w:after="40" w:line="252" w:lineRule="auto"/>
+      </w:pPr>
       <w:r>
         <w:rPr>
           <w:rFonts w:ascii="Georgia" w:hAnsi="Georgia"/>
           <w:b/>
           <w:color w:val="111927"/>
-          <w:sz w:val="36"/>
+          <w:sz w:val="26"/>
         </w:rPr>
-        <w:t>Tail-Latency-Bounded FPGA-GPU Co-Design for High-Frequency Trading: Memory-Efficient Order-Book Reconstruction and Burst-Aware Market Analytics</w:t>
-      </w:r>
-    </w:p>
-    <w:p>
-      <w:pPr>
-        <w:spacing w:before="80" w:after="240"/>
-      </w:pPr>
-      <w:r>
-        <w:rPr>
-          <w:rFonts w:ascii="Calibri" w:hAnsi="Calibri"/>
-          <w:i/>
-          <w:color w:val="0E7490"/>
-          <w:sz w:val="24"/>
-        </w:rPr>
-        <w:t>Sub-Microsecond Wire-Speed Market Microstructure on Heterogeneous Silicon: Validating "The Bitter Lesson" at Physical Line-Rate</w:t>
+        <w:t>Tail-Latency-Bounded FPGA-GPU Co-Design for High-Frequency Trading:</w:t>
+        <w:br/>
+        <w:t>Memory-Efficient Order-Book Reconstruction and Burst-Aware Market Analytics</w:t>
       </w:r>
     </w:p>
     <w:tbl>
@@ -49,55 +40,67 @@
         <w:tblLook w:firstColumn="1" w:firstRow="1" w:lastColumn="0" w:lastRow="0" w:noHBand="0" w:noVBand="1" w:val="04A0"/>
       </w:tblPr>
       <w:tblGrid>
-        <w:gridCol w:w="4680"/>
-        <w:gridCol w:w="4680"/>
+        <w:gridCol w:w="5400"/>
+        <w:gridCol w:w="5400"/>
       </w:tblGrid>
       <w:tr>
         <w:tc>
           <w:tcPr>
-            <w:tcW w:type="dxa" w:w="3168"/>
+            <w:tcW w:type="dxa" w:w="5328"/>
             <w:shd w:fill="F1F5F9"/>
             <w:tcMar>
-              <w:top w:w="70" w:type="dxa"/>
-              <w:bottom w:w="70" w:type="dxa"/>
-              <w:left w:w="120" w:type="dxa"/>
-              <w:right w:w="120" w:type="dxa"/>
+              <w:top w:w="40" w:type="dxa"/>
+              <w:bottom w:w="40" w:type="dxa"/>
+              <w:left w:w="60" w:type="dxa"/>
+              <w:right w:w="60" w:type="dxa"/>
             </w:tcMar>
           </w:tcPr>
           <w:p>
             <w:pPr>
-              <w:jc w:val="right"/>
+              <w:spacing w:after="0"/>
             </w:pPr>
             <w:r>
               <w:rPr>
-                <w:rFonts w:ascii="Calibri" w:hAnsi="Calibri"/>
                 <w:b/>
-                <w:color w:val="111927"/>
-                <w:sz w:val="18"/>
+                <w:sz w:val="16"/>
               </w:rPr>
-              <w:t>Principal Investigator:</w:t>
+              <w:t xml:space="preserve">Principal Investigator: </w:t>
+            </w:r>
+            <w:r>
+              <w:rPr>
+                <w:sz w:val="16"/>
+              </w:rPr>
+              <w:t>Arunjyoti Sarma (IIT BHU Varanasi)</w:t>
             </w:r>
           </w:p>
         </w:tc>
         <w:tc>
           <w:tcPr>
-            <w:tcW w:type="dxa" w:w="6192"/>
-            <w:shd w:fill="F8FAFC"/>
+            <w:tcW w:type="dxa" w:w="5472"/>
+            <w:shd w:fill="F1F5F9"/>
             <w:tcMar>
-              <w:top w:w="70" w:type="dxa"/>
-              <w:bottom w:w="70" w:type="dxa"/>
-              <w:left w:w="120" w:type="dxa"/>
-              <w:right w:w="120" w:type="dxa"/>
+              <w:top w:w="40" w:type="dxa"/>
+              <w:bottom w:w="40" w:type="dxa"/>
+              <w:left w:w="60" w:type="dxa"/>
+              <w:right w:w="60" w:type="dxa"/>
             </w:tcMar>
           </w:tcPr>
           <w:p>
+            <w:pPr>
+              <w:spacing w:after="0"/>
+            </w:pPr>
             <w:r>
               <w:rPr>
-                <w:rFonts w:ascii="Calibri" w:hAnsi="Calibri"/>
-                <w:color w:val="212529"/>
-                <w:sz w:val="18"/>
+                <w:b/>
+                <w:sz w:val="16"/>
               </w:rPr>
-              <w:t>Arunjyoti Sarma (Research Scholar / Principal Architect)</w:t>
+              <w:t xml:space="preserve">Target Award: </w:t>
+            </w:r>
+            <w:r>
+              <w:rPr>
+                <w:sz w:val="16"/>
+              </w:rPr>
+              <w:t>NVIDIA Graduate Fellowship ($60,000 USD + GPU Cluster)</w:t>
             </w:r>
           </w:p>
         </w:tc>
@@ -105,199 +108,61 @@
       <w:tr>
         <w:tc>
           <w:tcPr>
-            <w:tcW w:type="dxa" w:w="3168"/>
-            <w:shd w:fill="F1F5F9"/>
+            <w:tcW w:type="dxa" w:w="5328"/>
+            <w:shd w:fill="F8FAFC"/>
             <w:tcMar>
-              <w:top w:w="70" w:type="dxa"/>
-              <w:bottom w:w="70" w:type="dxa"/>
-              <w:left w:w="120" w:type="dxa"/>
-              <w:right w:w="120" w:type="dxa"/>
+              <w:top w:w="40" w:type="dxa"/>
+              <w:bottom w:w="40" w:type="dxa"/>
+              <w:left w:w="60" w:type="dxa"/>
+              <w:right w:w="60" w:type="dxa"/>
             </w:tcMar>
           </w:tcPr>
           <w:p>
             <w:pPr>
-              <w:jc w:val="right"/>
+              <w:spacing w:after="0"/>
             </w:pPr>
             <w:r>
               <w:rPr>
-                <w:rFonts w:ascii="Calibri" w:hAnsi="Calibri"/>
                 <w:b/>
-                <w:color w:val="111927"/>
-                <w:sz w:val="18"/>
+                <w:sz w:val="16"/>
               </w:rPr>
-              <w:t>Institutional Affiliation:</w:t>
+              <w:t xml:space="preserve">Silicon Verified: </w:t>
+            </w:r>
+            <w:r>
+              <w:rPr>
+                <w:sz w:val="16"/>
+              </w:rPr>
+              <w:t>AMD Spartan-7 XC7S25 @ 322MHz (82mW) + Arduino HIL</w:t>
             </w:r>
           </w:p>
         </w:tc>
         <w:tc>
           <w:tcPr>
-            <w:tcW w:type="dxa" w:w="6192"/>
+            <w:tcW w:type="dxa" w:w="5472"/>
             <w:shd w:fill="F8FAFC"/>
             <w:tcMar>
-              <w:top w:w="70" w:type="dxa"/>
-              <w:bottom w:w="70" w:type="dxa"/>
-              <w:left w:w="120" w:type="dxa"/>
-              <w:right w:w="120" w:type="dxa"/>
-            </w:tcMar>
-          </w:tcPr>
-          <w:p>
-            <w:r>
-              <w:rPr>
-                <w:rFonts w:ascii="Calibri" w:hAnsi="Calibri"/>
-                <w:color w:val="212529"/>
-                <w:sz w:val="18"/>
-              </w:rPr>
-              <w:t>Department of Electronics Engineering, Indian Institute of Technology (BHU), Varanasi, India</w:t>
-            </w:r>
-          </w:p>
-        </w:tc>
-      </w:tr>
-      <w:tr>
-        <w:tc>
-          <w:tcPr>
-            <w:tcW w:type="dxa" w:w="3168"/>
-            <w:shd w:fill="F1F5F9"/>
-            <w:tcMar>
-              <w:top w:w="70" w:type="dxa"/>
-              <w:bottom w:w="70" w:type="dxa"/>
-              <w:left w:w="120" w:type="dxa"/>
-              <w:right w:w="120" w:type="dxa"/>
+              <w:top w:w="40" w:type="dxa"/>
+              <w:bottom w:w="40" w:type="dxa"/>
+              <w:left w:w="60" w:type="dxa"/>
+              <w:right w:w="60" w:type="dxa"/>
             </w:tcMar>
           </w:tcPr>
           <w:p>
             <w:pPr>
-              <w:jc w:val="right"/>
+              <w:spacing w:after="0"/>
             </w:pPr>
             <w:r>
               <w:rPr>
-                <w:rFonts w:ascii="Calibri" w:hAnsi="Calibri"/>
                 <w:b/>
-                <w:color w:val="111927"/>
-                <w:sz w:val="18"/>
+                <w:sz w:val="16"/>
               </w:rPr>
-              <w:t>Target Fellowship Award:</w:t>
+              <w:t xml:space="preserve">GPU Integration: </w:t>
             </w:r>
-          </w:p>
-        </w:tc>
-        <w:tc>
-          <w:tcPr>
-            <w:tcW w:type="dxa" w:w="6192"/>
-            <w:shd w:fill="F8FAFC"/>
-            <w:tcMar>
-              <w:top w:w="70" w:type="dxa"/>
-              <w:bottom w:w="70" w:type="dxa"/>
-              <w:left w:w="120" w:type="dxa"/>
-              <w:right w:w="120" w:type="dxa"/>
-            </w:tcMar>
-          </w:tcPr>
-          <w:p>
             <w:r>
               <w:rPr>
-                <w:rFonts w:ascii="Calibri" w:hAnsi="Calibri"/>
-                <w:color w:val="212529"/>
-                <w:sz w:val="18"/>
+                <w:sz w:val="16"/>
               </w:rPr>
-              <w:t>NVIDIA Graduate Fellowship ($60,000 USD Stipend + Hardware Cluster Access + Mentorship)</w:t>
-            </w:r>
-          </w:p>
-        </w:tc>
-      </w:tr>
-      <w:tr>
-        <w:tc>
-          <w:tcPr>
-            <w:tcW w:type="dxa" w:w="3168"/>
-            <w:shd w:fill="F1F5F9"/>
-            <w:tcMar>
-              <w:top w:w="70" w:type="dxa"/>
-              <w:bottom w:w="70" w:type="dxa"/>
-              <w:left w:w="120" w:type="dxa"/>
-              <w:right w:w="120" w:type="dxa"/>
-            </w:tcMar>
-          </w:tcPr>
-          <w:p>
-            <w:pPr>
-              <w:jc w:val="right"/>
-            </w:pPr>
-            <w:r>
-              <w:rPr>
-                <w:rFonts w:ascii="Calibri" w:hAnsi="Calibri"/>
-                <w:b/>
-                <w:color w:val="111927"/>
-                <w:sz w:val="18"/>
-              </w:rPr>
-              <w:t>Hardware Silicon Verified:</w:t>
-            </w:r>
-          </w:p>
-        </w:tc>
-        <w:tc>
-          <w:tcPr>
-            <w:tcW w:type="dxa" w:w="6192"/>
-            <w:shd w:fill="F8FAFC"/>
-            <w:tcMar>
-              <w:top w:w="70" w:type="dxa"/>
-              <w:bottom w:w="70" w:type="dxa"/>
-              <w:left w:w="120" w:type="dxa"/>
-              <w:right w:w="120" w:type="dxa"/>
-            </w:tcMar>
-          </w:tcPr>
-          <w:p>
-            <w:r>
-              <w:rPr>
-                <w:rFonts w:ascii="Calibri" w:hAnsi="Calibri"/>
-                <w:color w:val="212529"/>
-                <w:sz w:val="18"/>
-              </w:rPr>
-              <w:t>AMD Spartan-7 XC7S25-CSGA324 (Digilent Arty S7) + Arduino Nano HIL + NVIDIA Tensor Cores</w:t>
-            </w:r>
-          </w:p>
-        </w:tc>
-      </w:tr>
-      <w:tr>
-        <w:tc>
-          <w:tcPr>
-            <w:tcW w:type="dxa" w:w="3168"/>
-            <w:shd w:fill="F1F5F9"/>
-            <w:tcMar>
-              <w:top w:w="70" w:type="dxa"/>
-              <w:bottom w:w="70" w:type="dxa"/>
-              <w:left w:w="120" w:type="dxa"/>
-              <w:right w:w="120" w:type="dxa"/>
-            </w:tcMar>
-          </w:tcPr>
-          <w:p>
-            <w:pPr>
-              <w:jc w:val="right"/>
-            </w:pPr>
-            <w:r>
-              <w:rPr>
-                <w:rFonts w:ascii="Calibri" w:hAnsi="Calibri"/>
-                <w:b/>
-                <w:color w:val="111927"/>
-                <w:sz w:val="18"/>
-              </w:rPr>
-              <w:t>Core Systems Breakthrough:</w:t>
-            </w:r>
-          </w:p>
-        </w:tc>
-        <w:tc>
-          <w:tcPr>
-            <w:tcW w:type="dxa" w:w="6192"/>
-            <w:shd w:fill="F8FAFC"/>
-            <w:tcMar>
-              <w:top w:w="70" w:type="dxa"/>
-              <w:bottom w:w="70" w:type="dxa"/>
-              <w:left w:w="120" w:type="dxa"/>
-              <w:right w:w="120" w:type="dxa"/>
-            </w:tcMar>
-          </w:tcPr>
-          <w:p>
-            <w:r>
-              <w:rPr>
-                <w:rFonts w:ascii="Calibri" w:hAnsi="Calibri"/>
-                <w:color w:val="212529"/>
-                <w:sz w:val="18"/>
-              </w:rPr>
-              <w:t>Deterministic sub-microsecond line-rate parsing (WNS=+0.894ns @ 322MHz, 82mW) with GPU CuLOB HBM3e</w:t>
+              <w:t>NVIDIA Hopper/Blackwell CuLOB in HBM3e + Triton BPTT</w:t>
             </w:r>
           </w:p>
         </w:tc>
@@ -305,53 +170,7 @@
     </w:tbl>
     <w:p>
       <w:pPr>
-        <w:spacing w:after="200"/>
-      </w:pPr>
-    </w:p>
-    <w:p>
-      <w:pPr>
-        <w:spacing w:before="200" w:after="40"/>
-        <w:jc w:val="center"/>
-      </w:pPr>
-      <w:r>
-        <w:drawing>
-          <wp:inline xmlns:a="http://schemas.openxmlformats.org/drawingml/2006/main" xmlns:pic="http://schemas.openxmlformats.org/drawingml/2006/picture">
-            <wp:extent cx="5669280" cy="4251960"/>
-            <wp:docPr id="1" name="Picture 1"/>
-            <wp:cNvGraphicFramePr>
-              <a:graphicFrameLocks noChangeAspect="1"/>
-            </wp:cNvGraphicFramePr>
-            <a:graphic>
-              <a:graphicData uri="http://schemas.openxmlformats.org/drawingml/2006/picture">
-                <pic:pic>
-                  <pic:nvPicPr>
-                    <pic:cNvPr id="0" name="FPGA Workbench with NeuroQuant Display.png"/>
-                    <pic:cNvPicPr/>
-                  </pic:nvPicPr>
-                  <pic:blipFill>
-                    <a:blip r:embed="rId10"/>
-                    <a:stretch>
-                      <a:fillRect/>
-                    </a:stretch>
-                  </pic:blipFill>
-                  <pic:spPr>
-                    <a:xfrm>
-                      <a:off x="0" y="0"/>
-                      <a:ext cx="5669280" cy="4251960"/>
-                    </a:xfrm>
-                    <a:prstGeom prst="rect"/>
-                  </pic:spPr>
-                </pic:pic>
-              </a:graphicData>
-            </a:graphic>
-          </wp:inline>
-        </w:drawing>
-      </w:r>
-    </w:p>
-    <w:p>
-      <w:pPr>
-        <w:spacing w:before="80" w:after="240"/>
-        <w:jc w:val="center"/>
+        <w:spacing w:before="100" w:after="20"/>
       </w:pPr>
       <w:r>
         <w:rPr>
@@ -360,45 +179,68 @@
           <w:color w:val="111927"/>
           <w:sz w:val="19"/>
         </w:rPr>
-        <w:t xml:space="preserve">Figure 1: Physical Hardware Workbench &amp; Live Silicon Deployment. </w:t>
-      </w:r>
-      <w:r>
-        <w:rPr>
-          <w:rFonts w:ascii="Calibri" w:hAnsi="Calibri"/>
-          <w:i/>
-          <w:color w:val="6C757D"/>
-          <w:sz w:val="18"/>
-        </w:rPr>
-        <w:t>The operational hardware testbed at IIT (BHU) Varanasi. Showing the AMD Spartan-7 XC7S25 FPGA (Digilent Arty S7 on COM9) paired with the Arduino Nano ATmega328P sidecar (COM10), executing sub-microsecond line-rate ITCH parsing alongside the live Web Mission Control dashboard (http://localhost:5000).</w:t>
+        <w:t>1. Executive Summary &amp; Foundational Thesis: Overcoming The Bitter Lesson</w:t>
       </w:r>
     </w:p>
     <w:p>
       <w:pPr>
-        <w:pStyle w:val="Heading1"/>
-        <w:spacing w:before="280" w:after="120"/>
+        <w:spacing w:before="0" w:after="60" w:line="252" w:lineRule="auto"/>
       </w:pPr>
       <w:r>
-        <w:t>1. Executive Summary &amp; Foundational Thesis</w:t>
+        <w:rPr>
+          <w:sz w:val="16"/>
+        </w:rPr>
+        <w:t>For over three decades, quantitative electronic market-making has relied on handcrafted human cleverness: the Avellaneda-Stoikov reservation heuristic r(s,q,t) = s - q*gamma*sigma^2*(T-t), static order-book feature engineering, and arbitrary risk collars. Under benign conditions, these heuristics perform passably. However, during systemic dislocations (e.g., the 2010 Flash Crash, COVID-19 cascades, adversarial spoofing), they suffer catastrophic failure: their linear penalty forces dumping inventory at market troughs, producing a brutal drawdown (-$926,616.29 in our tests). Following Prof. Richard Sutton's seminal Bitter Lesson, this research demonstrates that general methods scaling with computation and hardware parallelism monotonically dominate human heuristics. By unifying continuous-time Leaky Integrate-and-Fire (LIF) spiking neural dynamics, line-rate FPGA logic, and massive GPU Tensor Core parallelization, our system (NeuroQuant-LOB) achieves deterministic P50 latency of 1.230 us, P99 tail latency of 2.451 us, a Deflated Sharpe Ratio (DSR) of 1.0000 across 500 walk-forward trials, and 3,049x greater energy efficiency than legacy Xeon servers.</w:t>
       </w:r>
     </w:p>
     <w:p>
       <w:pPr>
-        <w:spacing w:line="276" w:lineRule="auto" w:after="160"/>
+        <w:spacing w:before="80" w:after="20"/>
       </w:pPr>
       <w:r>
-        <w:t>For over three decades, high-frequency trading (HFT) and quantitative electronic market-making architectures have depended on human-crafted heuristics: the Avellaneda-Stoikov linear inventory reservation model, static order-book feature engineering, and arbitrary ad-hoc risk collars. Under benign market regimes, these handcrafted models perform passably; however, when systemic market dislocations hit--such as the 2010 Flash Crash, predatory Glosten-Milgrom toxic sweeps, and high-frequency quote stuffing--human priors suffer catastrophic failure modes.</w:t>
-        <w:br/>
-        <w:br/>
-        <w:t xml:space="preserve">Following Prof. Richard Sutton's seminal treatise, </w:t>
+        <w:rPr>
+          <w:rFonts w:ascii="Calibri" w:hAnsi="Calibri"/>
+          <w:b/>
+          <w:color w:val="111927"/>
+          <w:sz w:val="19"/>
+        </w:rPr>
+        <w:t>2. Problem Statement: The Memory Wall, Tail Jitter, and Pre-Trade Risk</w:t>
       </w:r>
+    </w:p>
+    <w:p>
+      <w:pPr>
+        <w:spacing w:before="0" w:after="60" w:line="252" w:lineRule="auto"/>
+      </w:pPr>
       <w:r>
         <w:rPr>
+          <w:sz w:val="16"/>
+        </w:rPr>
+        <w:t>Modern HFT architectures encounter three physical and algorithmic walls: (1) The Memory Wall: CPU limit order books (LOBs) rely on pointer data structures (std::map, AVL trees). Every incoming NASDAQ ITCH packet triggers pointer chasing; a single DRAM cache miss stalls the CPU for 60-100 ns, blowing out queue buffers at line-rate. (2) Tail Latency Blowout: Operating system kernel interrupts, TLB shootdowns, and thread preemption cause P99 tail latency to spike from 2 us to &gt; 45 us, guaranteeing adverse selection against predatory flow. (3) SEC Rule 15c3-5 Compliance: Mandatory pre-trade risk checks (fat-finger order sizes, price collars, killswitch) cannot afford a 50 us software roundtrip without destroying execution alpha.</w:t>
+      </w:r>
+    </w:p>
+    <w:p>
+      <w:pPr>
+        <w:spacing w:before="80" w:after="20"/>
+      </w:pPr>
+      <w:r>
+        <w:rPr>
+          <w:rFonts w:ascii="Calibri" w:hAnsi="Calibri"/>
           <w:b/>
+          <w:color w:val="111927"/>
+          <w:sz w:val="19"/>
         </w:rPr>
-        <w:t>"The Bitter Lesson"</w:t>
+        <w:t>3. Proposed Heterogeneous Architecture &amp; Novel Memory Algorithms</w:t>
       </w:r>
+    </w:p>
+    <w:p>
+      <w:pPr>
+        <w:spacing w:before="0" w:after="60" w:line="252" w:lineRule="auto"/>
+      </w:pPr>
       <w:r>
-        <w:t>, this research provides an uncompromising empirical and physical silicon demonstration that general methods that scale with computation and hardware parallelism monotonically dominate human-engineered cleverness.</w:t>
+        <w:rPr>
+          <w:sz w:val="16"/>
+        </w:rPr>
+        <w:t>We bifurcate the execution pipeline into a wire-speed reflex arc and a massive cognitive learning brain: (A) FPGA Systolic Flat-Register LOB: Eliminates pointers completely. Top-10 bid/ask levels are mapped directly to hardware flip-flops on AMD Spartan-7 silicon, updating in exactly 1 clock cycle (10.0 ns) with ZERO DRAM stalls. (B) Sub-3.5ns Combinational Risk Gate: Evaluates SEC 15c3-5 risk invariants directly in FPGA logic before wire exit. (C) GPU CuLOB in HBM3e: 50 venue order feeds are consolidated into a Structure-of-Arrays (SoA) matrix in 8 TB/s HBM3e on NVIDIA Hopper/Blackwell GPUs. 32-thread warps execute bitonic sorts in Shared Memory (SRAM) with zero bank conflicts. (D) GPUDirect RDMA: Zero-copy DMA bypasses the CPU kernel, streaming FPGA frames directly into GPU VRAM in &lt; 800 ns.</w:t>
       </w:r>
     </w:p>
     <w:tbl>
@@ -409,364 +251,202 @@
         <w:tblLook w:firstColumn="1" w:firstRow="1" w:lastColumn="0" w:lastRow="0" w:noHBand="0" w:noVBand="1" w:val="04A0"/>
       </w:tblPr>
       <w:tblGrid>
-        <w:gridCol w:w="9360"/>
+        <w:gridCol w:w="5400"/>
+        <w:gridCol w:w="5400"/>
       </w:tblGrid>
       <w:tr>
         <w:tc>
           <w:tcPr>
-            <w:tcW w:type="dxa" w:w="9360"/>
-            <w:shd w:fill="F0FDF4"/>
+            <w:tcW w:type="dxa" w:w="5328"/>
+            <w:shd w:fill="FFFFFF"/>
             <w:tcMar>
-              <w:top w:w="160" w:type="dxa"/>
-              <w:bottom w:w="160" w:type="dxa"/>
-              <w:left w:w="200" w:type="dxa"/>
-              <w:right w:w="200" w:type="dxa"/>
+              <w:top w:w="20" w:type="dxa"/>
+              <w:bottom w:w="20" w:type="dxa"/>
+              <w:left w:w="20" w:type="dxa"/>
+              <w:right w:w="20" w:type="dxa"/>
             </w:tcMar>
-            <w:tcBorders>
-              <w:left w:val="single" w:sz="36" w:space="0" w:color="76B900"/>
-              <w:top w:val="none"/>
-              <w:right w:val="none"/>
-              <w:bottom w:val="none"/>
-            </w:tcBorders>
           </w:tcPr>
           <w:p>
             <w:pPr>
-              <w:spacing w:before="80" w:after="80"/>
+              <w:spacing w:before="0" w:after="0"/>
+              <w:jc w:val="center"/>
+            </w:pPr>
+            <w:r>
+              <w:drawing>
+                <wp:inline xmlns:a="http://schemas.openxmlformats.org/drawingml/2006/main" xmlns:pic="http://schemas.openxmlformats.org/drawingml/2006/picture">
+                  <wp:extent cx="3200400" cy="2400300"/>
+                  <wp:docPr id="1" name="Picture 1"/>
+                  <wp:cNvGraphicFramePr>
+                    <a:graphicFrameLocks noChangeAspect="1"/>
+                  </wp:cNvGraphicFramePr>
+                  <a:graphic>
+                    <a:graphicData uri="http://schemas.openxmlformats.org/drawingml/2006/picture">
+                      <pic:pic>
+                        <pic:nvPicPr>
+                          <pic:cNvPr id="0" name="FPGA Workbench with NeuroQuant Display.png"/>
+                          <pic:cNvPicPr/>
+                        </pic:nvPicPr>
+                        <pic:blipFill>
+                          <a:blip r:embed="rId9"/>
+                          <a:stretch>
+                            <a:fillRect/>
+                          </a:stretch>
+                        </pic:blipFill>
+                        <pic:spPr>
+                          <a:xfrm>
+                            <a:off x="0" y="0"/>
+                            <a:ext cx="3200400" cy="2400300"/>
+                          </a:xfrm>
+                          <a:prstGeom prst="rect"/>
+                        </pic:spPr>
+                      </pic:pic>
+                    </a:graphicData>
+                  </a:graphic>
+                </wp:inline>
+              </w:drawing>
+            </w:r>
+          </w:p>
+        </w:tc>
+        <w:tc>
+          <w:tcPr>
+            <w:tcW w:type="dxa" w:w="5472"/>
+            <w:shd w:fill="FFFFFF"/>
+            <w:tcMar>
+              <w:top w:w="20" w:type="dxa"/>
+              <w:bottom w:w="20" w:type="dxa"/>
+              <w:left w:w="20" w:type="dxa"/>
+              <w:right w:w="20" w:type="dxa"/>
+            </w:tcMar>
+          </w:tcPr>
+          <w:p>
+            <w:pPr>
+              <w:spacing w:before="0" w:after="0"/>
+              <w:jc w:val="center"/>
+            </w:pPr>
+            <w:r>
+              <w:drawing>
+                <wp:inline xmlns:a="http://schemas.openxmlformats.org/drawingml/2006/main" xmlns:pic="http://schemas.openxmlformats.org/drawingml/2006/picture">
+                  <wp:extent cx="3291840" cy="1703446"/>
+                  <wp:docPr id="2" name="Picture 2"/>
+                  <wp:cNvGraphicFramePr>
+                    <a:graphicFrameLocks noChangeAspect="1"/>
+                  </wp:cNvGraphicFramePr>
+                  <a:graphic>
+                    <a:graphicData uri="http://schemas.openxmlformats.org/drawingml/2006/picture">
+                      <pic:pic>
+                        <pic:nvPicPr>
+                          <pic:cNvPr id="0" name="Power.png"/>
+                          <pic:cNvPicPr/>
+                        </pic:nvPicPr>
+                        <pic:blipFill>
+                          <a:blip r:embed="rId10"/>
+                          <a:stretch>
+                            <a:fillRect/>
+                          </a:stretch>
+                        </pic:blipFill>
+                        <pic:spPr>
+                          <a:xfrm>
+                            <a:off x="0" y="0"/>
+                            <a:ext cx="3291840" cy="1703446"/>
+                          </a:xfrm>
+                          <a:prstGeom prst="rect"/>
+                        </pic:spPr>
+                      </pic:pic>
+                    </a:graphicData>
+                  </a:graphic>
+                </wp:inline>
+              </w:drawing>
+            </w:r>
+          </w:p>
+        </w:tc>
+      </w:tr>
+      <w:tr>
+        <w:tc>
+          <w:tcPr>
+            <w:tcW w:type="dxa" w:w="5328"/>
+            <w:shd w:fill="F8FAFC"/>
+            <w:tcMar>
+              <w:top w:w="20" w:type="dxa"/>
+              <w:bottom w:w="20" w:type="dxa"/>
+              <w:left w:w="40" w:type="dxa"/>
+              <w:right w:w="40" w:type="dxa"/>
+            </w:tcMar>
+          </w:tcPr>
+          <w:p>
+            <w:pPr>
+              <w:spacing w:before="20" w:after="0" w:line="240" w:lineRule="auto"/>
             </w:pPr>
             <w:r>
               <w:rPr>
-                <w:rFonts w:ascii="Georgia" w:hAnsi="Georgia"/>
-                <w:i/>
+                <w:b/>
                 <w:color w:val="111927"/>
-                <w:sz w:val="20"/>
+                <w:sz w:val="14"/>
               </w:rPr>
-              <w:t>"The biggest lesson that can be read from 70 years of AI research is that general methods that leverage computation are ultimately the most effective, and by a large margin... Human cleverness always tries to build human knowledge into the system, but computation always wins in the end."</w:t>
-              <w:br/>
+              <w:t xml:space="preserve">Figure 1: Physical Hardware Workbench. </w:t>
+            </w:r>
+            <w:r>
+              <w:rPr>
+                <w:sz w:val="13"/>
+              </w:rPr>
+              <w:t>Arty S7-25 on COM9 + Arduino Nano on COM10 running line-rate ITCH parsing alongside Mission Control.</w:t>
             </w:r>
           </w:p>
+        </w:tc>
+        <w:tc>
+          <w:tcPr>
+            <w:tcW w:type="dxa" w:w="5472"/>
+            <w:shd w:fill="F8FAFC"/>
+            <w:tcMar>
+              <w:top w:w="20" w:type="dxa"/>
+              <w:bottom w:w="20" w:type="dxa"/>
+              <w:left w:w="40" w:type="dxa"/>
+              <w:right w:w="40" w:type="dxa"/>
+            </w:tcMar>
+          </w:tcPr>
           <w:p>
             <w:pPr>
-              <w:spacing w:before="40" w:after="40"/>
-              <w:jc w:val="right"/>
+              <w:spacing w:before="20" w:after="0" w:line="240" w:lineRule="auto"/>
             </w:pPr>
             <w:r>
               <w:rPr>
-                <w:rFonts w:ascii="Calibri" w:hAnsi="Calibri"/>
                 <w:b/>
-                <w:color w:val="76B900"/>
-                <w:sz w:val="19"/>
+                <w:color w:val="111927"/>
+                <w:sz w:val="14"/>
               </w:rPr>
-              <w:t>-- Prof. Richard Sutton (The Bitter Lesson, 2019)</w:t>
+              <w:t xml:space="preserve">Figure 2: Silicon Power Report. </w:t>
+            </w:r>
+            <w:r>
+              <w:rPr>
+                <w:sz w:val="13"/>
+              </w:rPr>
+              <w:t>Vivado 2024.2 physical report: Measured 82 mW power, 25.5°C junction temp (3,049x efficiency vs Xeon).</w:t>
             </w:r>
           </w:p>
         </w:tc>
       </w:tr>
     </w:tbl>
     <w:p>
-      <w:pPr>
-        <w:spacing w:line="276" w:lineRule="auto" w:before="160" w:after="160"/>
-      </w:pPr>
       <w:r>
-        <w:t>By replacing handcrafted heuristics with continuous-time Leaky Integrate-and-Fire (LIF) spiking neural dynamics (Vm(t)), short-term synaptic plasticity, cycle-accurate line-rate FPGA digital logic, and massive GPU Tensor Core memory parallelization, our platform (</w:t>
-      </w:r>
-      <w:r>
-        <w:rPr>
-          <w:b/>
-        </w:rPr>
-        <w:t>NeuroQuant-LOB</w:t>
-      </w:r>
-      <w:r>
-        <w:t>) achieves four foundational breakthroughs:</w:t>
-        <w:br/>
+        <w:br w:type="page"/>
       </w:r>
     </w:p>
     <w:p>
       <w:pPr>
-        <w:pStyle w:val="ListBullet"/>
-        <w:spacing w:after="60"/>
+        <w:spacing w:before="0" w:after="40"/>
       </w:pPr>
       <w:r>
         <w:rPr>
+          <w:rFonts w:ascii="Calibri" w:hAnsi="Calibri"/>
           <w:b/>
-          <w:color w:val="111927"/>
+          <w:color w:val="76B900"/>
+          <w:sz w:val="17"/>
         </w:rPr>
-        <w:t xml:space="preserve">Sub-Microsecond Deterministic Latency: </w:t>
-      </w:r>
-      <w:r>
-        <w:t>P50 latency of 1.230 us and P99 tail latency of 2.451 us against an institutional SLA of &lt; 10.0 us across 100,000 packets (100% SLA compliance).</w:t>
+        <w:t>NVIDIA GRADUATE FELLOWSHIP 2026-2027 | PAGE 2 OF 2 | EMPIRICAL RESULTS, GPU WORK PLAN &amp; BUDGET</w:t>
       </w:r>
     </w:p>
     <w:p>
       <w:pPr>
-        <w:pStyle w:val="ListBullet"/>
-        <w:spacing w:after="60"/>
-      </w:pPr>
-      <w:r>
-        <w:rPr>
-          <w:b/>
-          <w:color w:val="111927"/>
-        </w:rPr>
-        <w:t xml:space="preserve">Elimination of Overfitting &amp; P-Hacking: </w:t>
-      </w:r>
-      <w:r>
-        <w:t>Deflated Sharpe Ratio (DSR) of 1.0000 across 500 walk-forward bootstrap trials, statistically refuting backtest overfitting.</w:t>
-      </w:r>
-    </w:p>
-    <w:p>
-      <w:pPr>
-        <w:pStyle w:val="ListBullet"/>
-        <w:spacing w:after="60"/>
-      </w:pPr>
-      <w:r>
-        <w:rPr>
-          <w:b/>
-          <w:color w:val="111927"/>
-        </w:rPr>
-        <w:t xml:space="preserve">Physical Silicon Timing Closure: </w:t>
-      </w:r>
-      <w:r>
-        <w:t>AMD Spartan-7 XC7S25 bitstream closed timing at 322.06 MHz (WNS = +0.894 ns), consuming only 1.64% of Slice LUTs (240 / 14,600) and 0 DSPs.</w:t>
-      </w:r>
-    </w:p>
-    <w:p>
-      <w:pPr>
-        <w:pStyle w:val="ListBullet"/>
-        <w:spacing w:after="60"/>
-      </w:pPr>
-      <w:r>
-        <w:rPr>
-          <w:b/>
-          <w:color w:val="111927"/>
-        </w:rPr>
-        <w:t xml:space="preserve">Unprecedented Thermal &amp; Power Efficiency: </w:t>
-      </w:r>
-      <w:r>
-        <w:t>Measured physical silicon power dissipation of only 82 milliwatts (0.082 W), delivering 3,049x greater throughput per watt than 250W Xeon server racks.</w:t>
-      </w:r>
-    </w:p>
-    <w:p>
-      <w:pPr>
-        <w:pStyle w:val="Heading1"/>
-        <w:spacing w:before="280" w:after="120"/>
-      </w:pPr>
-      <w:r>
-        <w:t>2. Problem Statement: The Triple Wall of Electronic Trading</w:t>
-      </w:r>
-    </w:p>
-    <w:p>
-      <w:pPr>
-        <w:spacing w:line="276" w:lineRule="auto" w:after="160"/>
-      </w:pPr>
-      <w:r>
-        <w:t>High-frequency market-making systems process millions of NASDAQ ITCH 5.0 order additions, cancellations, and executions per second. Today's commercial architectures have hit three interacting physical and computational walls:</w:t>
-      </w:r>
-    </w:p>
-    <w:p>
-      <w:pPr>
-        <w:pStyle w:val="ListBullet"/>
-        <w:spacing w:after="80"/>
-      </w:pPr>
-      <w:r>
-        <w:rPr>
-          <w:b/>
-          <w:color w:val="111927"/>
-        </w:rPr>
-        <w:t xml:space="preserve">1. The Memory Wall &amp; Pointer Indirection Bottleneck: </w:t>
-      </w:r>
-      <w:r>
-        <w:t>Conventional limit order books (LOBs) implemented on x86 CPUs rely on dynamic pointer data structures: red-black trees, AVL trees, and doubly-linked price lists (e.g., std::map). Every incoming packet requires traversing memory pointers. When a pointer dereference misses L1/L2 cache and hits main DRAM, the CPU stalls for 60-100 nanoseconds. At line-rate (where packets arrive every 200 nanoseconds), cache misses cause catastrophic queue spillover, dropping packets and blowing out tail latency.</w:t>
-      </w:r>
-    </w:p>
-    <w:p>
-      <w:pPr>
-        <w:pStyle w:val="ListBullet"/>
-        <w:spacing w:after="80"/>
-      </w:pPr>
-      <w:r>
-        <w:rPr>
-          <w:b/>
-          <w:color w:val="111927"/>
-        </w:rPr>
-        <w:t xml:space="preserve">2. Tail Latency Blowout (P99 Jitter) &amp; Operating System Noise: </w:t>
-      </w:r>
-      <w:r>
-        <w:t>While average (P50) software latency on CPUs can appear fast, operating system kernel interrupts, context switches, translation lookaside buffer (TLB) shootdowns, and thread preemption cause P99 and P99.9 tail latencies to blow out from 2 us to over 45 us. In competitive electronic liquidity provision, a delayed quote results in adverse selection--getting picked off by predatory flow.</w:t>
-      </w:r>
-    </w:p>
-    <w:p>
-      <w:pPr>
-        <w:pStyle w:val="ListBullet"/>
-        <w:spacing w:after="80"/>
-      </w:pPr>
-      <w:r>
-        <w:rPr>
-          <w:b/>
-          <w:color w:val="111927"/>
-        </w:rPr>
-        <w:t xml:space="preserve">3. The Handcrafted Heuristic Collapse: </w:t>
-      </w:r>
-      <w:r>
-        <w:t>The classical Avellaneda-Stoikov formula r(s, q, t) = s - q * gamma * sigma^2 * (T - t) assumes stationary Gaussian volatility and uncoupled Poisson order arrivals. In real market microstructure, order flows exhibit long-memory self-excitation (Hawkes processes) and heavy-tailed jump-diffusion (Student-t with nu=3.5, kurtosis &gt; 15). During rapid liquidity cascades, the linear penalty forces the algorithm to sell at the exact bottom of the waterfall, producing catastrophic drawdowns (-$926,616.29 in our empirical stress tests).</w:t>
-      </w:r>
-    </w:p>
-    <w:p>
-      <w:pPr>
-        <w:pStyle w:val="ListBullet"/>
-        <w:spacing w:after="80"/>
-      </w:pPr>
-      <w:r>
-        <w:rPr>
-          <w:b/>
-          <w:color w:val="111927"/>
-        </w:rPr>
-        <w:t xml:space="preserve">4. Regulatory Sub-3.5ns Pre-Trade Risk Verification (SEC Rule 15c3-5): </w:t>
-      </w:r>
-      <w:r>
-        <w:t>Mandatory market access regulations require that every single outbound order be vetted against fat-finger size limits, price collar deviations, and killswitches before reaching the exchange. Routing orders through a software risk layer adds 5 to 50 us of roundtrip latency, destroying execution alpha.</w:t>
-      </w:r>
-    </w:p>
-    <w:p>
-      <w:pPr>
-        <w:pStyle w:val="Heading1"/>
-        <w:spacing w:before="280" w:after="120"/>
-      </w:pPr>
-      <w:r>
-        <w:t>3. The Solution: Memory-Efficient Heterogeneous Silicon Co-Design</w:t>
-      </w:r>
-    </w:p>
-    <w:p>
-      <w:pPr>
-        <w:spacing w:line="276" w:lineRule="auto" w:after="160"/>
-      </w:pPr>
-      <w:r>
-        <w:t>To break the Memory Wall and eliminate heuristic failure modes, NeuroQuant-LOB introduces a bifurcated heterogeneous architecture that marries deterministic sub-microsecond FPGA line-rate parsing with massive NVIDIA GPU Tensor Core parallel analytics:</w:t>
-        <w:br/>
-      </w:r>
-    </w:p>
-    <w:p>
-      <w:pPr>
-        <w:pStyle w:val="ListBullet"/>
-        <w:spacing w:after="80"/>
-      </w:pPr>
-      <w:r>
-        <w:rPr>
-          <w:b/>
-          <w:color w:val="0E7490"/>
-        </w:rPr>
-        <w:t xml:space="preserve">FPGA Systolic Flat-Register LOB Pipeline: </w:t>
-      </w:r>
-      <w:r>
-        <w:t>We eliminate dynamic pointer data structures completely. Top-10 bid and ask price levels are held in hardware flip-flop registers directly on the FPGA die. When a new ITCH packet arrives, 10 parallel hardware comparators update the entire order ladder in exactly 1 clock cycle (10.0 ns), achieving zero pointer dereferences, zero DRAM stalls, and zero cache misses.</w:t>
-      </w:r>
-    </w:p>
-    <w:p>
-      <w:pPr>
-        <w:pStyle w:val="ListBullet"/>
-        <w:spacing w:after="80"/>
-      </w:pPr>
-      <w:r>
-        <w:rPr>
-          <w:b/>
-          <w:color w:val="0E7490"/>
-        </w:rPr>
-        <w:t xml:space="preserve">Hardware Combinational Pre-Trade Risk Gate (&lt; 3.5 ns): </w:t>
-      </w:r>
-      <w:r>
-        <w:t>Synthesized directly into FPGA digital logic, evaluating fat-finger share caps, price collar deviations, and emergency circuit breakers in &lt; 3.5 nanoseconds (&lt; 1 clock cycle @ 322 MHz) before the packet can physically exit the transceiver.</w:t>
-      </w:r>
-    </w:p>
-    <w:p>
-      <w:pPr>
-        <w:pStyle w:val="ListBullet"/>
-        <w:spacing w:after="80"/>
-      </w:pPr>
-      <w:r>
-        <w:rPr>
-          <w:b/>
-          <w:color w:val="0E7490"/>
-        </w:rPr>
-        <w:t xml:space="preserve">Continuous-Time Neuromorphic LIF Core: </w:t>
-      </w:r>
-      <w:r>
-        <w:t>Membrane potential dynamics tau_m * dV/dt = -(V - V_rest) + R*W*OFI implemented in Q16.16 DSP-free integer ALU logic. Short-term synaptic plasticity (Tsodyks-Markram) scales synaptic weight dynamically. The Gronwall Lyapunov stability theorem formally proves membrane potential remains bounded within &lt;= 50.0 mV under any finite market shock.</w:t>
-      </w:r>
-    </w:p>
-    <w:p>
-      <w:pPr>
-        <w:pStyle w:val="ListBullet"/>
-        <w:spacing w:after="80"/>
-      </w:pPr>
-      <w:r>
-        <w:rPr>
-          <w:b/>
-          <w:color w:val="0E7490"/>
-        </w:rPr>
-        <w:t xml:space="preserve">CuLOB: 50-Venue GPU Order Book in High-Bandwidth Memory: </w:t>
-      </w:r>
-      <w:r>
-        <w:t>The consolidated order book of 50 venues is represented as a contiguous Structure-of-Arrays (SoA) matrix in 8 TB/s HBM3e on NVIDIA Hopper H100 / Blackwell B200 GPUs. 32-thread CUDA warps execute bitonic sort primitives in Shared Memory (SRAM) with zero bank conflicts, saturating memory bandwidth at wire speed.</w:t>
-      </w:r>
-    </w:p>
-    <w:p>
-      <w:pPr>
-        <w:pStyle w:val="ListBullet"/>
-        <w:spacing w:after="80"/>
-      </w:pPr>
-      <w:r>
-        <w:rPr>
-          <w:b/>
-          <w:color w:val="0E7490"/>
-        </w:rPr>
-        <w:t xml:space="preserve">Zero-Copy GPUDirect RDMA Interconnect: </w:t>
-      </w:r>
-      <w:r>
-        <w:t>Ingested packets and reconstructed microstructure features are DMA-streamed directly from FPGA network FIFOs into GPU VRAM over PCIe Gen5, completely bypassing the Linux kernel network stack and CPU caches.</w:t>
-      </w:r>
-    </w:p>
-    <w:p>
-      <w:pPr>
-        <w:spacing w:before="200" w:after="40"/>
-        <w:jc w:val="center"/>
-      </w:pPr>
-      <w:r>
-        <w:drawing>
-          <wp:inline xmlns:a="http://schemas.openxmlformats.org/drawingml/2006/main" xmlns:pic="http://schemas.openxmlformats.org/drawingml/2006/picture">
-            <wp:extent cx="5669280" cy="2933712"/>
-            <wp:docPr id="2" name="Picture 2"/>
-            <wp:cNvGraphicFramePr>
-              <a:graphicFrameLocks noChangeAspect="1"/>
-            </wp:cNvGraphicFramePr>
-            <a:graphic>
-              <a:graphicData uri="http://schemas.openxmlformats.org/drawingml/2006/picture">
-                <pic:pic>
-                  <pic:nvPicPr>
-                    <pic:cNvPr id="0" name="Power.png"/>
-                    <pic:cNvPicPr/>
-                  </pic:nvPicPr>
-                  <pic:blipFill>
-                    <a:blip r:embed="rId11"/>
-                    <a:stretch>
-                      <a:fillRect/>
-                    </a:stretch>
-                  </pic:blipFill>
-                  <pic:spPr>
-                    <a:xfrm>
-                      <a:off x="0" y="0"/>
-                      <a:ext cx="5669280" cy="2933712"/>
-                    </a:xfrm>
-                    <a:prstGeom prst="rect"/>
-                  </pic:spPr>
-                </pic:pic>
-              </a:graphicData>
-            </a:graphic>
-          </wp:inline>
-        </w:drawing>
-      </w:r>
-    </w:p>
-    <w:p>
-      <w:pPr>
-        <w:spacing w:before="80" w:after="240"/>
-        <w:jc w:val="center"/>
+        <w:spacing w:before="60" w:after="40"/>
       </w:pPr>
       <w:r>
         <w:rPr>
@@ -775,52 +455,7 @@
           <w:color w:val="111927"/>
           <w:sz w:val="19"/>
         </w:rPr>
-        <w:t xml:space="preserve">Figure 2: Vivado Physical Silicon Power Analysis (Measured 82 mW Dissipation). </w:t>
-      </w:r>
-      <w:r>
-        <w:rPr>
-          <w:rFonts w:ascii="Calibri" w:hAnsi="Calibri"/>
-          <w:i/>
-          <w:color w:val="6C757D"/>
-          <w:sz w:val="18"/>
-        </w:rPr>
-        <w:t>AMD Vivado 2024.2 Power Report for the NeuroQuant-LOB Spartan-7 XC7S25 bitstream. Total on-chip power is exactly 0.082 W (82 milliwatts) with a junction temperature of 25.5 deg C and thermal margin of 59.5 deg C, establishing a 3,049x energy-efficiency superiority over legacy 250W Xeon HFT servers.</w:t>
-      </w:r>
-    </w:p>
-    <w:p>
-      <w:pPr>
-        <w:pStyle w:val="Heading1"/>
-        <w:spacing w:before="280" w:after="120"/>
-      </w:pPr>
-      <w:r>
-        <w:t>4. Empirical Stress Benchmark Results &amp; Physical Metrics</w:t>
-      </w:r>
-    </w:p>
-    <w:p>
-      <w:pPr>
-        <w:spacing w:line="276" w:lineRule="auto" w:after="160"/>
-      </w:pPr>
-      <w:r>
-        <w:t>To ensure absolute scientific rigor, NeuroQuant-LOB was subjected to a quad-panel adversarial stress suite mirroring the most severe market dislocations in modern financial history. Results were compared against the classical Avellaneda-Stoikov heuristic and a static DeepLOB CNN baseline:</w:t>
-      </w:r>
-    </w:p>
-    <w:p>
-      <w:pPr>
-        <w:spacing w:after="40"/>
-      </w:pPr>
-    </w:p>
-    <w:p>
-      <w:pPr>
-        <w:spacing w:after="80"/>
-      </w:pPr>
-      <w:r>
-        <w:rPr>
-          <w:rFonts w:ascii="Calibri" w:hAnsi="Calibri"/>
-          <w:b/>
-          <w:color w:val="111927"/>
-          <w:sz w:val="20"/>
-        </w:rPr>
-        <w:t>Table 1: Quad-Panel Adversarial Stress Benchmark Results</w:t>
+        <w:t>4. Empirical Stress Benchmark Results &amp; Physical Verification</w:t>
       </w:r>
     </w:p>
     <w:tbl>
@@ -831,26 +466,27 @@
         <w:tblLook w:firstColumn="1" w:firstRow="1" w:lastColumn="0" w:lastRow="0" w:noHBand="0" w:noVBand="1" w:val="04A0"/>
       </w:tblPr>
       <w:tblGrid>
-        <w:gridCol w:w="1872"/>
-        <w:gridCol w:w="1872"/>
-        <w:gridCol w:w="1872"/>
-        <w:gridCol w:w="1872"/>
-        <w:gridCol w:w="1872"/>
+        <w:gridCol w:w="2160"/>
+        <w:gridCol w:w="2160"/>
+        <w:gridCol w:w="2160"/>
+        <w:gridCol w:w="2160"/>
+        <w:gridCol w:w="2160"/>
       </w:tblGrid>
       <w:tr>
         <w:tc>
           <w:tcPr>
-            <w:tcW w:type="dxa" w:w="2592"/>
+            <w:tcW w:type="dxa" w:w="3168"/>
             <w:shd w:fill="111927"/>
             <w:tcMar>
-              <w:top w:w="140" w:type="dxa"/>
-              <w:bottom w:w="140" w:type="dxa"/>
-              <w:left w:w="160" w:type="dxa"/>
-              <w:right w:w="160" w:type="dxa"/>
+              <w:top w:w="60" w:type="dxa"/>
+              <w:bottom w:w="60" w:type="dxa"/>
+              <w:left w:w="80" w:type="dxa"/>
+              <w:right w:w="80" w:type="dxa"/>
             </w:tcMar>
           </w:tcPr>
           <w:p>
             <w:pPr>
+              <w:spacing w:before="0" w:after="0" w:line="240" w:lineRule="auto"/>
               <w:jc w:val="center"/>
             </w:pPr>
             <w:r>
@@ -858,61 +494,9 @@
                 <w:rFonts w:ascii="Calibri" w:hAnsi="Calibri"/>
                 <w:b/>
                 <w:color w:val="FFFFFF"/>
-                <w:sz w:val="19"/>
+                <w:sz w:val="15"/>
               </w:rPr>
               <w:t>Adversarial Stress Regime</w:t>
-            </w:r>
-          </w:p>
-        </w:tc>
-        <w:tc>
-          <w:tcPr>
-            <w:tcW w:type="dxa" w:w="1728"/>
-            <w:shd w:fill="111927"/>
-            <w:tcMar>
-              <w:top w:w="140" w:type="dxa"/>
-              <w:bottom w:w="140" w:type="dxa"/>
-              <w:left w:w="160" w:type="dxa"/>
-              <w:right w:w="160" w:type="dxa"/>
-            </w:tcMar>
-          </w:tcPr>
-          <w:p>
-            <w:pPr>
-              <w:jc w:val="center"/>
-            </w:pPr>
-            <w:r>
-              <w:rPr>
-                <w:rFonts w:ascii="Calibri" w:hAnsi="Calibri"/>
-                <w:b/>
-                <w:color w:val="FFFFFF"/>
-                <w:sz w:val="19"/>
-              </w:rPr>
-              <w:t>Classical Heuristic</w:t>
-            </w:r>
-          </w:p>
-        </w:tc>
-        <w:tc>
-          <w:tcPr>
-            <w:tcW w:type="dxa" w:w="1728"/>
-            <w:shd w:fill="111927"/>
-            <w:tcMar>
-              <w:top w:w="140" w:type="dxa"/>
-              <w:bottom w:w="140" w:type="dxa"/>
-              <w:left w:w="160" w:type="dxa"/>
-              <w:right w:w="160" w:type="dxa"/>
-            </w:tcMar>
-          </w:tcPr>
-          <w:p>
-            <w:pPr>
-              <w:jc w:val="center"/>
-            </w:pPr>
-            <w:r>
-              <w:rPr>
-                <w:rFonts w:ascii="Calibri" w:hAnsi="Calibri"/>
-                <w:b/>
-                <w:color w:val="FFFFFF"/>
-                <w:sz w:val="19"/>
-              </w:rPr>
-              <w:t>Static DeepLOB CNN</w:t>
             </w:r>
           </w:p>
         </w:tc>
@@ -921,14 +505,15 @@
             <w:tcW w:type="dxa" w:w="1872"/>
             <w:shd w:fill="111927"/>
             <w:tcMar>
-              <w:top w:w="140" w:type="dxa"/>
-              <w:bottom w:w="140" w:type="dxa"/>
-              <w:left w:w="160" w:type="dxa"/>
-              <w:right w:w="160" w:type="dxa"/>
+              <w:top w:w="60" w:type="dxa"/>
+              <w:bottom w:w="60" w:type="dxa"/>
+              <w:left w:w="80" w:type="dxa"/>
+              <w:right w:w="80" w:type="dxa"/>
             </w:tcMar>
           </w:tcPr>
           <w:p>
             <w:pPr>
+              <w:spacing w:before="0" w:after="0" w:line="240" w:lineRule="auto"/>
               <w:jc w:val="center"/>
             </w:pPr>
             <w:r>
@@ -936,7 +521,61 @@
                 <w:rFonts w:ascii="Calibri" w:hAnsi="Calibri"/>
                 <w:b/>
                 <w:color w:val="FFFFFF"/>
-                <w:sz w:val="19"/>
+                <w:sz w:val="15"/>
+              </w:rPr>
+              <w:t>Classical Heuristic</w:t>
+            </w:r>
+          </w:p>
+        </w:tc>
+        <w:tc>
+          <w:tcPr>
+            <w:tcW w:type="dxa" w:w="1872"/>
+            <w:shd w:fill="111927"/>
+            <w:tcMar>
+              <w:top w:w="60" w:type="dxa"/>
+              <w:bottom w:w="60" w:type="dxa"/>
+              <w:left w:w="80" w:type="dxa"/>
+              <w:right w:w="80" w:type="dxa"/>
+            </w:tcMar>
+          </w:tcPr>
+          <w:p>
+            <w:pPr>
+              <w:spacing w:before="0" w:after="0" w:line="240" w:lineRule="auto"/>
+              <w:jc w:val="center"/>
+            </w:pPr>
+            <w:r>
+              <w:rPr>
+                <w:rFonts w:ascii="Calibri" w:hAnsi="Calibri"/>
+                <w:b/>
+                <w:color w:val="FFFFFF"/>
+                <w:sz w:val="15"/>
+              </w:rPr>
+              <w:t>Static DeepLOB CNN</w:t>
+            </w:r>
+          </w:p>
+        </w:tc>
+        <w:tc>
+          <w:tcPr>
+            <w:tcW w:type="dxa" w:w="2016"/>
+            <w:shd w:fill="111927"/>
+            <w:tcMar>
+              <w:top w:w="60" w:type="dxa"/>
+              <w:bottom w:w="60" w:type="dxa"/>
+              <w:left w:w="80" w:type="dxa"/>
+              <w:right w:w="80" w:type="dxa"/>
+            </w:tcMar>
+          </w:tcPr>
+          <w:p>
+            <w:pPr>
+              <w:spacing w:before="0" w:after="0" w:line="240" w:lineRule="auto"/>
+              <w:jc w:val="center"/>
+            </w:pPr>
+            <w:r>
+              <w:rPr>
+                <w:rFonts w:ascii="Calibri" w:hAnsi="Calibri"/>
+                <w:b/>
+                <w:color w:val="FFFFFF"/>
+                <w:sz w:val="15"/>
               </w:rPr>
               <w:t>NeuroQuant Scaled SNN</w:t>
             </w:r>
@@ -944,17 +583,18 @@
         </w:tc>
         <w:tc>
           <w:tcPr>
-            <w:tcW w:type="dxa" w:w="1440"/>
+            <w:tcW w:type="dxa" w:w="1872"/>
             <w:shd w:fill="111927"/>
             <w:tcMar>
-              <w:top w:w="140" w:type="dxa"/>
-              <w:bottom w:w="140" w:type="dxa"/>
-              <w:left w:w="160" w:type="dxa"/>
-              <w:right w:w="160" w:type="dxa"/>
+              <w:top w:w="60" w:type="dxa"/>
+              <w:bottom w:w="60" w:type="dxa"/>
+              <w:left w:w="80" w:type="dxa"/>
+              <w:right w:w="80" w:type="dxa"/>
             </w:tcMar>
           </w:tcPr>
           <w:p>
             <w:pPr>
+              <w:spacing w:before="0" w:after="0" w:line="240" w:lineRule="auto"/>
               <w:jc w:val="center"/>
             </w:pPr>
             <w:r>
@@ -962,9 +602,807 @@
                 <w:rFonts w:ascii="Calibri" w:hAnsi="Calibri"/>
                 <w:b/>
                 <w:color w:val="FFFFFF"/>
-                <w:sz w:val="19"/>
+                <w:sz w:val="15"/>
               </w:rPr>
               <w:t>Empirical Margin</w:t>
+            </w:r>
+          </w:p>
+        </w:tc>
+      </w:tr>
+      <w:tr>
+        <w:tc>
+          <w:tcPr>
+            <w:tcW w:type="dxa" w:w="3168"/>
+            <w:shd w:fill="FFFFFF"/>
+            <w:tcMar>
+              <w:top w:w="40" w:type="dxa"/>
+              <w:bottom w:w="40" w:type="dxa"/>
+              <w:left w:w="80" w:type="dxa"/>
+              <w:right w:w="80" w:type="dxa"/>
+            </w:tcMar>
+          </w:tcPr>
+          <w:p>
+            <w:pPr>
+              <w:spacing w:before="0" w:after="0" w:line="240" w:lineRule="auto"/>
+              <w:jc w:val="left"/>
+            </w:pPr>
+            <w:r>
+              <w:rPr>
+                <w:rFonts w:ascii="Calibri" w:hAnsi="Calibri"/>
+                <w:color w:val="212529"/>
+                <w:sz w:val="14"/>
+              </w:rPr>
+              <w:t>1. 2010 Flash Crash (400% Volatility)</w:t>
+            </w:r>
+          </w:p>
+        </w:tc>
+        <w:tc>
+          <w:tcPr>
+            <w:tcW w:type="dxa" w:w="1872"/>
+            <w:shd w:fill="FFFFFF"/>
+            <w:tcMar>
+              <w:top w:w="40" w:type="dxa"/>
+              <w:bottom w:w="40" w:type="dxa"/>
+              <w:left w:w="80" w:type="dxa"/>
+              <w:right w:w="80" w:type="dxa"/>
+            </w:tcMar>
+          </w:tcPr>
+          <w:p>
+            <w:pPr>
+              <w:spacing w:before="0" w:after="0" w:line="240" w:lineRule="auto"/>
+              <w:jc w:val="right"/>
+            </w:pPr>
+            <w:r>
+              <w:rPr>
+                <w:rFonts w:ascii="Calibri" w:hAnsi="Calibri"/>
+                <w:color w:val="212529"/>
+                <w:sz w:val="14"/>
+              </w:rPr>
+              <w:t>Drawdown: -$926.6k</w:t>
+            </w:r>
+          </w:p>
+        </w:tc>
+        <w:tc>
+          <w:tcPr>
+            <w:tcW w:type="dxa" w:w="1872"/>
+            <w:shd w:fill="FFFFFF"/>
+            <w:tcMar>
+              <w:top w:w="40" w:type="dxa"/>
+              <w:bottom w:w="40" w:type="dxa"/>
+              <w:left w:w="80" w:type="dxa"/>
+              <w:right w:w="80" w:type="dxa"/>
+            </w:tcMar>
+          </w:tcPr>
+          <w:p>
+            <w:pPr>
+              <w:spacing w:before="0" w:after="0" w:line="240" w:lineRule="auto"/>
+              <w:jc w:val="right"/>
+            </w:pPr>
+            <w:r>
+              <w:rPr>
+                <w:rFonts w:ascii="Calibri" w:hAnsi="Calibri"/>
+                <w:color w:val="212529"/>
+                <w:sz w:val="14"/>
+              </w:rPr>
+              <w:t>Drawdown: -$48.2k</w:t>
+            </w:r>
+          </w:p>
+        </w:tc>
+        <w:tc>
+          <w:tcPr>
+            <w:tcW w:type="dxa" w:w="2016"/>
+            <w:shd w:fill="FFFFFF"/>
+            <w:tcMar>
+              <w:top w:w="40" w:type="dxa"/>
+              <w:bottom w:w="40" w:type="dxa"/>
+              <w:left w:w="80" w:type="dxa"/>
+              <w:right w:w="80" w:type="dxa"/>
+            </w:tcMar>
+          </w:tcPr>
+          <w:p>
+            <w:pPr>
+              <w:spacing w:before="0" w:after="0" w:line="240" w:lineRule="auto"/>
+              <w:jc w:val="right"/>
+            </w:pPr>
+            <w:r>
+              <w:rPr>
+                <w:rFonts w:ascii="Calibri" w:hAnsi="Calibri"/>
+                <w:color w:val="212529"/>
+                <w:sz w:val="14"/>
+              </w:rPr>
+              <w:t>Drawdown: -$7,365.97</w:t>
+            </w:r>
+          </w:p>
+        </w:tc>
+        <w:tc>
+          <w:tcPr>
+            <w:tcW w:type="dxa" w:w="1872"/>
+            <w:shd w:fill="FFFFFF"/>
+            <w:tcMar>
+              <w:top w:w="40" w:type="dxa"/>
+              <w:bottom w:w="40" w:type="dxa"/>
+              <w:left w:w="80" w:type="dxa"/>
+              <w:right w:w="80" w:type="dxa"/>
+            </w:tcMar>
+          </w:tcPr>
+          <w:p>
+            <w:pPr>
+              <w:spacing w:before="0" w:after="0" w:line="240" w:lineRule="auto"/>
+              <w:jc w:val="center"/>
+            </w:pPr>
+            <w:r>
+              <w:rPr>
+                <w:rFonts w:ascii="Calibri" w:hAnsi="Calibri"/>
+                <w:color w:val="212529"/>
+                <w:sz w:val="14"/>
+              </w:rPr>
+              <w:t>$919.2k Preserved</w:t>
+            </w:r>
+          </w:p>
+        </w:tc>
+      </w:tr>
+      <w:tr>
+        <w:tc>
+          <w:tcPr>
+            <w:tcW w:type="dxa" w:w="3168"/>
+            <w:shd w:fill="F8FAFC"/>
+            <w:tcMar>
+              <w:top w:w="40" w:type="dxa"/>
+              <w:bottom w:w="40" w:type="dxa"/>
+              <w:left w:w="80" w:type="dxa"/>
+              <w:right w:w="80" w:type="dxa"/>
+            </w:tcMar>
+          </w:tcPr>
+          <w:p>
+            <w:pPr>
+              <w:spacing w:before="0" w:after="0" w:line="240" w:lineRule="auto"/>
+              <w:jc w:val="left"/>
+            </w:pPr>
+            <w:r>
+              <w:rPr>
+                <w:rFonts w:ascii="Calibri" w:hAnsi="Calibri"/>
+                <w:color w:val="212529"/>
+                <w:sz w:val="14"/>
+              </w:rPr>
+              <w:t>2. Adversarial Spoofing (1,000 Whipsaws)</w:t>
+            </w:r>
+          </w:p>
+        </w:tc>
+        <w:tc>
+          <w:tcPr>
+            <w:tcW w:type="dxa" w:w="1872"/>
+            <w:shd w:fill="F8FAFC"/>
+            <w:tcMar>
+              <w:top w:w="40" w:type="dxa"/>
+              <w:bottom w:w="40" w:type="dxa"/>
+              <w:left w:w="80" w:type="dxa"/>
+              <w:right w:w="80" w:type="dxa"/>
+            </w:tcMar>
+          </w:tcPr>
+          <w:p>
+            <w:pPr>
+              <w:spacing w:before="0" w:after="0" w:line="240" w:lineRule="auto"/>
+              <w:jc w:val="right"/>
+            </w:pPr>
+            <w:r>
+              <w:rPr>
+                <w:rFonts w:ascii="Calibri" w:hAnsi="Calibri"/>
+                <w:color w:val="212529"/>
+                <w:sz w:val="14"/>
+              </w:rPr>
+              <w:t>False Alarms: 100.0%</w:t>
+            </w:r>
+          </w:p>
+        </w:tc>
+        <w:tc>
+          <w:tcPr>
+            <w:tcW w:type="dxa" w:w="1872"/>
+            <w:shd w:fill="F8FAFC"/>
+            <w:tcMar>
+              <w:top w:w="40" w:type="dxa"/>
+              <w:bottom w:w="40" w:type="dxa"/>
+              <w:left w:w="80" w:type="dxa"/>
+              <w:right w:w="80" w:type="dxa"/>
+            </w:tcMar>
+          </w:tcPr>
+          <w:p>
+            <w:pPr>
+              <w:spacing w:before="0" w:after="0" w:line="240" w:lineRule="auto"/>
+              <w:jc w:val="right"/>
+            </w:pPr>
+            <w:r>
+              <w:rPr>
+                <w:rFonts w:ascii="Calibri" w:hAnsi="Calibri"/>
+                <w:color w:val="212529"/>
+                <w:sz w:val="14"/>
+              </w:rPr>
+              <w:t>False Alarms: 24.5%</w:t>
+            </w:r>
+          </w:p>
+        </w:tc>
+        <w:tc>
+          <w:tcPr>
+            <w:tcW w:type="dxa" w:w="2016"/>
+            <w:shd w:fill="F8FAFC"/>
+            <w:tcMar>
+              <w:top w:w="40" w:type="dxa"/>
+              <w:bottom w:w="40" w:type="dxa"/>
+              <w:left w:w="80" w:type="dxa"/>
+              <w:right w:w="80" w:type="dxa"/>
+            </w:tcMar>
+          </w:tcPr>
+          <w:p>
+            <w:pPr>
+              <w:spacing w:before="0" w:after="0" w:line="240" w:lineRule="auto"/>
+              <w:jc w:val="right"/>
+            </w:pPr>
+            <w:r>
+              <w:rPr>
+                <w:rFonts w:ascii="Calibri" w:hAnsi="Calibri"/>
+                <w:color w:val="212529"/>
+                <w:sz w:val="14"/>
+              </w:rPr>
+              <w:t>False Alarms: 0.0%</w:t>
+            </w:r>
+          </w:p>
+        </w:tc>
+        <w:tc>
+          <w:tcPr>
+            <w:tcW w:type="dxa" w:w="1872"/>
+            <w:shd w:fill="F8FAFC"/>
+            <w:tcMar>
+              <w:top w:w="40" w:type="dxa"/>
+              <w:bottom w:w="40" w:type="dxa"/>
+              <w:left w:w="80" w:type="dxa"/>
+              <w:right w:w="80" w:type="dxa"/>
+            </w:tcMar>
+          </w:tcPr>
+          <w:p>
+            <w:pPr>
+              <w:spacing w:before="0" w:after="0" w:line="240" w:lineRule="auto"/>
+              <w:jc w:val="center"/>
+            </w:pPr>
+            <w:r>
+              <w:rPr>
+                <w:rFonts w:ascii="Calibri" w:hAnsi="Calibri"/>
+                <w:color w:val="212529"/>
+                <w:sz w:val="14"/>
+              </w:rPr>
+              <w:t>100% Noise Rejection</w:t>
+            </w:r>
+          </w:p>
+        </w:tc>
+      </w:tr>
+      <w:tr>
+        <w:tc>
+          <w:tcPr>
+            <w:tcW w:type="dxa" w:w="3168"/>
+            <w:shd w:fill="FFFFFF"/>
+            <w:tcMar>
+              <w:top w:w="40" w:type="dxa"/>
+              <w:bottom w:w="40" w:type="dxa"/>
+              <w:left w:w="80" w:type="dxa"/>
+              <w:right w:w="80" w:type="dxa"/>
+            </w:tcMar>
+          </w:tcPr>
+          <w:p>
+            <w:pPr>
+              <w:spacing w:before="0" w:after="0" w:line="240" w:lineRule="auto"/>
+              <w:jc w:val="left"/>
+            </w:pPr>
+            <w:r>
+              <w:rPr>
+                <w:rFonts w:ascii="Calibri" w:hAnsi="Calibri"/>
+                <w:color w:val="212529"/>
+                <w:sz w:val="14"/>
+              </w:rPr>
+              <w:t>3. Student-t Jumps (nu=3.5, Kurtosis&gt;15)</w:t>
+            </w:r>
+          </w:p>
+        </w:tc>
+        <w:tc>
+          <w:tcPr>
+            <w:tcW w:type="dxa" w:w="1872"/>
+            <w:shd w:fill="FFFFFF"/>
+            <w:tcMar>
+              <w:top w:w="40" w:type="dxa"/>
+              <w:bottom w:w="40" w:type="dxa"/>
+              <w:left w:w="80" w:type="dxa"/>
+              <w:right w:w="80" w:type="dxa"/>
+            </w:tcMar>
+          </w:tcPr>
+          <w:p>
+            <w:pPr>
+              <w:spacing w:before="0" w:after="0" w:line="240" w:lineRule="auto"/>
+              <w:jc w:val="right"/>
+            </w:pPr>
+            <w:r>
+              <w:rPr>
+                <w:rFonts w:ascii="Calibri" w:hAnsi="Calibri"/>
+                <w:color w:val="212529"/>
+                <w:sz w:val="14"/>
+              </w:rPr>
+              <w:t>Model Divergence</w:t>
+            </w:r>
+          </w:p>
+        </w:tc>
+        <w:tc>
+          <w:tcPr>
+            <w:tcW w:type="dxa" w:w="1872"/>
+            <w:shd w:fill="FFFFFF"/>
+            <w:tcMar>
+              <w:top w:w="40" w:type="dxa"/>
+              <w:bottom w:w="40" w:type="dxa"/>
+              <w:left w:w="80" w:type="dxa"/>
+              <w:right w:w="80" w:type="dxa"/>
+            </w:tcMar>
+          </w:tcPr>
+          <w:p>
+            <w:pPr>
+              <w:spacing w:before="0" w:after="0" w:line="240" w:lineRule="auto"/>
+              <w:jc w:val="right"/>
+            </w:pPr>
+            <w:r>
+              <w:rPr>
+                <w:rFonts w:ascii="Calibri" w:hAnsi="Calibri"/>
+                <w:color w:val="212529"/>
+                <w:sz w:val="14"/>
+              </w:rPr>
+              <w:t>Latency Degraded</w:t>
+            </w:r>
+          </w:p>
+        </w:tc>
+        <w:tc>
+          <w:tcPr>
+            <w:tcW w:type="dxa" w:w="2016"/>
+            <w:shd w:fill="FFFFFF"/>
+            <w:tcMar>
+              <w:top w:w="40" w:type="dxa"/>
+              <w:bottom w:w="40" w:type="dxa"/>
+              <w:left w:w="80" w:type="dxa"/>
+              <w:right w:w="80" w:type="dxa"/>
+            </w:tcMar>
+          </w:tcPr>
+          <w:p>
+            <w:pPr>
+              <w:spacing w:before="0" w:after="0" w:line="240" w:lineRule="auto"/>
+              <w:jc w:val="right"/>
+            </w:pPr>
+            <w:r>
+              <w:rPr>
+                <w:rFonts w:ascii="Calibri" w:hAnsi="Calibri"/>
+                <w:color w:val="212529"/>
+                <w:sz w:val="14"/>
+              </w:rPr>
+              <w:t>Bounded &lt;= 50.0 mV</w:t>
+            </w:r>
+          </w:p>
+        </w:tc>
+        <w:tc>
+          <w:tcPr>
+            <w:tcW w:type="dxa" w:w="1872"/>
+            <w:shd w:fill="FFFFFF"/>
+            <w:tcMar>
+              <w:top w:w="40" w:type="dxa"/>
+              <w:bottom w:w="40" w:type="dxa"/>
+              <w:left w:w="80" w:type="dxa"/>
+              <w:right w:w="80" w:type="dxa"/>
+            </w:tcMar>
+          </w:tcPr>
+          <w:p>
+            <w:pPr>
+              <w:spacing w:before="0" w:after="0" w:line="240" w:lineRule="auto"/>
+              <w:jc w:val="center"/>
+            </w:pPr>
+            <w:r>
+              <w:rPr>
+                <w:rFonts w:ascii="Calibri" w:hAnsi="Calibri"/>
+                <w:color w:val="212529"/>
+                <w:sz w:val="14"/>
+              </w:rPr>
+              <w:t>Lyapunov Invariant</w:t>
+            </w:r>
+          </w:p>
+        </w:tc>
+      </w:tr>
+      <w:tr>
+        <w:tc>
+          <w:tcPr>
+            <w:tcW w:type="dxa" w:w="3168"/>
+            <w:shd w:fill="F8FAFC"/>
+            <w:tcMar>
+              <w:top w:w="40" w:type="dxa"/>
+              <w:bottom w:w="40" w:type="dxa"/>
+              <w:left w:w="80" w:type="dxa"/>
+              <w:right w:w="80" w:type="dxa"/>
+            </w:tcMar>
+          </w:tcPr>
+          <w:p>
+            <w:pPr>
+              <w:spacing w:before="0" w:after="0" w:line="240" w:lineRule="auto"/>
+              <w:jc w:val="left"/>
+            </w:pPr>
+            <w:r>
+              <w:rPr>
+                <w:rFonts w:ascii="Calibri" w:hAnsi="Calibri"/>
+                <w:color w:val="212529"/>
+                <w:sz w:val="14"/>
+              </w:rPr>
+              <w:t>4. 99% Toxic Flow (Glosten-Milgrom)</w:t>
+            </w:r>
+          </w:p>
+        </w:tc>
+        <w:tc>
+          <w:tcPr>
+            <w:tcW w:type="dxa" w:w="1872"/>
+            <w:shd w:fill="F8FAFC"/>
+            <w:tcMar>
+              <w:top w:w="40" w:type="dxa"/>
+              <w:bottom w:w="40" w:type="dxa"/>
+              <w:left w:w="80" w:type="dxa"/>
+              <w:right w:w="80" w:type="dxa"/>
+            </w:tcMar>
+          </w:tcPr>
+          <w:p>
+            <w:pPr>
+              <w:spacing w:before="0" w:after="0" w:line="240" w:lineRule="auto"/>
+              <w:jc w:val="right"/>
+            </w:pPr>
+            <w:r>
+              <w:rPr>
+                <w:rFonts w:ascii="Calibri" w:hAnsi="Calibri"/>
+                <w:color w:val="212529"/>
+                <w:sz w:val="14"/>
+              </w:rPr>
+              <w:t>Slippage: 28.50 bps</w:t>
+            </w:r>
+          </w:p>
+        </w:tc>
+        <w:tc>
+          <w:tcPr>
+            <w:tcW w:type="dxa" w:w="1872"/>
+            <w:shd w:fill="F8FAFC"/>
+            <w:tcMar>
+              <w:top w:w="40" w:type="dxa"/>
+              <w:bottom w:w="40" w:type="dxa"/>
+              <w:left w:w="80" w:type="dxa"/>
+              <w:right w:w="80" w:type="dxa"/>
+            </w:tcMar>
+          </w:tcPr>
+          <w:p>
+            <w:pPr>
+              <w:spacing w:before="0" w:after="0" w:line="240" w:lineRule="auto"/>
+              <w:jc w:val="right"/>
+            </w:pPr>
+            <w:r>
+              <w:rPr>
+                <w:rFonts w:ascii="Calibri" w:hAnsi="Calibri"/>
+                <w:color w:val="212529"/>
+                <w:sz w:val="14"/>
+              </w:rPr>
+              <w:t>Slippage: 8.20 bps</w:t>
+            </w:r>
+          </w:p>
+        </w:tc>
+        <w:tc>
+          <w:tcPr>
+            <w:tcW w:type="dxa" w:w="2016"/>
+            <w:shd w:fill="F8FAFC"/>
+            <w:tcMar>
+              <w:top w:w="40" w:type="dxa"/>
+              <w:bottom w:w="40" w:type="dxa"/>
+              <w:left w:w="80" w:type="dxa"/>
+              <w:right w:w="80" w:type="dxa"/>
+            </w:tcMar>
+          </w:tcPr>
+          <w:p>
+            <w:pPr>
+              <w:spacing w:before="0" w:after="0" w:line="240" w:lineRule="auto"/>
+              <w:jc w:val="right"/>
+            </w:pPr>
+            <w:r>
+              <w:rPr>
+                <w:rFonts w:ascii="Calibri" w:hAnsi="Calibri"/>
+                <w:color w:val="212529"/>
+                <w:sz w:val="14"/>
+              </w:rPr>
+              <w:t>Slippage: 0.14 bps</w:t>
+            </w:r>
+          </w:p>
+        </w:tc>
+        <w:tc>
+          <w:tcPr>
+            <w:tcW w:type="dxa" w:w="1872"/>
+            <w:shd w:fill="F8FAFC"/>
+            <w:tcMar>
+              <w:top w:w="40" w:type="dxa"/>
+              <w:bottom w:w="40" w:type="dxa"/>
+              <w:left w:w="80" w:type="dxa"/>
+              <w:right w:w="80" w:type="dxa"/>
+            </w:tcMar>
+          </w:tcPr>
+          <w:p>
+            <w:pPr>
+              <w:spacing w:before="0" w:after="0" w:line="240" w:lineRule="auto"/>
+              <w:jc w:val="center"/>
+            </w:pPr>
+            <w:r>
+              <w:rPr>
+                <w:rFonts w:ascii="Calibri" w:hAnsi="Calibri"/>
+                <w:color w:val="212529"/>
+                <w:sz w:val="14"/>
+              </w:rPr>
+              <w:t>$524.6k Saved</w:t>
+            </w:r>
+          </w:p>
+        </w:tc>
+      </w:tr>
+      <w:tr>
+        <w:tc>
+          <w:tcPr>
+            <w:tcW w:type="dxa" w:w="3168"/>
+            <w:shd w:fill="FFFFFF"/>
+            <w:tcMar>
+              <w:top w:w="40" w:type="dxa"/>
+              <w:bottom w:w="40" w:type="dxa"/>
+              <w:left w:w="80" w:type="dxa"/>
+              <w:right w:w="80" w:type="dxa"/>
+            </w:tcMar>
+          </w:tcPr>
+          <w:p>
+            <w:pPr>
+              <w:spacing w:before="0" w:after="0" w:line="240" w:lineRule="auto"/>
+              <w:jc w:val="left"/>
+            </w:pPr>
+            <w:r>
+              <w:rPr>
+                <w:rFonts w:ascii="Calibri" w:hAnsi="Calibri"/>
+                <w:color w:val="212529"/>
+                <w:sz w:val="14"/>
+              </w:rPr>
+              <w:t>5. 50-Venue Desynchronization</w:t>
+            </w:r>
+          </w:p>
+        </w:tc>
+        <w:tc>
+          <w:tcPr>
+            <w:tcW w:type="dxa" w:w="1872"/>
+            <w:shd w:fill="FFFFFF"/>
+            <w:tcMar>
+              <w:top w:w="40" w:type="dxa"/>
+              <w:bottom w:w="40" w:type="dxa"/>
+              <w:left w:w="80" w:type="dxa"/>
+              <w:right w:w="80" w:type="dxa"/>
+            </w:tcMar>
+          </w:tcPr>
+          <w:p>
+            <w:pPr>
+              <w:spacing w:before="0" w:after="0" w:line="240" w:lineRule="auto"/>
+              <w:jc w:val="right"/>
+            </w:pPr>
+            <w:r>
+              <w:rPr>
+                <w:rFonts w:ascii="Calibri" w:hAnsi="Calibri"/>
+                <w:color w:val="212529"/>
+                <w:sz w:val="14"/>
+              </w:rPr>
+              <w:t>Queue Stalls (&gt;100us)</w:t>
+            </w:r>
+          </w:p>
+        </w:tc>
+        <w:tc>
+          <w:tcPr>
+            <w:tcW w:type="dxa" w:w="1872"/>
+            <w:shd w:fill="FFFFFF"/>
+            <w:tcMar>
+              <w:top w:w="40" w:type="dxa"/>
+              <w:bottom w:w="40" w:type="dxa"/>
+              <w:left w:w="80" w:type="dxa"/>
+              <w:right w:w="80" w:type="dxa"/>
+            </w:tcMar>
+          </w:tcPr>
+          <w:p>
+            <w:pPr>
+              <w:spacing w:before="0" w:after="0" w:line="240" w:lineRule="auto"/>
+              <w:jc w:val="right"/>
+            </w:pPr>
+            <w:r>
+              <w:rPr>
+                <w:rFonts w:ascii="Calibri" w:hAnsi="Calibri"/>
+                <w:color w:val="212529"/>
+                <w:sz w:val="14"/>
+              </w:rPr>
+              <w:t>Unviable (&gt;25us)</w:t>
+            </w:r>
+          </w:p>
+        </w:tc>
+        <w:tc>
+          <w:tcPr>
+            <w:tcW w:type="dxa" w:w="2016"/>
+            <w:shd w:fill="FFFFFF"/>
+            <w:tcMar>
+              <w:top w:w="40" w:type="dxa"/>
+              <w:bottom w:w="40" w:type="dxa"/>
+              <w:left w:w="80" w:type="dxa"/>
+              <w:right w:w="80" w:type="dxa"/>
+            </w:tcMar>
+          </w:tcPr>
+          <w:p>
+            <w:pPr>
+              <w:spacing w:before="0" w:after="0" w:line="240" w:lineRule="auto"/>
+              <w:jc w:val="right"/>
+            </w:pPr>
+            <w:r>
+              <w:rPr>
+                <w:rFonts w:ascii="Calibri" w:hAnsi="Calibri"/>
+                <w:color w:val="212529"/>
+                <w:sz w:val="14"/>
+              </w:rPr>
+              <w:t>48.7x GPU Speedup</w:t>
+            </w:r>
+          </w:p>
+        </w:tc>
+        <w:tc>
+          <w:tcPr>
+            <w:tcW w:type="dxa" w:w="1872"/>
+            <w:shd w:fill="FFFFFF"/>
+            <w:tcMar>
+              <w:top w:w="40" w:type="dxa"/>
+              <w:bottom w:w="40" w:type="dxa"/>
+              <w:left w:w="80" w:type="dxa"/>
+              <w:right w:w="80" w:type="dxa"/>
+            </w:tcMar>
+          </w:tcPr>
+          <w:p>
+            <w:pPr>
+              <w:spacing w:before="0" w:after="0" w:line="240" w:lineRule="auto"/>
+              <w:jc w:val="center"/>
+            </w:pPr>
+            <w:r>
+              <w:rPr>
+                <w:rFonts w:ascii="Calibri" w:hAnsi="Calibri"/>
+                <w:color w:val="212529"/>
+                <w:sz w:val="14"/>
+              </w:rPr>
+              <w:t>Wire-Speed Synced</w:t>
+            </w:r>
+          </w:p>
+        </w:tc>
+      </w:tr>
+    </w:tbl>
+    <w:p>
+      <w:pPr>
+        <w:spacing w:before="80" w:after="40"/>
+      </w:pPr>
+      <w:r>
+        <w:rPr>
+          <w:rFonts w:ascii="Calibri" w:hAnsi="Calibri"/>
+          <w:b/>
+          <w:color w:val="111927"/>
+          <w:sz w:val="17"/>
+        </w:rPr>
+        <w:t>Table 2: Physical Silicon Utilization &amp; Institutional Sub-10 Microsecond FIX SLA Certification</w:t>
+      </w:r>
+    </w:p>
+    <w:tbl>
+      <w:tblPr>
+        <w:tblW w:type="auto" w:w="0"/>
+        <w:jc w:val="center"/>
+        <w:tblLayout w:type="fixed"/>
+        <w:tblLook w:firstColumn="1" w:firstRow="1" w:lastColumn="0" w:lastRow="0" w:noHBand="0" w:noVBand="1" w:val="04A0"/>
+      </w:tblPr>
+      <w:tblGrid>
+        <w:gridCol w:w="2700"/>
+        <w:gridCol w:w="2700"/>
+        <w:gridCol w:w="2700"/>
+        <w:gridCol w:w="2700"/>
+      </w:tblGrid>
+      <w:tr>
+        <w:tc>
+          <w:tcPr>
+            <w:tcW w:type="dxa" w:w="2592"/>
+            <w:shd w:fill="111927"/>
+            <w:tcMar>
+              <w:top w:w="60" w:type="dxa"/>
+              <w:bottom w:w="60" w:type="dxa"/>
+              <w:left w:w="80" w:type="dxa"/>
+              <w:right w:w="80" w:type="dxa"/>
+            </w:tcMar>
+          </w:tcPr>
+          <w:p>
+            <w:pPr>
+              <w:spacing w:before="0" w:after="0" w:line="240" w:lineRule="auto"/>
+              <w:jc w:val="center"/>
+            </w:pPr>
+            <w:r>
+              <w:rPr>
+                <w:rFonts w:ascii="Calibri" w:hAnsi="Calibri"/>
+                <w:b/>
+                <w:color w:val="FFFFFF"/>
+                <w:sz w:val="15"/>
+              </w:rPr>
+              <w:t>Hardware Metric (Spartan-7)</w:t>
+            </w:r>
+          </w:p>
+        </w:tc>
+        <w:tc>
+          <w:tcPr>
+            <w:tcW w:type="dxa" w:w="2736"/>
+            <w:shd w:fill="111927"/>
+            <w:tcMar>
+              <w:top w:w="60" w:type="dxa"/>
+              <w:bottom w:w="60" w:type="dxa"/>
+              <w:left w:w="80" w:type="dxa"/>
+              <w:right w:w="80" w:type="dxa"/>
+            </w:tcMar>
+          </w:tcPr>
+          <w:p>
+            <w:pPr>
+              <w:spacing w:before="0" w:after="0" w:line="240" w:lineRule="auto"/>
+              <w:jc w:val="center"/>
+            </w:pPr>
+            <w:r>
+              <w:rPr>
+                <w:rFonts w:ascii="Calibri" w:hAnsi="Calibri"/>
+                <w:b/>
+                <w:color w:val="FFFFFF"/>
+                <w:sz w:val="15"/>
+              </w:rPr>
+              <w:t>Silicon Value</w:t>
+            </w:r>
+          </w:p>
+        </w:tc>
+        <w:tc>
+          <w:tcPr>
+            <w:tcW w:type="dxa" w:w="2592"/>
+            <w:shd w:fill="111927"/>
+            <w:tcMar>
+              <w:top w:w="60" w:type="dxa"/>
+              <w:bottom w:w="60" w:type="dxa"/>
+              <w:left w:w="80" w:type="dxa"/>
+              <w:right w:w="80" w:type="dxa"/>
+            </w:tcMar>
+          </w:tcPr>
+          <w:p>
+            <w:pPr>
+              <w:spacing w:before="0" w:after="0" w:line="240" w:lineRule="auto"/>
+              <w:jc w:val="center"/>
+            </w:pPr>
+            <w:r>
+              <w:rPr>
+                <w:rFonts w:ascii="Calibri" w:hAnsi="Calibri"/>
+                <w:b/>
+                <w:color w:val="FFFFFF"/>
+                <w:sz w:val="15"/>
+              </w:rPr>
+              <w:t>Performance Metric</w:t>
+            </w:r>
+          </w:p>
+        </w:tc>
+        <w:tc>
+          <w:tcPr>
+            <w:tcW w:type="dxa" w:w="2880"/>
+            <w:shd w:fill="111927"/>
+            <w:tcMar>
+              <w:top w:w="60" w:type="dxa"/>
+              <w:bottom w:w="60" w:type="dxa"/>
+              <w:left w:w="80" w:type="dxa"/>
+              <w:right w:w="80" w:type="dxa"/>
+            </w:tcMar>
+          </w:tcPr>
+          <w:p>
+            <w:pPr>
+              <w:spacing w:before="0" w:after="0" w:line="240" w:lineRule="auto"/>
+              <w:jc w:val="center"/>
+            </w:pPr>
+            <w:r>
+              <w:rPr>
+                <w:rFonts w:ascii="Calibri" w:hAnsi="Calibri"/>
+                <w:b/>
+                <w:color w:val="FFFFFF"/>
+                <w:sz w:val="15"/>
+              </w:rPr>
+              <w:t>Measured Value / SLA</w:t>
             </w:r>
           </w:p>
         </w:tc>
@@ -975,123 +1413,102 @@
             <w:tcW w:type="dxa" w:w="2592"/>
             <w:shd w:fill="FFFFFF"/>
             <w:tcMar>
-              <w:top w:w="100" w:type="dxa"/>
-              <w:bottom w:w="100" w:type="dxa"/>
-              <w:left w:w="140" w:type="dxa"/>
-              <w:right w:w="140" w:type="dxa"/>
+              <w:top w:w="40" w:type="dxa"/>
+              <w:bottom w:w="40" w:type="dxa"/>
+              <w:left w:w="80" w:type="dxa"/>
+              <w:right w:w="80" w:type="dxa"/>
             </w:tcMar>
           </w:tcPr>
           <w:p>
             <w:pPr>
+              <w:spacing w:before="0" w:after="0" w:line="240" w:lineRule="auto"/>
               <w:jc w:val="left"/>
             </w:pPr>
             <w:r>
               <w:rPr>
                 <w:rFonts w:ascii="Calibri" w:hAnsi="Calibri"/>
                 <w:color w:val="212529"/>
-                <w:sz w:val="18"/>
+                <w:sz w:val="14"/>
               </w:rPr>
-              <w:t>1. 2010 Flash Crash (400% Volatility Spike)</w:t>
+              <w:t>Slice LUT Utilization</w:t>
             </w:r>
           </w:p>
         </w:tc>
         <w:tc>
           <w:tcPr>
-            <w:tcW w:type="dxa" w:w="1728"/>
+            <w:tcW w:type="dxa" w:w="2736"/>
             <w:shd w:fill="FFFFFF"/>
             <w:tcMar>
-              <w:top w:w="100" w:type="dxa"/>
-              <w:bottom w:w="100" w:type="dxa"/>
-              <w:left w:w="140" w:type="dxa"/>
-              <w:right w:w="140" w:type="dxa"/>
+              <w:top w:w="40" w:type="dxa"/>
+              <w:bottom w:w="40" w:type="dxa"/>
+              <w:left w:w="80" w:type="dxa"/>
+              <w:right w:w="80" w:type="dxa"/>
             </w:tcMar>
           </w:tcPr>
           <w:p>
             <w:pPr>
-              <w:jc w:val="right"/>
-            </w:pPr>
-            <w:r>
-              <w:rPr>
-                <w:rFonts w:ascii="Calibri" w:hAnsi="Calibri"/>
-                <w:color w:val="212529"/>
-                <w:sz w:val="18"/>
-              </w:rPr>
-              <w:t>Drawdown: -$926.6k</w:t>
-            </w:r>
-          </w:p>
-        </w:tc>
-        <w:tc>
-          <w:tcPr>
-            <w:tcW w:type="dxa" w:w="1728"/>
-            <w:shd w:fill="FFFFFF"/>
-            <w:tcMar>
-              <w:top w:w="100" w:type="dxa"/>
-              <w:bottom w:w="100" w:type="dxa"/>
-              <w:left w:w="140" w:type="dxa"/>
-              <w:right w:w="140" w:type="dxa"/>
-            </w:tcMar>
-          </w:tcPr>
-          <w:p>
-            <w:pPr>
-              <w:jc w:val="right"/>
-            </w:pPr>
-            <w:r>
-              <w:rPr>
-                <w:rFonts w:ascii="Calibri" w:hAnsi="Calibri"/>
-                <w:color w:val="212529"/>
-                <w:sz w:val="18"/>
-              </w:rPr>
-              <w:t>Drawdown: -$48.2k</w:t>
-            </w:r>
-          </w:p>
-        </w:tc>
-        <w:tc>
-          <w:tcPr>
-            <w:tcW w:type="dxa" w:w="1872"/>
-            <w:shd w:fill="FFFFFF"/>
-            <w:tcMar>
-              <w:top w:w="100" w:type="dxa"/>
-              <w:bottom w:w="100" w:type="dxa"/>
-              <w:left w:w="140" w:type="dxa"/>
-              <w:right w:w="140" w:type="dxa"/>
-            </w:tcMar>
-          </w:tcPr>
-          <w:p>
-            <w:pPr>
-              <w:jc w:val="right"/>
-            </w:pPr>
-            <w:r>
-              <w:rPr>
-                <w:rFonts w:ascii="Calibri" w:hAnsi="Calibri"/>
-                <w:color w:val="212529"/>
-                <w:sz w:val="18"/>
-              </w:rPr>
-              <w:t>Drawdown: -$7,365.97</w:t>
-            </w:r>
-          </w:p>
-        </w:tc>
-        <w:tc>
-          <w:tcPr>
-            <w:tcW w:type="dxa" w:w="1440"/>
-            <w:shd w:fill="FFFFFF"/>
-            <w:tcMar>
-              <w:top w:w="100" w:type="dxa"/>
-              <w:bottom w:w="100" w:type="dxa"/>
-              <w:left w:w="140" w:type="dxa"/>
-              <w:right w:w="140" w:type="dxa"/>
-            </w:tcMar>
-          </w:tcPr>
-          <w:p>
-            <w:pPr>
+              <w:spacing w:before="0" w:after="0" w:line="240" w:lineRule="auto"/>
               <w:jc w:val="center"/>
             </w:pPr>
             <w:r>
               <w:rPr>
                 <w:rFonts w:ascii="Calibri" w:hAnsi="Calibri"/>
                 <w:color w:val="212529"/>
-                <w:sz w:val="18"/>
+                <w:sz w:val="14"/>
               </w:rPr>
-              <w:t>$919.2k Saved</w:t>
+              <w:t>240 / 14,600 (1.64%)</w:t>
+            </w:r>
+          </w:p>
+        </w:tc>
+        <w:tc>
+          <w:tcPr>
+            <w:tcW w:type="dxa" w:w="2592"/>
+            <w:shd w:fill="FFFFFF"/>
+            <w:tcMar>
+              <w:top w:w="40" w:type="dxa"/>
+              <w:bottom w:w="40" w:type="dxa"/>
+              <w:left w:w="80" w:type="dxa"/>
+              <w:right w:w="80" w:type="dxa"/>
+            </w:tcMar>
+          </w:tcPr>
+          <w:p>
+            <w:pPr>
+              <w:spacing w:before="0" w:after="0" w:line="240" w:lineRule="auto"/>
+              <w:jc w:val="left"/>
+            </w:pPr>
+            <w:r>
+              <w:rPr>
+                <w:rFonts w:ascii="Calibri" w:hAnsi="Calibri"/>
+                <w:color w:val="212529"/>
+                <w:sz w:val="14"/>
+              </w:rPr>
+              <w:t>Median Latency (P50)</w:t>
+            </w:r>
+          </w:p>
+        </w:tc>
+        <w:tc>
+          <w:tcPr>
+            <w:tcW w:type="dxa" w:w="2880"/>
+            <w:shd w:fill="FFFFFF"/>
+            <w:tcMar>
+              <w:top w:w="40" w:type="dxa"/>
+              <w:bottom w:w="40" w:type="dxa"/>
+              <w:left w:w="80" w:type="dxa"/>
+              <w:right w:w="80" w:type="dxa"/>
+            </w:tcMar>
+          </w:tcPr>
+          <w:p>
+            <w:pPr>
+              <w:spacing w:before="0" w:after="0" w:line="240" w:lineRule="auto"/>
+              <w:jc w:val="center"/>
+            </w:pPr>
+            <w:r>
+              <w:rPr>
+                <w:rFonts w:ascii="Calibri" w:hAnsi="Calibri"/>
+                <w:color w:val="212529"/>
+                <w:sz w:val="14"/>
+              </w:rPr>
+              <w:t>1.230 us (SLA &lt; 5.0 us) [PASS]</w:t>
             </w:r>
           </w:p>
         </w:tc>
@@ -1102,123 +1519,102 @@
             <w:tcW w:type="dxa" w:w="2592"/>
             <w:shd w:fill="F8FAFC"/>
             <w:tcMar>
-              <w:top w:w="100" w:type="dxa"/>
-              <w:bottom w:w="100" w:type="dxa"/>
-              <w:left w:w="140" w:type="dxa"/>
-              <w:right w:w="140" w:type="dxa"/>
+              <w:top w:w="40" w:type="dxa"/>
+              <w:bottom w:w="40" w:type="dxa"/>
+              <w:left w:w="80" w:type="dxa"/>
+              <w:right w:w="80" w:type="dxa"/>
             </w:tcMar>
           </w:tcPr>
           <w:p>
             <w:pPr>
+              <w:spacing w:before="0" w:after="0" w:line="240" w:lineRule="auto"/>
               <w:jc w:val="left"/>
             </w:pPr>
             <w:r>
               <w:rPr>
                 <w:rFonts w:ascii="Calibri" w:hAnsi="Calibri"/>
                 <w:color w:val="212529"/>
-                <w:sz w:val="18"/>
+                <w:sz w:val="14"/>
               </w:rPr>
-              <w:t>2. Adversarial Spoofing (1,000 Whipsaws)</w:t>
+              <w:t>DSP48E1 Blocks</w:t>
             </w:r>
           </w:p>
         </w:tc>
         <w:tc>
           <w:tcPr>
-            <w:tcW w:type="dxa" w:w="1728"/>
+            <w:tcW w:type="dxa" w:w="2736"/>
             <w:shd w:fill="F8FAFC"/>
             <w:tcMar>
-              <w:top w:w="100" w:type="dxa"/>
-              <w:bottom w:w="100" w:type="dxa"/>
-              <w:left w:w="140" w:type="dxa"/>
-              <w:right w:w="140" w:type="dxa"/>
+              <w:top w:w="40" w:type="dxa"/>
+              <w:bottom w:w="40" w:type="dxa"/>
+              <w:left w:w="80" w:type="dxa"/>
+              <w:right w:w="80" w:type="dxa"/>
             </w:tcMar>
           </w:tcPr>
           <w:p>
             <w:pPr>
-              <w:jc w:val="right"/>
-            </w:pPr>
-            <w:r>
-              <w:rPr>
-                <w:rFonts w:ascii="Calibri" w:hAnsi="Calibri"/>
-                <w:color w:val="212529"/>
-                <w:sz w:val="18"/>
-              </w:rPr>
-              <w:t>False Alarms: 100.0%</w:t>
-            </w:r>
-          </w:p>
-        </w:tc>
-        <w:tc>
-          <w:tcPr>
-            <w:tcW w:type="dxa" w:w="1728"/>
-            <w:shd w:fill="F8FAFC"/>
-            <w:tcMar>
-              <w:top w:w="100" w:type="dxa"/>
-              <w:bottom w:w="100" w:type="dxa"/>
-              <w:left w:w="140" w:type="dxa"/>
-              <w:right w:w="140" w:type="dxa"/>
-            </w:tcMar>
-          </w:tcPr>
-          <w:p>
-            <w:pPr>
-              <w:jc w:val="right"/>
-            </w:pPr>
-            <w:r>
-              <w:rPr>
-                <w:rFonts w:ascii="Calibri" w:hAnsi="Calibri"/>
-                <w:color w:val="212529"/>
-                <w:sz w:val="18"/>
-              </w:rPr>
-              <w:t>False Alarms: 24.5%</w:t>
-            </w:r>
-          </w:p>
-        </w:tc>
-        <w:tc>
-          <w:tcPr>
-            <w:tcW w:type="dxa" w:w="1872"/>
-            <w:shd w:fill="F8FAFC"/>
-            <w:tcMar>
-              <w:top w:w="100" w:type="dxa"/>
-              <w:bottom w:w="100" w:type="dxa"/>
-              <w:left w:w="140" w:type="dxa"/>
-              <w:right w:w="140" w:type="dxa"/>
-            </w:tcMar>
-          </w:tcPr>
-          <w:p>
-            <w:pPr>
-              <w:jc w:val="right"/>
-            </w:pPr>
-            <w:r>
-              <w:rPr>
-                <w:rFonts w:ascii="Calibri" w:hAnsi="Calibri"/>
-                <w:color w:val="212529"/>
-                <w:sz w:val="18"/>
-              </w:rPr>
-              <w:t>False Alarms: 0.0%</w:t>
-            </w:r>
-          </w:p>
-        </w:tc>
-        <w:tc>
-          <w:tcPr>
-            <w:tcW w:type="dxa" w:w="1440"/>
-            <w:shd w:fill="F8FAFC"/>
-            <w:tcMar>
-              <w:top w:w="100" w:type="dxa"/>
-              <w:bottom w:w="100" w:type="dxa"/>
-              <w:left w:w="140" w:type="dxa"/>
-              <w:right w:w="140" w:type="dxa"/>
-            </w:tcMar>
-          </w:tcPr>
-          <w:p>
-            <w:pPr>
+              <w:spacing w:before="0" w:after="0" w:line="240" w:lineRule="auto"/>
               <w:jc w:val="center"/>
             </w:pPr>
             <w:r>
               <w:rPr>
                 <w:rFonts w:ascii="Calibri" w:hAnsi="Calibri"/>
                 <w:color w:val="212529"/>
-                <w:sz w:val="18"/>
+                <w:sz w:val="14"/>
               </w:rPr>
-              <w:t>100% Noise Rejection</w:t>
+              <w:t>0 / 80 (0.00% DSP-Free)</w:t>
+            </w:r>
+          </w:p>
+        </w:tc>
+        <w:tc>
+          <w:tcPr>
+            <w:tcW w:type="dxa" w:w="2592"/>
+            <w:shd w:fill="F8FAFC"/>
+            <w:tcMar>
+              <w:top w:w="40" w:type="dxa"/>
+              <w:bottom w:w="40" w:type="dxa"/>
+              <w:left w:w="80" w:type="dxa"/>
+              <w:right w:w="80" w:type="dxa"/>
+            </w:tcMar>
+          </w:tcPr>
+          <w:p>
+            <w:pPr>
+              <w:spacing w:before="0" w:after="0" w:line="240" w:lineRule="auto"/>
+              <w:jc w:val="left"/>
+            </w:pPr>
+            <w:r>
+              <w:rPr>
+                <w:rFonts w:ascii="Calibri" w:hAnsi="Calibri"/>
+                <w:color w:val="212529"/>
+                <w:sz w:val="14"/>
+              </w:rPr>
+              <w:t>Tail Latency (P99)</w:t>
+            </w:r>
+          </w:p>
+        </w:tc>
+        <w:tc>
+          <w:tcPr>
+            <w:tcW w:type="dxa" w:w="2880"/>
+            <w:shd w:fill="F8FAFC"/>
+            <w:tcMar>
+              <w:top w:w="40" w:type="dxa"/>
+              <w:bottom w:w="40" w:type="dxa"/>
+              <w:left w:w="80" w:type="dxa"/>
+              <w:right w:w="80" w:type="dxa"/>
+            </w:tcMar>
+          </w:tcPr>
+          <w:p>
+            <w:pPr>
+              <w:spacing w:before="0" w:after="0" w:line="240" w:lineRule="auto"/>
+              <w:jc w:val="center"/>
+            </w:pPr>
+            <w:r>
+              <w:rPr>
+                <w:rFonts w:ascii="Calibri" w:hAnsi="Calibri"/>
+                <w:color w:val="212529"/>
+                <w:sz w:val="14"/>
+              </w:rPr>
+              <w:t>2.451 us (SLA &lt; 10.0 us) [PASS]</w:t>
             </w:r>
           </w:p>
         </w:tc>
@@ -1229,123 +1625,102 @@
             <w:tcW w:type="dxa" w:w="2592"/>
             <w:shd w:fill="FFFFFF"/>
             <w:tcMar>
-              <w:top w:w="100" w:type="dxa"/>
-              <w:bottom w:w="100" w:type="dxa"/>
-              <w:left w:w="140" w:type="dxa"/>
-              <w:right w:w="140" w:type="dxa"/>
+              <w:top w:w="40" w:type="dxa"/>
+              <w:bottom w:w="40" w:type="dxa"/>
+              <w:left w:w="80" w:type="dxa"/>
+              <w:right w:w="80" w:type="dxa"/>
             </w:tcMar>
           </w:tcPr>
           <w:p>
             <w:pPr>
+              <w:spacing w:before="0" w:after="0" w:line="240" w:lineRule="auto"/>
               <w:jc w:val="left"/>
             </w:pPr>
             <w:r>
               <w:rPr>
                 <w:rFonts w:ascii="Calibri" w:hAnsi="Calibri"/>
                 <w:color w:val="212529"/>
-                <w:sz w:val="18"/>
+                <w:sz w:val="14"/>
               </w:rPr>
-              <w:t>3. Student-t Jumps (nu=3.5, Kurtosis &gt; 15)</w:t>
+              <w:t>Timing Closure Slack</w:t>
             </w:r>
           </w:p>
         </w:tc>
         <w:tc>
           <w:tcPr>
-            <w:tcW w:type="dxa" w:w="1728"/>
+            <w:tcW w:type="dxa" w:w="2736"/>
             <w:shd w:fill="FFFFFF"/>
             <w:tcMar>
-              <w:top w:w="100" w:type="dxa"/>
-              <w:bottom w:w="100" w:type="dxa"/>
-              <w:left w:w="140" w:type="dxa"/>
-              <w:right w:w="140" w:type="dxa"/>
+              <w:top w:w="40" w:type="dxa"/>
+              <w:bottom w:w="40" w:type="dxa"/>
+              <w:left w:w="80" w:type="dxa"/>
+              <w:right w:w="80" w:type="dxa"/>
             </w:tcMar>
           </w:tcPr>
           <w:p>
             <w:pPr>
-              <w:jc w:val="right"/>
-            </w:pPr>
-            <w:r>
-              <w:rPr>
-                <w:rFonts w:ascii="Calibri" w:hAnsi="Calibri"/>
-                <w:color w:val="212529"/>
-                <w:sz w:val="18"/>
-              </w:rPr>
-              <w:t>Model Divergence</w:t>
-            </w:r>
-          </w:p>
-        </w:tc>
-        <w:tc>
-          <w:tcPr>
-            <w:tcW w:type="dxa" w:w="1728"/>
-            <w:shd w:fill="FFFFFF"/>
-            <w:tcMar>
-              <w:top w:w="100" w:type="dxa"/>
-              <w:bottom w:w="100" w:type="dxa"/>
-              <w:left w:w="140" w:type="dxa"/>
-              <w:right w:w="140" w:type="dxa"/>
-            </w:tcMar>
-          </w:tcPr>
-          <w:p>
-            <w:pPr>
-              <w:jc w:val="right"/>
-            </w:pPr>
-            <w:r>
-              <w:rPr>
-                <w:rFonts w:ascii="Calibri" w:hAnsi="Calibri"/>
-                <w:color w:val="212529"/>
-                <w:sz w:val="18"/>
-              </w:rPr>
-              <w:t>Latency Degraded</w:t>
-            </w:r>
-          </w:p>
-        </w:tc>
-        <w:tc>
-          <w:tcPr>
-            <w:tcW w:type="dxa" w:w="1872"/>
-            <w:shd w:fill="FFFFFF"/>
-            <w:tcMar>
-              <w:top w:w="100" w:type="dxa"/>
-              <w:bottom w:w="100" w:type="dxa"/>
-              <w:left w:w="140" w:type="dxa"/>
-              <w:right w:w="140" w:type="dxa"/>
-            </w:tcMar>
-          </w:tcPr>
-          <w:p>
-            <w:pPr>
-              <w:jc w:val="right"/>
-            </w:pPr>
-            <w:r>
-              <w:rPr>
-                <w:rFonts w:ascii="Calibri" w:hAnsi="Calibri"/>
-                <w:color w:val="212529"/>
-                <w:sz w:val="18"/>
-              </w:rPr>
-              <w:t>Bounded &lt;= 50.0 mV</w:t>
-            </w:r>
-          </w:p>
-        </w:tc>
-        <w:tc>
-          <w:tcPr>
-            <w:tcW w:type="dxa" w:w="1440"/>
-            <w:shd w:fill="FFFFFF"/>
-            <w:tcMar>
-              <w:top w:w="100" w:type="dxa"/>
-              <w:bottom w:w="100" w:type="dxa"/>
-              <w:left w:w="140" w:type="dxa"/>
-              <w:right w:w="140" w:type="dxa"/>
-            </w:tcMar>
-          </w:tcPr>
-          <w:p>
-            <w:pPr>
+              <w:spacing w:before="0" w:after="0" w:line="240" w:lineRule="auto"/>
               <w:jc w:val="center"/>
             </w:pPr>
             <w:r>
               <w:rPr>
                 <w:rFonts w:ascii="Calibri" w:hAnsi="Calibri"/>
                 <w:color w:val="212529"/>
-                <w:sz w:val="18"/>
+                <w:sz w:val="14"/>
               </w:rPr>
-              <w:t>Lyapunov Invariant</w:t>
+              <w:t>WNS = +0.894 ns @ 322 MHz</w:t>
+            </w:r>
+          </w:p>
+        </w:tc>
+        <w:tc>
+          <w:tcPr>
+            <w:tcW w:type="dxa" w:w="2592"/>
+            <w:shd w:fill="FFFFFF"/>
+            <w:tcMar>
+              <w:top w:w="40" w:type="dxa"/>
+              <w:bottom w:w="40" w:type="dxa"/>
+              <w:left w:w="80" w:type="dxa"/>
+              <w:right w:w="80" w:type="dxa"/>
+            </w:tcMar>
+          </w:tcPr>
+          <w:p>
+            <w:pPr>
+              <w:spacing w:before="0" w:after="0" w:line="240" w:lineRule="auto"/>
+              <w:jc w:val="left"/>
+            </w:pPr>
+            <w:r>
+              <w:rPr>
+                <w:rFonts w:ascii="Calibri" w:hAnsi="Calibri"/>
+                <w:color w:val="212529"/>
+                <w:sz w:val="14"/>
+              </w:rPr>
+              <w:t>Peak Jitter Maximum</w:t>
+            </w:r>
+          </w:p>
+        </w:tc>
+        <w:tc>
+          <w:tcPr>
+            <w:tcW w:type="dxa" w:w="2880"/>
+            <w:shd w:fill="FFFFFF"/>
+            <w:tcMar>
+              <w:top w:w="40" w:type="dxa"/>
+              <w:bottom w:w="40" w:type="dxa"/>
+              <w:left w:w="80" w:type="dxa"/>
+              <w:right w:w="80" w:type="dxa"/>
+            </w:tcMar>
+          </w:tcPr>
+          <w:p>
+            <w:pPr>
+              <w:spacing w:before="0" w:after="0" w:line="240" w:lineRule="auto"/>
+              <w:jc w:val="center"/>
+            </w:pPr>
+            <w:r>
+              <w:rPr>
+                <w:rFonts w:ascii="Calibri" w:hAnsi="Calibri"/>
+                <w:color w:val="212529"/>
+                <w:sz w:val="14"/>
+              </w:rPr>
+              <w:t>4.890 us (SLA &lt; 20.0 us) [PASS]</w:t>
             </w:r>
           </w:p>
         </w:tc>
@@ -1356,250 +1731,102 @@
             <w:tcW w:type="dxa" w:w="2592"/>
             <w:shd w:fill="F8FAFC"/>
             <w:tcMar>
-              <w:top w:w="100" w:type="dxa"/>
-              <w:bottom w:w="100" w:type="dxa"/>
-              <w:left w:w="140" w:type="dxa"/>
-              <w:right w:w="140" w:type="dxa"/>
+              <w:top w:w="40" w:type="dxa"/>
+              <w:bottom w:w="40" w:type="dxa"/>
+              <w:left w:w="80" w:type="dxa"/>
+              <w:right w:w="80" w:type="dxa"/>
             </w:tcMar>
           </w:tcPr>
           <w:p>
             <w:pPr>
+              <w:spacing w:before="0" w:after="0" w:line="240" w:lineRule="auto"/>
               <w:jc w:val="left"/>
             </w:pPr>
             <w:r>
               <w:rPr>
                 <w:rFonts w:ascii="Calibri" w:hAnsi="Calibri"/>
                 <w:color w:val="212529"/>
-                <w:sz w:val="18"/>
+                <w:sz w:val="14"/>
               </w:rPr>
-              <w:t>4. 99% Toxic Flow (Glosten-Milgrom)</w:t>
+              <w:t>Total On-Chip Power</w:t>
             </w:r>
           </w:p>
         </w:tc>
         <w:tc>
           <w:tcPr>
-            <w:tcW w:type="dxa" w:w="1728"/>
+            <w:tcW w:type="dxa" w:w="2736"/>
             <w:shd w:fill="F8FAFC"/>
             <w:tcMar>
-              <w:top w:w="100" w:type="dxa"/>
-              <w:bottom w:w="100" w:type="dxa"/>
-              <w:left w:w="140" w:type="dxa"/>
-              <w:right w:w="140" w:type="dxa"/>
+              <w:top w:w="40" w:type="dxa"/>
+              <w:bottom w:w="40" w:type="dxa"/>
+              <w:left w:w="80" w:type="dxa"/>
+              <w:right w:w="80" w:type="dxa"/>
             </w:tcMar>
           </w:tcPr>
           <w:p>
             <w:pPr>
-              <w:jc w:val="right"/>
-            </w:pPr>
-            <w:r>
-              <w:rPr>
-                <w:rFonts w:ascii="Calibri" w:hAnsi="Calibri"/>
-                <w:color w:val="212529"/>
-                <w:sz w:val="18"/>
-              </w:rPr>
-              <w:t>Slippage: 28.50 bps</w:t>
-            </w:r>
-          </w:p>
-        </w:tc>
-        <w:tc>
-          <w:tcPr>
-            <w:tcW w:type="dxa" w:w="1728"/>
-            <w:shd w:fill="F8FAFC"/>
-            <w:tcMar>
-              <w:top w:w="100" w:type="dxa"/>
-              <w:bottom w:w="100" w:type="dxa"/>
-              <w:left w:w="140" w:type="dxa"/>
-              <w:right w:w="140" w:type="dxa"/>
-            </w:tcMar>
-          </w:tcPr>
-          <w:p>
-            <w:pPr>
-              <w:jc w:val="right"/>
-            </w:pPr>
-            <w:r>
-              <w:rPr>
-                <w:rFonts w:ascii="Calibri" w:hAnsi="Calibri"/>
-                <w:color w:val="212529"/>
-                <w:sz w:val="18"/>
-              </w:rPr>
-              <w:t>Slippage: 8.20 bps</w:t>
-            </w:r>
-          </w:p>
-        </w:tc>
-        <w:tc>
-          <w:tcPr>
-            <w:tcW w:type="dxa" w:w="1872"/>
-            <w:shd w:fill="F8FAFC"/>
-            <w:tcMar>
-              <w:top w:w="100" w:type="dxa"/>
-              <w:bottom w:w="100" w:type="dxa"/>
-              <w:left w:w="140" w:type="dxa"/>
-              <w:right w:w="140" w:type="dxa"/>
-            </w:tcMar>
-          </w:tcPr>
-          <w:p>
-            <w:pPr>
-              <w:jc w:val="right"/>
-            </w:pPr>
-            <w:r>
-              <w:rPr>
-                <w:rFonts w:ascii="Calibri" w:hAnsi="Calibri"/>
-                <w:color w:val="212529"/>
-                <w:sz w:val="18"/>
-              </w:rPr>
-              <w:t>Slippage: 0.14 bps</w:t>
-            </w:r>
-          </w:p>
-        </w:tc>
-        <w:tc>
-          <w:tcPr>
-            <w:tcW w:type="dxa" w:w="1440"/>
-            <w:shd w:fill="F8FAFC"/>
-            <w:tcMar>
-              <w:top w:w="100" w:type="dxa"/>
-              <w:bottom w:w="100" w:type="dxa"/>
-              <w:left w:w="140" w:type="dxa"/>
-              <w:right w:w="140" w:type="dxa"/>
-            </w:tcMar>
-          </w:tcPr>
-          <w:p>
-            <w:pPr>
+              <w:spacing w:before="0" w:after="0" w:line="240" w:lineRule="auto"/>
               <w:jc w:val="center"/>
             </w:pPr>
             <w:r>
               <w:rPr>
                 <w:rFonts w:ascii="Calibri" w:hAnsi="Calibri"/>
                 <w:color w:val="212529"/>
-                <w:sz w:val="18"/>
+                <w:sz w:val="14"/>
               </w:rPr>
-              <w:t>$524.6k Capital Saved</w:t>
+              <w:t>82 mW (0.082 W)</w:t>
             </w:r>
           </w:p>
         </w:tc>
-      </w:tr>
-      <w:tr>
         <w:tc>
           <w:tcPr>
             <w:tcW w:type="dxa" w:w="2592"/>
-            <w:shd w:fill="FFFFFF"/>
+            <w:shd w:fill="F8FAFC"/>
             <w:tcMar>
-              <w:top w:w="100" w:type="dxa"/>
-              <w:bottom w:w="100" w:type="dxa"/>
-              <w:left w:w="140" w:type="dxa"/>
-              <w:right w:w="140" w:type="dxa"/>
+              <w:top w:w="40" w:type="dxa"/>
+              <w:bottom w:w="40" w:type="dxa"/>
+              <w:left w:w="80" w:type="dxa"/>
+              <w:right w:w="80" w:type="dxa"/>
             </w:tcMar>
           </w:tcPr>
           <w:p>
             <w:pPr>
+              <w:spacing w:before="0" w:after="0" w:line="240" w:lineRule="auto"/>
               <w:jc w:val="left"/>
             </w:pPr>
             <w:r>
               <w:rPr>
                 <w:rFonts w:ascii="Calibri" w:hAnsi="Calibri"/>
                 <w:color w:val="212529"/>
-                <w:sz w:val="18"/>
+                <w:sz w:val="14"/>
               </w:rPr>
-              <w:t>5. 50-Venue Desynchronization</w:t>
+              <w:t>Deflated Sharpe Ratio (DSR)</w:t>
             </w:r>
           </w:p>
         </w:tc>
         <w:tc>
           <w:tcPr>
-            <w:tcW w:type="dxa" w:w="1728"/>
-            <w:shd w:fill="FFFFFF"/>
+            <w:tcW w:type="dxa" w:w="2880"/>
+            <w:shd w:fill="F8FAFC"/>
             <w:tcMar>
-              <w:top w:w="100" w:type="dxa"/>
-              <w:bottom w:w="100" w:type="dxa"/>
-              <w:left w:w="140" w:type="dxa"/>
-              <w:right w:w="140" w:type="dxa"/>
+              <w:top w:w="40" w:type="dxa"/>
+              <w:bottom w:w="40" w:type="dxa"/>
+              <w:left w:w="80" w:type="dxa"/>
+              <w:right w:w="80" w:type="dxa"/>
             </w:tcMar>
           </w:tcPr>
           <w:p>
             <w:pPr>
-              <w:jc w:val="right"/>
-            </w:pPr>
-            <w:r>
-              <w:rPr>
-                <w:rFonts w:ascii="Calibri" w:hAnsi="Calibri"/>
-                <w:color w:val="212529"/>
-                <w:sz w:val="18"/>
-              </w:rPr>
-              <w:t>Queue Stalls (&gt;100us)</w:t>
-            </w:r>
-          </w:p>
-        </w:tc>
-        <w:tc>
-          <w:tcPr>
-            <w:tcW w:type="dxa" w:w="1728"/>
-            <w:shd w:fill="FFFFFF"/>
-            <w:tcMar>
-              <w:top w:w="100" w:type="dxa"/>
-              <w:bottom w:w="100" w:type="dxa"/>
-              <w:left w:w="140" w:type="dxa"/>
-              <w:right w:w="140" w:type="dxa"/>
-            </w:tcMar>
-          </w:tcPr>
-          <w:p>
-            <w:pPr>
-              <w:jc w:val="right"/>
-            </w:pPr>
-            <w:r>
-              <w:rPr>
-                <w:rFonts w:ascii="Calibri" w:hAnsi="Calibri"/>
-                <w:color w:val="212529"/>
-                <w:sz w:val="18"/>
-              </w:rPr>
-              <w:t>Unviable (&gt;25us)</w:t>
-            </w:r>
-          </w:p>
-        </w:tc>
-        <w:tc>
-          <w:tcPr>
-            <w:tcW w:type="dxa" w:w="1872"/>
-            <w:shd w:fill="FFFFFF"/>
-            <w:tcMar>
-              <w:top w:w="100" w:type="dxa"/>
-              <w:bottom w:w="100" w:type="dxa"/>
-              <w:left w:w="140" w:type="dxa"/>
-              <w:right w:w="140" w:type="dxa"/>
-            </w:tcMar>
-          </w:tcPr>
-          <w:p>
-            <w:pPr>
-              <w:jc w:val="right"/>
-            </w:pPr>
-            <w:r>
-              <w:rPr>
-                <w:rFonts w:ascii="Calibri" w:hAnsi="Calibri"/>
-                <w:color w:val="212529"/>
-                <w:sz w:val="18"/>
-              </w:rPr>
-              <w:t>48.7x GPU Speedup</w:t>
-            </w:r>
-          </w:p>
-        </w:tc>
-        <w:tc>
-          <w:tcPr>
-            <w:tcW w:type="dxa" w:w="1440"/>
-            <w:shd w:fill="FFFFFF"/>
-            <w:tcMar>
-              <w:top w:w="100" w:type="dxa"/>
-              <w:bottom w:w="100" w:type="dxa"/>
-              <w:left w:w="140" w:type="dxa"/>
-              <w:right w:w="140" w:type="dxa"/>
-            </w:tcMar>
-          </w:tcPr>
-          <w:p>
-            <w:pPr>
+              <w:spacing w:before="0" w:after="0" w:line="240" w:lineRule="auto"/>
               <w:jc w:val="center"/>
             </w:pPr>
             <w:r>
               <w:rPr>
                 <w:rFonts w:ascii="Calibri" w:hAnsi="Calibri"/>
                 <w:color w:val="212529"/>
-                <w:sz w:val="18"/>
+                <w:sz w:val="14"/>
               </w:rPr>
-              <w:t>Wire-Speed Synced</w:t>
+              <w:t>1.0000 across 500 walk-forwards</w:t>
             </w:r>
           </w:p>
         </w:tc>
@@ -1607,21 +1834,41 @@
     </w:tbl>
     <w:p>
       <w:pPr>
-        <w:spacing w:after="200"/>
-      </w:pPr>
-    </w:p>
-    <w:p>
-      <w:pPr>
-        <w:spacing w:after="80"/>
+        <w:spacing w:before="80" w:after="20"/>
       </w:pPr>
       <w:r>
         <w:rPr>
           <w:rFonts w:ascii="Calibri" w:hAnsi="Calibri"/>
           <w:b/>
           <w:color w:val="111927"/>
-          <w:sz w:val="20"/>
+          <w:sz w:val="19"/>
         </w:rPr>
-        <w:t>Table 2: Physical Silicon Utilization &amp; Energy Efficiency (Spartan-7 XC7S25)</w:t>
+        <w:t>5. Why NVIDIA Specifically: The Accelerated Computing &amp; Heterogeneous Co-Design Frontier</w:t>
+      </w:r>
+    </w:p>
+    <w:p>
+      <w:pPr>
+        <w:spacing w:before="0" w:after="60" w:line="252" w:lineRule="auto"/>
+      </w:pPr>
+      <w:r>
+        <w:rPr>
+          <w:sz w:val="16"/>
+        </w:rPr>
+        <w:t>FPGAs excel at deterministic wire-speed filtering (&lt; 50 ns), but CANNOT sort 50-venue consolidated order books or train 100,000-neuron recurrent spiking networks. NVIDIA Hopper H100 and Blackwell B200 GPUs provide the missing cognitive layer: (1) CuLOB in 8 TB/s HBM3e: Uses warp-shuffle primitives (__shfl_down_sync) and Shared Memory bitonic sorting to update consolidated depth across 50 exchanges in &lt; 150 ns. (2) Custom Triton Fused Kernels: Implement continuous-time surrogate gradient Backpropagation Through Time (BPTT), re-calibrating 100k synaptic weights in &lt; 10 ms and updating FPGA registers over PCIe. (3) Tensor Memory Accelerator (TMA) &amp; FP8 Tensor Cores: Stream LOB tensors directly to Shared Memory with zero CPU overhead. (4) GPUDirect RDMA: Enables direct zero-copy DMA between physical FPGA transceivers and GPU VRAM in &lt; 800 ns.</w:t>
+      </w:r>
+    </w:p>
+    <w:p>
+      <w:pPr>
+        <w:spacing w:before="80" w:after="20"/>
+      </w:pPr>
+      <w:r>
+        <w:rPr>
+          <w:rFonts w:ascii="Calibri" w:hAnsi="Calibri"/>
+          <w:b/>
+          <w:color w:val="111927"/>
+          <w:sz w:val="19"/>
+        </w:rPr>
+        <w:t>6. 12-Month Fellowship Work Plan &amp; Itemized Budget ($60,000 USD Total Award)</w:t>
       </w:r>
     </w:p>
     <w:tbl>
@@ -1632,26 +1879,26 @@
         <w:tblLook w:firstColumn="1" w:firstRow="1" w:lastColumn="0" w:lastRow="0" w:noHBand="0" w:noVBand="1" w:val="04A0"/>
       </w:tblPr>
       <w:tblGrid>
-        <w:gridCol w:w="1872"/>
-        <w:gridCol w:w="1872"/>
-        <w:gridCol w:w="1872"/>
-        <w:gridCol w:w="1872"/>
-        <w:gridCol w:w="1872"/>
+        <w:gridCol w:w="2700"/>
+        <w:gridCol w:w="2700"/>
+        <w:gridCol w:w="2700"/>
+        <w:gridCol w:w="2700"/>
       </w:tblGrid>
       <w:tr>
         <w:tc>
           <w:tcPr>
-            <w:tcW w:type="dxa" w:w="2592"/>
+            <w:tcW w:type="dxa" w:w="1728"/>
             <w:shd w:fill="111927"/>
             <w:tcMar>
-              <w:top w:w="140" w:type="dxa"/>
-              <w:bottom w:w="140" w:type="dxa"/>
-              <w:left w:w="160" w:type="dxa"/>
-              <w:right w:w="160" w:type="dxa"/>
+              <w:top w:w="60" w:type="dxa"/>
+              <w:bottom w:w="60" w:type="dxa"/>
+              <w:left w:w="80" w:type="dxa"/>
+              <w:right w:w="80" w:type="dxa"/>
             </w:tcMar>
           </w:tcPr>
           <w:p>
             <w:pPr>
+              <w:spacing w:before="0" w:after="0" w:line="240" w:lineRule="auto"/>
               <w:jc w:val="center"/>
             </w:pPr>
             <w:r>
@@ -1659,25 +1906,26 @@
                 <w:rFonts w:ascii="Calibri" w:hAnsi="Calibri"/>
                 <w:b/>
                 <w:color w:val="FFFFFF"/>
-                <w:sz w:val="19"/>
+                <w:sz w:val="15"/>
               </w:rPr>
-              <w:t>Hardware Resource</w:t>
+              <w:t>Timeline</w:t>
             </w:r>
           </w:p>
         </w:tc>
         <w:tc>
           <w:tcPr>
-            <w:tcW w:type="dxa" w:w="1584"/>
+            <w:tcW w:type="dxa" w:w="3168"/>
             <w:shd w:fill="111927"/>
             <w:tcMar>
-              <w:top w:w="140" w:type="dxa"/>
-              <w:bottom w:w="140" w:type="dxa"/>
-              <w:left w:w="160" w:type="dxa"/>
-              <w:right w:w="160" w:type="dxa"/>
+              <w:top w:w="60" w:type="dxa"/>
+              <w:bottom w:w="60" w:type="dxa"/>
+              <w:left w:w="80" w:type="dxa"/>
+              <w:right w:w="80" w:type="dxa"/>
             </w:tcMar>
           </w:tcPr>
           <w:p>
             <w:pPr>
+              <w:spacing w:before="0" w:after="0" w:line="240" w:lineRule="auto"/>
               <w:jc w:val="center"/>
             </w:pPr>
             <w:r>
@@ -1685,25 +1933,26 @@
                 <w:rFonts w:ascii="Calibri" w:hAnsi="Calibri"/>
                 <w:b/>
                 <w:color w:val="FFFFFF"/>
-                <w:sz w:val="19"/>
+                <w:sz w:val="15"/>
               </w:rPr>
-              <w:t>Used</w:t>
+              <w:t>Work Package</w:t>
             </w:r>
           </w:p>
         </w:tc>
         <w:tc>
           <w:tcPr>
-            <w:tcW w:type="dxa" w:w="1584"/>
+            <w:tcW w:type="dxa" w:w="3888"/>
             <w:shd w:fill="111927"/>
             <w:tcMar>
-              <w:top w:w="140" w:type="dxa"/>
-              <w:bottom w:w="140" w:type="dxa"/>
-              <w:left w:w="160" w:type="dxa"/>
-              <w:right w:w="160" w:type="dxa"/>
+              <w:top w:w="60" w:type="dxa"/>
+              <w:bottom w:w="60" w:type="dxa"/>
+              <w:left w:w="80" w:type="dxa"/>
+              <w:right w:w="80" w:type="dxa"/>
             </w:tcMar>
           </w:tcPr>
           <w:p>
             <w:pPr>
+              <w:spacing w:before="0" w:after="0" w:line="240" w:lineRule="auto"/>
               <w:jc w:val="center"/>
             </w:pPr>
             <w:r>
@@ -1711,35 +1960,9 @@
                 <w:rFonts w:ascii="Calibri" w:hAnsi="Calibri"/>
                 <w:b/>
                 <w:color w:val="FFFFFF"/>
-                <w:sz w:val="19"/>
+                <w:sz w:val="15"/>
               </w:rPr>
-              <w:t>Available</w:t>
-            </w:r>
-          </w:p>
-        </w:tc>
-        <w:tc>
-          <w:tcPr>
-            <w:tcW w:type="dxa" w:w="1584"/>
-            <w:shd w:fill="111927"/>
-            <w:tcMar>
-              <w:top w:w="140" w:type="dxa"/>
-              <w:bottom w:w="140" w:type="dxa"/>
-              <w:left w:w="160" w:type="dxa"/>
-              <w:right w:w="160" w:type="dxa"/>
-            </w:tcMar>
-          </w:tcPr>
-          <w:p>
-            <w:pPr>
-              <w:jc w:val="center"/>
-            </w:pPr>
-            <w:r>
-              <w:rPr>
-                <w:rFonts w:ascii="Calibri" w:hAnsi="Calibri"/>
-                <w:b/>
-                <w:color w:val="FFFFFF"/>
-                <w:sz w:val="19"/>
-              </w:rPr>
-              <w:t>Utilization</w:t>
+              <w:t>Core Research Deliverable &amp; Methodology</w:t>
             </w:r>
           </w:p>
         </w:tc>
@@ -1748,14 +1971,15 @@
             <w:tcW w:type="dxa" w:w="2016"/>
             <w:shd w:fill="111927"/>
             <w:tcMar>
-              <w:top w:w="140" w:type="dxa"/>
-              <w:bottom w:w="140" w:type="dxa"/>
-              <w:left w:w="160" w:type="dxa"/>
-              <w:right w:w="160" w:type="dxa"/>
+              <w:top w:w="60" w:type="dxa"/>
+              <w:bottom w:w="60" w:type="dxa"/>
+              <w:left w:w="80" w:type="dxa"/>
+              <w:right w:w="80" w:type="dxa"/>
             </w:tcMar>
           </w:tcPr>
           <w:p>
             <w:pPr>
+              <w:spacing w:before="0" w:after="0" w:line="240" w:lineRule="auto"/>
               <w:jc w:val="center"/>
             </w:pPr>
             <w:r>
@@ -1763,1628 +1987,9 @@
                 <w:rFonts w:ascii="Calibri" w:hAnsi="Calibri"/>
                 <w:b/>
                 <w:color w:val="FFFFFF"/>
-                <w:sz w:val="19"/>
+                <w:sz w:val="15"/>
               </w:rPr>
-              <w:t>Engineering Impact</w:t>
-            </w:r>
-          </w:p>
-        </w:tc>
-      </w:tr>
-      <w:tr>
-        <w:tc>
-          <w:tcPr>
-            <w:tcW w:type="dxa" w:w="2592"/>
-            <w:shd w:fill="FFFFFF"/>
-            <w:tcMar>
-              <w:top w:w="100" w:type="dxa"/>
-              <w:bottom w:w="100" w:type="dxa"/>
-              <w:left w:w="140" w:type="dxa"/>
-              <w:right w:w="140" w:type="dxa"/>
-            </w:tcMar>
-          </w:tcPr>
-          <w:p>
-            <w:pPr>
-              <w:jc w:val="left"/>
-            </w:pPr>
-            <w:r>
-              <w:rPr>
-                <w:rFonts w:ascii="Calibri" w:hAnsi="Calibri"/>
-                <w:color w:val="212529"/>
-                <w:sz w:val="18"/>
-              </w:rPr>
-              <w:t>Slice LUTs</w:t>
-            </w:r>
-          </w:p>
-        </w:tc>
-        <w:tc>
-          <w:tcPr>
-            <w:tcW w:type="dxa" w:w="1584"/>
-            <w:shd w:fill="FFFFFF"/>
-            <w:tcMar>
-              <w:top w:w="100" w:type="dxa"/>
-              <w:bottom w:w="100" w:type="dxa"/>
-              <w:left w:w="140" w:type="dxa"/>
-              <w:right w:w="140" w:type="dxa"/>
-            </w:tcMar>
-          </w:tcPr>
-          <w:p>
-            <w:pPr>
-              <w:jc w:val="right"/>
-            </w:pPr>
-            <w:r>
-              <w:rPr>
-                <w:rFonts w:ascii="Calibri" w:hAnsi="Calibri"/>
-                <w:color w:val="212529"/>
-                <w:sz w:val="18"/>
-              </w:rPr>
-              <w:t>240</w:t>
-            </w:r>
-          </w:p>
-        </w:tc>
-        <w:tc>
-          <w:tcPr>
-            <w:tcW w:type="dxa" w:w="1584"/>
-            <w:shd w:fill="FFFFFF"/>
-            <w:tcMar>
-              <w:top w:w="100" w:type="dxa"/>
-              <w:bottom w:w="100" w:type="dxa"/>
-              <w:left w:w="140" w:type="dxa"/>
-              <w:right w:w="140" w:type="dxa"/>
-            </w:tcMar>
-          </w:tcPr>
-          <w:p>
-            <w:pPr>
-              <w:jc w:val="right"/>
-            </w:pPr>
-            <w:r>
-              <w:rPr>
-                <w:rFonts w:ascii="Calibri" w:hAnsi="Calibri"/>
-                <w:color w:val="212529"/>
-                <w:sz w:val="18"/>
-              </w:rPr>
-              <w:t>14,600</w:t>
-            </w:r>
-          </w:p>
-        </w:tc>
-        <w:tc>
-          <w:tcPr>
-            <w:tcW w:type="dxa" w:w="1584"/>
-            <w:shd w:fill="FFFFFF"/>
-            <w:tcMar>
-              <w:top w:w="100" w:type="dxa"/>
-              <w:bottom w:w="100" w:type="dxa"/>
-              <w:left w:w="140" w:type="dxa"/>
-              <w:right w:w="140" w:type="dxa"/>
-            </w:tcMar>
-          </w:tcPr>
-          <w:p>
-            <w:pPr>
-              <w:jc w:val="right"/>
-            </w:pPr>
-            <w:r>
-              <w:rPr>
-                <w:rFonts w:ascii="Calibri" w:hAnsi="Calibri"/>
-                <w:color w:val="212529"/>
-                <w:sz w:val="18"/>
-              </w:rPr>
-              <w:t>1.64%</w:t>
-            </w:r>
-          </w:p>
-        </w:tc>
-        <w:tc>
-          <w:tcPr>
-            <w:tcW w:type="dxa" w:w="2016"/>
-            <w:shd w:fill="FFFFFF"/>
-            <w:tcMar>
-              <w:top w:w="100" w:type="dxa"/>
-              <w:bottom w:w="100" w:type="dxa"/>
-              <w:left w:w="140" w:type="dxa"/>
-              <w:right w:w="140" w:type="dxa"/>
-            </w:tcMar>
-          </w:tcPr>
-          <w:p>
-            <w:pPr>
-              <w:jc w:val="left"/>
-            </w:pPr>
-            <w:r>
-              <w:rPr>
-                <w:rFonts w:ascii="Calibri" w:hAnsi="Calibri"/>
-                <w:color w:val="212529"/>
-                <w:sz w:val="18"/>
-              </w:rPr>
-              <w:t>Ultra-compact logic footprint</w:t>
-            </w:r>
-          </w:p>
-        </w:tc>
-      </w:tr>
-      <w:tr>
-        <w:tc>
-          <w:tcPr>
-            <w:tcW w:type="dxa" w:w="2592"/>
-            <w:shd w:fill="F8FAFC"/>
-            <w:tcMar>
-              <w:top w:w="100" w:type="dxa"/>
-              <w:bottom w:w="100" w:type="dxa"/>
-              <w:left w:w="140" w:type="dxa"/>
-              <w:right w:w="140" w:type="dxa"/>
-            </w:tcMar>
-          </w:tcPr>
-          <w:p>
-            <w:pPr>
-              <w:jc w:val="left"/>
-            </w:pPr>
-            <w:r>
-              <w:rPr>
-                <w:rFonts w:ascii="Calibri" w:hAnsi="Calibri"/>
-                <w:color w:val="212529"/>
-                <w:sz w:val="18"/>
-              </w:rPr>
-              <w:t>Slice Registers</w:t>
-            </w:r>
-          </w:p>
-        </w:tc>
-        <w:tc>
-          <w:tcPr>
-            <w:tcW w:type="dxa" w:w="1584"/>
-            <w:shd w:fill="F8FAFC"/>
-            <w:tcMar>
-              <w:top w:w="100" w:type="dxa"/>
-              <w:bottom w:w="100" w:type="dxa"/>
-              <w:left w:w="140" w:type="dxa"/>
-              <w:right w:w="140" w:type="dxa"/>
-            </w:tcMar>
-          </w:tcPr>
-          <w:p>
-            <w:pPr>
-              <w:jc w:val="right"/>
-            </w:pPr>
-            <w:r>
-              <w:rPr>
-                <w:rFonts w:ascii="Calibri" w:hAnsi="Calibri"/>
-                <w:color w:val="212529"/>
-                <w:sz w:val="18"/>
-              </w:rPr>
-              <w:t>212</w:t>
-            </w:r>
-          </w:p>
-        </w:tc>
-        <w:tc>
-          <w:tcPr>
-            <w:tcW w:type="dxa" w:w="1584"/>
-            <w:shd w:fill="F8FAFC"/>
-            <w:tcMar>
-              <w:top w:w="100" w:type="dxa"/>
-              <w:bottom w:w="100" w:type="dxa"/>
-              <w:left w:w="140" w:type="dxa"/>
-              <w:right w:w="140" w:type="dxa"/>
-            </w:tcMar>
-          </w:tcPr>
-          <w:p>
-            <w:pPr>
-              <w:jc w:val="right"/>
-            </w:pPr>
-            <w:r>
-              <w:rPr>
-                <w:rFonts w:ascii="Calibri" w:hAnsi="Calibri"/>
-                <w:color w:val="212529"/>
-                <w:sz w:val="18"/>
-              </w:rPr>
-              <w:t>29,200</w:t>
-            </w:r>
-          </w:p>
-        </w:tc>
-        <w:tc>
-          <w:tcPr>
-            <w:tcW w:type="dxa" w:w="1584"/>
-            <w:shd w:fill="F8FAFC"/>
-            <w:tcMar>
-              <w:top w:w="100" w:type="dxa"/>
-              <w:bottom w:w="100" w:type="dxa"/>
-              <w:left w:w="140" w:type="dxa"/>
-              <w:right w:w="140" w:type="dxa"/>
-            </w:tcMar>
-          </w:tcPr>
-          <w:p>
-            <w:pPr>
-              <w:jc w:val="right"/>
-            </w:pPr>
-            <w:r>
-              <w:rPr>
-                <w:rFonts w:ascii="Calibri" w:hAnsi="Calibri"/>
-                <w:color w:val="212529"/>
-                <w:sz w:val="18"/>
-              </w:rPr>
-              <w:t>0.73%</w:t>
-            </w:r>
-          </w:p>
-        </w:tc>
-        <w:tc>
-          <w:tcPr>
-            <w:tcW w:type="dxa" w:w="2016"/>
-            <w:shd w:fill="F8FAFC"/>
-            <w:tcMar>
-              <w:top w:w="100" w:type="dxa"/>
-              <w:bottom w:w="100" w:type="dxa"/>
-              <w:left w:w="140" w:type="dxa"/>
-              <w:right w:w="140" w:type="dxa"/>
-            </w:tcMar>
-          </w:tcPr>
-          <w:p>
-            <w:pPr>
-              <w:jc w:val="left"/>
-            </w:pPr>
-            <w:r>
-              <w:rPr>
-                <w:rFonts w:ascii="Calibri" w:hAnsi="Calibri"/>
-                <w:color w:val="212529"/>
-                <w:sz w:val="18"/>
-              </w:rPr>
-              <w:t>Deterministic pipeline registers</w:t>
-            </w:r>
-          </w:p>
-        </w:tc>
-      </w:tr>
-      <w:tr>
-        <w:tc>
-          <w:tcPr>
-            <w:tcW w:type="dxa" w:w="2592"/>
-            <w:shd w:fill="FFFFFF"/>
-            <w:tcMar>
-              <w:top w:w="100" w:type="dxa"/>
-              <w:bottom w:w="100" w:type="dxa"/>
-              <w:left w:w="140" w:type="dxa"/>
-              <w:right w:w="140" w:type="dxa"/>
-            </w:tcMar>
-          </w:tcPr>
-          <w:p>
-            <w:pPr>
-              <w:jc w:val="left"/>
-            </w:pPr>
-            <w:r>
-              <w:rPr>
-                <w:rFonts w:ascii="Calibri" w:hAnsi="Calibri"/>
-                <w:color w:val="212529"/>
-                <w:sz w:val="18"/>
-              </w:rPr>
-              <w:t>DSP48E1 Blocks</w:t>
-            </w:r>
-          </w:p>
-        </w:tc>
-        <w:tc>
-          <w:tcPr>
-            <w:tcW w:type="dxa" w:w="1584"/>
-            <w:shd w:fill="FFFFFF"/>
-            <w:tcMar>
-              <w:top w:w="100" w:type="dxa"/>
-              <w:bottom w:w="100" w:type="dxa"/>
-              <w:left w:w="140" w:type="dxa"/>
-              <w:right w:w="140" w:type="dxa"/>
-            </w:tcMar>
-          </w:tcPr>
-          <w:p>
-            <w:pPr>
-              <w:jc w:val="right"/>
-            </w:pPr>
-            <w:r>
-              <w:rPr>
-                <w:rFonts w:ascii="Calibri" w:hAnsi="Calibri"/>
-                <w:color w:val="212529"/>
-                <w:sz w:val="18"/>
-              </w:rPr>
-              <w:t>0</w:t>
-            </w:r>
-          </w:p>
-        </w:tc>
-        <w:tc>
-          <w:tcPr>
-            <w:tcW w:type="dxa" w:w="1584"/>
-            <w:shd w:fill="FFFFFF"/>
-            <w:tcMar>
-              <w:top w:w="100" w:type="dxa"/>
-              <w:bottom w:w="100" w:type="dxa"/>
-              <w:left w:w="140" w:type="dxa"/>
-              <w:right w:w="140" w:type="dxa"/>
-            </w:tcMar>
-          </w:tcPr>
-          <w:p>
-            <w:pPr>
-              <w:jc w:val="right"/>
-            </w:pPr>
-            <w:r>
-              <w:rPr>
-                <w:rFonts w:ascii="Calibri" w:hAnsi="Calibri"/>
-                <w:color w:val="212529"/>
-                <w:sz w:val="18"/>
-              </w:rPr>
-              <w:t>80</w:t>
-            </w:r>
-          </w:p>
-        </w:tc>
-        <w:tc>
-          <w:tcPr>
-            <w:tcW w:type="dxa" w:w="1584"/>
-            <w:shd w:fill="FFFFFF"/>
-            <w:tcMar>
-              <w:top w:w="100" w:type="dxa"/>
-              <w:bottom w:w="100" w:type="dxa"/>
-              <w:left w:w="140" w:type="dxa"/>
-              <w:right w:w="140" w:type="dxa"/>
-            </w:tcMar>
-          </w:tcPr>
-          <w:p>
-            <w:pPr>
-              <w:jc w:val="right"/>
-            </w:pPr>
-            <w:r>
-              <w:rPr>
-                <w:rFonts w:ascii="Calibri" w:hAnsi="Calibri"/>
-                <w:color w:val="212529"/>
-                <w:sz w:val="18"/>
-              </w:rPr>
-              <w:t>0.00%</w:t>
-            </w:r>
-          </w:p>
-        </w:tc>
-        <w:tc>
-          <w:tcPr>
-            <w:tcW w:type="dxa" w:w="2016"/>
-            <w:shd w:fill="FFFFFF"/>
-            <w:tcMar>
-              <w:top w:w="100" w:type="dxa"/>
-              <w:bottom w:w="100" w:type="dxa"/>
-              <w:left w:w="140" w:type="dxa"/>
-              <w:right w:w="140" w:type="dxa"/>
-            </w:tcMar>
-          </w:tcPr>
-          <w:p>
-            <w:pPr>
-              <w:jc w:val="left"/>
-            </w:pPr>
-            <w:r>
-              <w:rPr>
-                <w:rFonts w:ascii="Calibri" w:hAnsi="Calibri"/>
-                <w:color w:val="212529"/>
-                <w:sz w:val="18"/>
-              </w:rPr>
-              <w:t>Pure integer ALU (Zero DSP reliance)</w:t>
-            </w:r>
-          </w:p>
-        </w:tc>
-      </w:tr>
-      <w:tr>
-        <w:tc>
-          <w:tcPr>
-            <w:tcW w:type="dxa" w:w="2592"/>
-            <w:shd w:fill="F8FAFC"/>
-            <w:tcMar>
-              <w:top w:w="100" w:type="dxa"/>
-              <w:bottom w:w="100" w:type="dxa"/>
-              <w:left w:w="140" w:type="dxa"/>
-              <w:right w:w="140" w:type="dxa"/>
-            </w:tcMar>
-          </w:tcPr>
-          <w:p>
-            <w:pPr>
-              <w:jc w:val="left"/>
-            </w:pPr>
-            <w:r>
-              <w:rPr>
-                <w:rFonts w:ascii="Calibri" w:hAnsi="Calibri"/>
-                <w:color w:val="212529"/>
-                <w:sz w:val="18"/>
-              </w:rPr>
-              <w:t>Block RAM (BRAM)</w:t>
-            </w:r>
-          </w:p>
-        </w:tc>
-        <w:tc>
-          <w:tcPr>
-            <w:tcW w:type="dxa" w:w="1584"/>
-            <w:shd w:fill="F8FAFC"/>
-            <w:tcMar>
-              <w:top w:w="100" w:type="dxa"/>
-              <w:bottom w:w="100" w:type="dxa"/>
-              <w:left w:w="140" w:type="dxa"/>
-              <w:right w:w="140" w:type="dxa"/>
-            </w:tcMar>
-          </w:tcPr>
-          <w:p>
-            <w:pPr>
-              <w:jc w:val="right"/>
-            </w:pPr>
-            <w:r>
-              <w:rPr>
-                <w:rFonts w:ascii="Calibri" w:hAnsi="Calibri"/>
-                <w:color w:val="212529"/>
-                <w:sz w:val="18"/>
-              </w:rPr>
-              <w:t>0</w:t>
-            </w:r>
-          </w:p>
-        </w:tc>
-        <w:tc>
-          <w:tcPr>
-            <w:tcW w:type="dxa" w:w="1584"/>
-            <w:shd w:fill="F8FAFC"/>
-            <w:tcMar>
-              <w:top w:w="100" w:type="dxa"/>
-              <w:bottom w:w="100" w:type="dxa"/>
-              <w:left w:w="140" w:type="dxa"/>
-              <w:right w:w="140" w:type="dxa"/>
-            </w:tcMar>
-          </w:tcPr>
-          <w:p>
-            <w:pPr>
-              <w:jc w:val="right"/>
-            </w:pPr>
-            <w:r>
-              <w:rPr>
-                <w:rFonts w:ascii="Calibri" w:hAnsi="Calibri"/>
-                <w:color w:val="212529"/>
-                <w:sz w:val="18"/>
-              </w:rPr>
-              <w:t>45</w:t>
-            </w:r>
-          </w:p>
-        </w:tc>
-        <w:tc>
-          <w:tcPr>
-            <w:tcW w:type="dxa" w:w="1584"/>
-            <w:shd w:fill="F8FAFC"/>
-            <w:tcMar>
-              <w:top w:w="100" w:type="dxa"/>
-              <w:bottom w:w="100" w:type="dxa"/>
-              <w:left w:w="140" w:type="dxa"/>
-              <w:right w:w="140" w:type="dxa"/>
-            </w:tcMar>
-          </w:tcPr>
-          <w:p>
-            <w:pPr>
-              <w:jc w:val="right"/>
-            </w:pPr>
-            <w:r>
-              <w:rPr>
-                <w:rFonts w:ascii="Calibri" w:hAnsi="Calibri"/>
-                <w:color w:val="212529"/>
-                <w:sz w:val="18"/>
-              </w:rPr>
-              <w:t>0.00%</w:t>
-            </w:r>
-          </w:p>
-        </w:tc>
-        <w:tc>
-          <w:tcPr>
-            <w:tcW w:type="dxa" w:w="2016"/>
-            <w:shd w:fill="F8FAFC"/>
-            <w:tcMar>
-              <w:top w:w="100" w:type="dxa"/>
-              <w:bottom w:w="100" w:type="dxa"/>
-              <w:left w:w="140" w:type="dxa"/>
-              <w:right w:w="140" w:type="dxa"/>
-            </w:tcMar>
-          </w:tcPr>
-          <w:p>
-            <w:pPr>
-              <w:jc w:val="left"/>
-            </w:pPr>
-            <w:r>
-              <w:rPr>
-                <w:rFonts w:ascii="Calibri" w:hAnsi="Calibri"/>
-                <w:color w:val="212529"/>
-                <w:sz w:val="18"/>
-              </w:rPr>
-              <w:t>Zero BRAM routing delay</w:t>
-            </w:r>
-          </w:p>
-        </w:tc>
-      </w:tr>
-      <w:tr>
-        <w:tc>
-          <w:tcPr>
-            <w:tcW w:type="dxa" w:w="2592"/>
-            <w:shd w:fill="FFFFFF"/>
-            <w:tcMar>
-              <w:top w:w="100" w:type="dxa"/>
-              <w:bottom w:w="100" w:type="dxa"/>
-              <w:left w:w="140" w:type="dxa"/>
-              <w:right w:w="140" w:type="dxa"/>
-            </w:tcMar>
-          </w:tcPr>
-          <w:p>
-            <w:pPr>
-              <w:jc w:val="left"/>
-            </w:pPr>
-            <w:r>
-              <w:rPr>
-                <w:rFonts w:ascii="Calibri" w:hAnsi="Calibri"/>
-                <w:color w:val="212529"/>
-                <w:sz w:val="18"/>
-              </w:rPr>
-              <w:t>Total On-Chip Power</w:t>
-            </w:r>
-          </w:p>
-        </w:tc>
-        <w:tc>
-          <w:tcPr>
-            <w:tcW w:type="dxa" w:w="1584"/>
-            <w:shd w:fill="FFFFFF"/>
-            <w:tcMar>
-              <w:top w:w="100" w:type="dxa"/>
-              <w:bottom w:w="100" w:type="dxa"/>
-              <w:left w:w="140" w:type="dxa"/>
-              <w:right w:w="140" w:type="dxa"/>
-            </w:tcMar>
-          </w:tcPr>
-          <w:p>
-            <w:pPr>
-              <w:jc w:val="right"/>
-            </w:pPr>
-            <w:r>
-              <w:rPr>
-                <w:rFonts w:ascii="Calibri" w:hAnsi="Calibri"/>
-                <w:color w:val="212529"/>
-                <w:sz w:val="18"/>
-              </w:rPr>
-              <w:t>82 mW</w:t>
-            </w:r>
-          </w:p>
-        </w:tc>
-        <w:tc>
-          <w:tcPr>
-            <w:tcW w:type="dxa" w:w="1584"/>
-            <w:shd w:fill="FFFFFF"/>
-            <w:tcMar>
-              <w:top w:w="100" w:type="dxa"/>
-              <w:bottom w:w="100" w:type="dxa"/>
-              <w:left w:w="140" w:type="dxa"/>
-              <w:right w:w="140" w:type="dxa"/>
-            </w:tcMar>
-          </w:tcPr>
-          <w:p>
-            <w:pPr>
-              <w:jc w:val="right"/>
-            </w:pPr>
-            <w:r>
-              <w:rPr>
-                <w:rFonts w:ascii="Calibri" w:hAnsi="Calibri"/>
-                <w:color w:val="212529"/>
-                <w:sz w:val="18"/>
-              </w:rPr>
-              <w:t>N/A</w:t>
-            </w:r>
-          </w:p>
-        </w:tc>
-        <w:tc>
-          <w:tcPr>
-            <w:tcW w:type="dxa" w:w="1584"/>
-            <w:shd w:fill="FFFFFF"/>
-            <w:tcMar>
-              <w:top w:w="100" w:type="dxa"/>
-              <w:bottom w:w="100" w:type="dxa"/>
-              <w:left w:w="140" w:type="dxa"/>
-              <w:right w:w="140" w:type="dxa"/>
-            </w:tcMar>
-          </w:tcPr>
-          <w:p>
-            <w:pPr>
-              <w:jc w:val="right"/>
-            </w:pPr>
-            <w:r>
-              <w:rPr>
-                <w:rFonts w:ascii="Calibri" w:hAnsi="Calibri"/>
-                <w:color w:val="212529"/>
-                <w:sz w:val="18"/>
-              </w:rPr>
-              <w:t>0.082 W</w:t>
-            </w:r>
-          </w:p>
-        </w:tc>
-        <w:tc>
-          <w:tcPr>
-            <w:tcW w:type="dxa" w:w="2016"/>
-            <w:shd w:fill="FFFFFF"/>
-            <w:tcMar>
-              <w:top w:w="100" w:type="dxa"/>
-              <w:bottom w:w="100" w:type="dxa"/>
-              <w:left w:w="140" w:type="dxa"/>
-              <w:right w:w="140" w:type="dxa"/>
-            </w:tcMar>
-          </w:tcPr>
-          <w:p>
-            <w:pPr>
-              <w:jc w:val="left"/>
-            </w:pPr>
-            <w:r>
-              <w:rPr>
-                <w:rFonts w:ascii="Calibri" w:hAnsi="Calibri"/>
-                <w:color w:val="212529"/>
-                <w:sz w:val="18"/>
-              </w:rPr>
-              <w:t>3,049x throughput/watt vs Xeon</w:t>
-            </w:r>
-          </w:p>
-        </w:tc>
-      </w:tr>
-    </w:tbl>
-    <w:p>
-      <w:pPr>
-        <w:spacing w:after="200"/>
-      </w:pPr>
-    </w:p>
-    <w:p>
-      <w:pPr>
-        <w:spacing w:after="80"/>
-      </w:pPr>
-      <w:r>
-        <w:rPr>
-          <w:rFonts w:ascii="Calibri" w:hAnsi="Calibri"/>
-          <w:b/>
-          <w:color w:val="111927"/>
-          <w:sz w:val="20"/>
-        </w:rPr>
-        <w:t>Table 3: Institutional FIX 4.4 Sub-10 Microsecond SLA Certification &amp; Stability</w:t>
-      </w:r>
-    </w:p>
-    <w:tbl>
-      <w:tblPr>
-        <w:tblW w:type="auto" w:w="0"/>
-        <w:jc w:val="center"/>
-        <w:tblLayout w:type="fixed"/>
-        <w:tblLook w:firstColumn="1" w:firstRow="1" w:lastColumn="0" w:lastRow="0" w:noHBand="0" w:noVBand="1" w:val="04A0"/>
-      </w:tblPr>
-      <w:tblGrid>
-        <w:gridCol w:w="2340"/>
-        <w:gridCol w:w="2340"/>
-        <w:gridCol w:w="2340"/>
-        <w:gridCol w:w="2340"/>
-      </w:tblGrid>
-      <w:tr>
-        <w:tc>
-          <w:tcPr>
-            <w:tcW w:type="dxa" w:w="2880"/>
-            <w:shd w:fill="111927"/>
-            <w:tcMar>
-              <w:top w:w="140" w:type="dxa"/>
-              <w:bottom w:w="140" w:type="dxa"/>
-              <w:left w:w="160" w:type="dxa"/>
-              <w:right w:w="160" w:type="dxa"/>
-            </w:tcMar>
-          </w:tcPr>
-          <w:p>
-            <w:pPr>
-              <w:jc w:val="center"/>
-            </w:pPr>
-            <w:r>
-              <w:rPr>
-                <w:rFonts w:ascii="Calibri" w:hAnsi="Calibri"/>
-                <w:b/>
-                <w:color w:val="FFFFFF"/>
-                <w:sz w:val="19"/>
-              </w:rPr>
-              <w:t>Metric / Audit Check</w:t>
-            </w:r>
-          </w:p>
-        </w:tc>
-        <w:tc>
-          <w:tcPr>
-            <w:tcW w:type="dxa" w:w="2160"/>
-            <w:shd w:fill="111927"/>
-            <w:tcMar>
-              <w:top w:w="140" w:type="dxa"/>
-              <w:bottom w:w="140" w:type="dxa"/>
-              <w:left w:w="160" w:type="dxa"/>
-              <w:right w:w="160" w:type="dxa"/>
-            </w:tcMar>
-          </w:tcPr>
-          <w:p>
-            <w:pPr>
-              <w:jc w:val="center"/>
-            </w:pPr>
-            <w:r>
-              <w:rPr>
-                <w:rFonts w:ascii="Calibri" w:hAnsi="Calibri"/>
-                <w:b/>
-                <w:color w:val="FFFFFF"/>
-                <w:sz w:val="19"/>
-              </w:rPr>
-              <w:t>Institutional SLA</w:t>
-            </w:r>
-          </w:p>
-        </w:tc>
-        <w:tc>
-          <w:tcPr>
-            <w:tcW w:type="dxa" w:w="2160"/>
-            <w:shd w:fill="111927"/>
-            <w:tcMar>
-              <w:top w:w="140" w:type="dxa"/>
-              <w:bottom w:w="140" w:type="dxa"/>
-              <w:left w:w="160" w:type="dxa"/>
-              <w:right w:w="160" w:type="dxa"/>
-            </w:tcMar>
-          </w:tcPr>
-          <w:p>
-            <w:pPr>
-              <w:jc w:val="center"/>
-            </w:pPr>
-            <w:r>
-              <w:rPr>
-                <w:rFonts w:ascii="Calibri" w:hAnsi="Calibri"/>
-                <w:b/>
-                <w:color w:val="FFFFFF"/>
-                <w:sz w:val="19"/>
-              </w:rPr>
-              <w:t>NeuroQuant Measured</w:t>
-            </w:r>
-          </w:p>
-        </w:tc>
-        <w:tc>
-          <w:tcPr>
-            <w:tcW w:type="dxa" w:w="2160"/>
-            <w:shd w:fill="111927"/>
-            <w:tcMar>
-              <w:top w:w="140" w:type="dxa"/>
-              <w:bottom w:w="140" w:type="dxa"/>
-              <w:left w:w="160" w:type="dxa"/>
-              <w:right w:w="160" w:type="dxa"/>
-            </w:tcMar>
-          </w:tcPr>
-          <w:p>
-            <w:pPr>
-              <w:jc w:val="center"/>
-            </w:pPr>
-            <w:r>
-              <w:rPr>
-                <w:rFonts w:ascii="Calibri" w:hAnsi="Calibri"/>
-                <w:b/>
-                <w:color w:val="FFFFFF"/>
-                <w:sz w:val="19"/>
-              </w:rPr>
-              <w:t>Compliance Status</w:t>
-            </w:r>
-          </w:p>
-        </w:tc>
-      </w:tr>
-      <w:tr>
-        <w:tc>
-          <w:tcPr>
-            <w:tcW w:type="dxa" w:w="2880"/>
-            <w:shd w:fill="FFFFFF"/>
-            <w:tcMar>
-              <w:top w:w="100" w:type="dxa"/>
-              <w:bottom w:w="100" w:type="dxa"/>
-              <w:left w:w="140" w:type="dxa"/>
-              <w:right w:w="140" w:type="dxa"/>
-            </w:tcMar>
-          </w:tcPr>
-          <w:p>
-            <w:pPr>
-              <w:jc w:val="left"/>
-            </w:pPr>
-            <w:r>
-              <w:rPr>
-                <w:rFonts w:ascii="Calibri" w:hAnsi="Calibri"/>
-                <w:color w:val="212529"/>
-                <w:sz w:val="18"/>
-              </w:rPr>
-              <w:t>Median Latency (P50)</w:t>
-            </w:r>
-          </w:p>
-        </w:tc>
-        <w:tc>
-          <w:tcPr>
-            <w:tcW w:type="dxa" w:w="2160"/>
-            <w:shd w:fill="FFFFFF"/>
-            <w:tcMar>
-              <w:top w:w="100" w:type="dxa"/>
-              <w:bottom w:w="100" w:type="dxa"/>
-              <w:left w:w="140" w:type="dxa"/>
-              <w:right w:w="140" w:type="dxa"/>
-            </w:tcMar>
-          </w:tcPr>
-          <w:p>
-            <w:pPr>
-              <w:jc w:val="center"/>
-            </w:pPr>
-            <w:r>
-              <w:rPr>
-                <w:rFonts w:ascii="Calibri" w:hAnsi="Calibri"/>
-                <w:color w:val="212529"/>
-                <w:sz w:val="18"/>
-              </w:rPr>
-              <w:t>&lt; 5.0 us</w:t>
-            </w:r>
-          </w:p>
-        </w:tc>
-        <w:tc>
-          <w:tcPr>
-            <w:tcW w:type="dxa" w:w="2160"/>
-            <w:shd w:fill="FFFFFF"/>
-            <w:tcMar>
-              <w:top w:w="100" w:type="dxa"/>
-              <w:bottom w:w="100" w:type="dxa"/>
-              <w:left w:w="140" w:type="dxa"/>
-              <w:right w:w="140" w:type="dxa"/>
-            </w:tcMar>
-          </w:tcPr>
-          <w:p>
-            <w:pPr>
-              <w:jc w:val="center"/>
-            </w:pPr>
-            <w:r>
-              <w:rPr>
-                <w:rFonts w:ascii="Calibri" w:hAnsi="Calibri"/>
-                <w:color w:val="212529"/>
-                <w:sz w:val="18"/>
-              </w:rPr>
-              <w:t>1.230 us</w:t>
-            </w:r>
-          </w:p>
-        </w:tc>
-        <w:tc>
-          <w:tcPr>
-            <w:tcW w:type="dxa" w:w="2160"/>
-            <w:shd w:fill="FFFFFF"/>
-            <w:tcMar>
-              <w:top w:w="100" w:type="dxa"/>
-              <w:bottom w:w="100" w:type="dxa"/>
-              <w:left w:w="140" w:type="dxa"/>
-              <w:right w:w="140" w:type="dxa"/>
-            </w:tcMar>
-          </w:tcPr>
-          <w:p>
-            <w:pPr>
-              <w:jc w:val="center"/>
-            </w:pPr>
-            <w:r>
-              <w:rPr>
-                <w:rFonts w:ascii="Calibri" w:hAnsi="Calibri"/>
-                <w:color w:val="212529"/>
-                <w:sz w:val="18"/>
-              </w:rPr>
-              <w:t>100.0% PASS (Green)</w:t>
-            </w:r>
-          </w:p>
-        </w:tc>
-      </w:tr>
-      <w:tr>
-        <w:tc>
-          <w:tcPr>
-            <w:tcW w:type="dxa" w:w="2880"/>
-            <w:shd w:fill="F8FAFC"/>
-            <w:tcMar>
-              <w:top w:w="100" w:type="dxa"/>
-              <w:bottom w:w="100" w:type="dxa"/>
-              <w:left w:w="140" w:type="dxa"/>
-              <w:right w:w="140" w:type="dxa"/>
-            </w:tcMar>
-          </w:tcPr>
-          <w:p>
-            <w:pPr>
-              <w:jc w:val="left"/>
-            </w:pPr>
-            <w:r>
-              <w:rPr>
-                <w:rFonts w:ascii="Calibri" w:hAnsi="Calibri"/>
-                <w:color w:val="212529"/>
-                <w:sz w:val="18"/>
-              </w:rPr>
-              <w:t>Tail Latency (P99)</w:t>
-            </w:r>
-          </w:p>
-        </w:tc>
-        <w:tc>
-          <w:tcPr>
-            <w:tcW w:type="dxa" w:w="2160"/>
-            <w:shd w:fill="F8FAFC"/>
-            <w:tcMar>
-              <w:top w:w="100" w:type="dxa"/>
-              <w:bottom w:w="100" w:type="dxa"/>
-              <w:left w:w="140" w:type="dxa"/>
-              <w:right w:w="140" w:type="dxa"/>
-            </w:tcMar>
-          </w:tcPr>
-          <w:p>
-            <w:pPr>
-              <w:jc w:val="center"/>
-            </w:pPr>
-            <w:r>
-              <w:rPr>
-                <w:rFonts w:ascii="Calibri" w:hAnsi="Calibri"/>
-                <w:color w:val="212529"/>
-                <w:sz w:val="18"/>
-              </w:rPr>
-              <w:t>&lt; 10.0 us</w:t>
-            </w:r>
-          </w:p>
-        </w:tc>
-        <w:tc>
-          <w:tcPr>
-            <w:tcW w:type="dxa" w:w="2160"/>
-            <w:shd w:fill="F8FAFC"/>
-            <w:tcMar>
-              <w:top w:w="100" w:type="dxa"/>
-              <w:bottom w:w="100" w:type="dxa"/>
-              <w:left w:w="140" w:type="dxa"/>
-              <w:right w:w="140" w:type="dxa"/>
-            </w:tcMar>
-          </w:tcPr>
-          <w:p>
-            <w:pPr>
-              <w:jc w:val="center"/>
-            </w:pPr>
-            <w:r>
-              <w:rPr>
-                <w:rFonts w:ascii="Calibri" w:hAnsi="Calibri"/>
-                <w:color w:val="212529"/>
-                <w:sz w:val="18"/>
-              </w:rPr>
-              <w:t>2.451 us</w:t>
-            </w:r>
-          </w:p>
-        </w:tc>
-        <w:tc>
-          <w:tcPr>
-            <w:tcW w:type="dxa" w:w="2160"/>
-            <w:shd w:fill="F8FAFC"/>
-            <w:tcMar>
-              <w:top w:w="100" w:type="dxa"/>
-              <w:bottom w:w="100" w:type="dxa"/>
-              <w:left w:w="140" w:type="dxa"/>
-              <w:right w:w="140" w:type="dxa"/>
-            </w:tcMar>
-          </w:tcPr>
-          <w:p>
-            <w:pPr>
-              <w:jc w:val="center"/>
-            </w:pPr>
-            <w:r>
-              <w:rPr>
-                <w:rFonts w:ascii="Calibri" w:hAnsi="Calibri"/>
-                <w:color w:val="212529"/>
-                <w:sz w:val="18"/>
-              </w:rPr>
-              <w:t>100.0% PASS (Green)</w:t>
-            </w:r>
-          </w:p>
-        </w:tc>
-      </w:tr>
-      <w:tr>
-        <w:tc>
-          <w:tcPr>
-            <w:tcW w:type="dxa" w:w="2880"/>
-            <w:shd w:fill="FFFFFF"/>
-            <w:tcMar>
-              <w:top w:w="100" w:type="dxa"/>
-              <w:bottom w:w="100" w:type="dxa"/>
-              <w:left w:w="140" w:type="dxa"/>
-              <w:right w:w="140" w:type="dxa"/>
-            </w:tcMar>
-          </w:tcPr>
-          <w:p>
-            <w:pPr>
-              <w:jc w:val="left"/>
-            </w:pPr>
-            <w:r>
-              <w:rPr>
-                <w:rFonts w:ascii="Calibri" w:hAnsi="Calibri"/>
-                <w:color w:val="212529"/>
-                <w:sz w:val="18"/>
-              </w:rPr>
-              <w:t>Maximum Jitter Peak</w:t>
-            </w:r>
-          </w:p>
-        </w:tc>
-        <w:tc>
-          <w:tcPr>
-            <w:tcW w:type="dxa" w:w="2160"/>
-            <w:shd w:fill="FFFFFF"/>
-            <w:tcMar>
-              <w:top w:w="100" w:type="dxa"/>
-              <w:bottom w:w="100" w:type="dxa"/>
-              <w:left w:w="140" w:type="dxa"/>
-              <w:right w:w="140" w:type="dxa"/>
-            </w:tcMar>
-          </w:tcPr>
-          <w:p>
-            <w:pPr>
-              <w:jc w:val="center"/>
-            </w:pPr>
-            <w:r>
-              <w:rPr>
-                <w:rFonts w:ascii="Calibri" w:hAnsi="Calibri"/>
-                <w:color w:val="212529"/>
-                <w:sz w:val="18"/>
-              </w:rPr>
-              <w:t>&lt; 20.0 us</w:t>
-            </w:r>
-          </w:p>
-        </w:tc>
-        <w:tc>
-          <w:tcPr>
-            <w:tcW w:type="dxa" w:w="2160"/>
-            <w:shd w:fill="FFFFFF"/>
-            <w:tcMar>
-              <w:top w:w="100" w:type="dxa"/>
-              <w:bottom w:w="100" w:type="dxa"/>
-              <w:left w:w="140" w:type="dxa"/>
-              <w:right w:w="140" w:type="dxa"/>
-            </w:tcMar>
-          </w:tcPr>
-          <w:p>
-            <w:pPr>
-              <w:jc w:val="center"/>
-            </w:pPr>
-            <w:r>
-              <w:rPr>
-                <w:rFonts w:ascii="Calibri" w:hAnsi="Calibri"/>
-                <w:color w:val="212529"/>
-                <w:sz w:val="18"/>
-              </w:rPr>
-              <w:t>4.890 us</w:t>
-            </w:r>
-          </w:p>
-        </w:tc>
-        <w:tc>
-          <w:tcPr>
-            <w:tcW w:type="dxa" w:w="2160"/>
-            <w:shd w:fill="FFFFFF"/>
-            <w:tcMar>
-              <w:top w:w="100" w:type="dxa"/>
-              <w:bottom w:w="100" w:type="dxa"/>
-              <w:left w:w="140" w:type="dxa"/>
-              <w:right w:w="140" w:type="dxa"/>
-            </w:tcMar>
-          </w:tcPr>
-          <w:p>
-            <w:pPr>
-              <w:jc w:val="center"/>
-            </w:pPr>
-            <w:r>
-              <w:rPr>
-                <w:rFonts w:ascii="Calibri" w:hAnsi="Calibri"/>
-                <w:color w:val="212529"/>
-                <w:sz w:val="18"/>
-              </w:rPr>
-              <w:t>100.0% PASS (Green)</w:t>
-            </w:r>
-          </w:p>
-        </w:tc>
-      </w:tr>
-      <w:tr>
-        <w:tc>
-          <w:tcPr>
-            <w:tcW w:type="dxa" w:w="2880"/>
-            <w:shd w:fill="F8FAFC"/>
-            <w:tcMar>
-              <w:top w:w="100" w:type="dxa"/>
-              <w:bottom w:w="100" w:type="dxa"/>
-              <w:left w:w="140" w:type="dxa"/>
-              <w:right w:w="140" w:type="dxa"/>
-            </w:tcMar>
-          </w:tcPr>
-          <w:p>
-            <w:pPr>
-              <w:jc w:val="left"/>
-            </w:pPr>
-            <w:r>
-              <w:rPr>
-                <w:rFonts w:ascii="Calibri" w:hAnsi="Calibri"/>
-                <w:color w:val="212529"/>
-                <w:sz w:val="18"/>
-              </w:rPr>
-              <w:t>Deflated Sharpe Ratio (DSR)</w:t>
-            </w:r>
-          </w:p>
-        </w:tc>
-        <w:tc>
-          <w:tcPr>
-            <w:tcW w:type="dxa" w:w="2160"/>
-            <w:shd w:fill="F8FAFC"/>
-            <w:tcMar>
-              <w:top w:w="100" w:type="dxa"/>
-              <w:bottom w:w="100" w:type="dxa"/>
-              <w:left w:w="140" w:type="dxa"/>
-              <w:right w:w="140" w:type="dxa"/>
-            </w:tcMar>
-          </w:tcPr>
-          <w:p>
-            <w:pPr>
-              <w:jc w:val="center"/>
-            </w:pPr>
-            <w:r>
-              <w:rPr>
-                <w:rFonts w:ascii="Calibri" w:hAnsi="Calibri"/>
-                <w:color w:val="212529"/>
-                <w:sz w:val="18"/>
-              </w:rPr>
-              <w:t>&gt; 0.9500</w:t>
-            </w:r>
-          </w:p>
-        </w:tc>
-        <w:tc>
-          <w:tcPr>
-            <w:tcW w:type="dxa" w:w="2160"/>
-            <w:shd w:fill="F8FAFC"/>
-            <w:tcMar>
-              <w:top w:w="100" w:type="dxa"/>
-              <w:bottom w:w="100" w:type="dxa"/>
-              <w:left w:w="140" w:type="dxa"/>
-              <w:right w:w="140" w:type="dxa"/>
-            </w:tcMar>
-          </w:tcPr>
-          <w:p>
-            <w:pPr>
-              <w:jc w:val="center"/>
-            </w:pPr>
-            <w:r>
-              <w:rPr>
-                <w:rFonts w:ascii="Calibri" w:hAnsi="Calibri"/>
-                <w:color w:val="212529"/>
-                <w:sz w:val="18"/>
-              </w:rPr>
-              <w:t>1.0000 (500 trials)</w:t>
-            </w:r>
-          </w:p>
-        </w:tc>
-        <w:tc>
-          <w:tcPr>
-            <w:tcW w:type="dxa" w:w="2160"/>
-            <w:shd w:fill="F8FAFC"/>
-            <w:tcMar>
-              <w:top w:w="100" w:type="dxa"/>
-              <w:bottom w:w="100" w:type="dxa"/>
-              <w:left w:w="140" w:type="dxa"/>
-              <w:right w:w="140" w:type="dxa"/>
-            </w:tcMar>
-          </w:tcPr>
-          <w:p>
-            <w:pPr>
-              <w:jc w:val="center"/>
-            </w:pPr>
-            <w:r>
-              <w:rPr>
-                <w:rFonts w:ascii="Calibri" w:hAnsi="Calibri"/>
-                <w:color w:val="212529"/>
-                <w:sz w:val="18"/>
-              </w:rPr>
-              <w:t>Statistically Certified</w:t>
-            </w:r>
-          </w:p>
-        </w:tc>
-      </w:tr>
-    </w:tbl>
-    <w:p>
-      <w:pPr>
-        <w:spacing w:after="200"/>
-      </w:pPr>
-    </w:p>
-    <w:p>
-      <w:pPr>
-        <w:spacing w:before="200" w:after="40"/>
-        <w:jc w:val="center"/>
-      </w:pPr>
-      <w:r>
-        <w:drawing>
-          <wp:inline xmlns:a="http://schemas.openxmlformats.org/drawingml/2006/main" xmlns:pic="http://schemas.openxmlformats.org/drawingml/2006/picture">
-            <wp:extent cx="5669280" cy="2912548"/>
-            <wp:docPr id="3" name="Picture 3"/>
-            <wp:cNvGraphicFramePr>
-              <a:graphicFrameLocks noChangeAspect="1"/>
-            </wp:cNvGraphicFramePr>
-            <a:graphic>
-              <a:graphicData uri="http://schemas.openxmlformats.org/drawingml/2006/picture">
-                <pic:pic>
-                  <pic:nvPicPr>
-                    <pic:cNvPr id="0" name="Dashboard_one.png"/>
-                    <pic:cNvPicPr/>
-                  </pic:nvPicPr>
-                  <pic:blipFill>
-                    <a:blip r:embed="rId12"/>
-                    <a:stretch>
-                      <a:fillRect/>
-                    </a:stretch>
-                  </pic:blipFill>
-                  <pic:spPr>
-                    <a:xfrm>
-                      <a:off x="0" y="0"/>
-                      <a:ext cx="5669280" cy="2912548"/>
-                    </a:xfrm>
-                    <a:prstGeom prst="rect"/>
-                  </pic:spPr>
-                </pic:pic>
-              </a:graphicData>
-            </a:graphic>
-          </wp:inline>
-        </w:drawing>
-      </w:r>
-    </w:p>
-    <w:p>
-      <w:pPr>
-        <w:spacing w:before="80" w:after="240"/>
-        <w:jc w:val="center"/>
-      </w:pPr>
-      <w:r>
-        <w:rPr>
-          <w:rFonts w:ascii="Calibri" w:hAnsi="Calibri"/>
-          <w:b/>
-          <w:color w:val="111927"/>
-          <w:sz w:val="19"/>
-        </w:rPr>
-        <w:t xml:space="preserve">Figure 3: NeuroQuant-LOB Unified Mission Control &amp; Level-2 DOM Depth Ladder. </w:t>
-      </w:r>
-      <w:r>
-        <w:rPr>
-          <w:rFonts w:ascii="Calibri" w:hAnsi="Calibri"/>
-          <w:i/>
-          <w:color w:val="6C757D"/>
-          <w:sz w:val="18"/>
-        </w:rPr>
-        <w:t>Live interactive web mission control at http://localhost:5000. Displaying real-time Level-2 order book depth DOM, tactile toxic sweep injection triggers, and interactive neuromorphic membrane potential oscilloscope waveforms.</w:t>
-      </w:r>
-    </w:p>
-    <w:p>
-      <w:pPr>
-        <w:spacing w:before="200" w:after="40"/>
-        <w:jc w:val="center"/>
-      </w:pPr>
-      <w:r>
-        <w:drawing>
-          <wp:inline xmlns:a="http://schemas.openxmlformats.org/drawingml/2006/main" xmlns:pic="http://schemas.openxmlformats.org/drawingml/2006/picture">
-            <wp:extent cx="5669280" cy="2430116"/>
-            <wp:docPr id="4" name="Picture 4"/>
-            <wp:cNvGraphicFramePr>
-              <a:graphicFrameLocks noChangeAspect="1"/>
-            </wp:cNvGraphicFramePr>
-            <a:graphic>
-              <a:graphicData uri="http://schemas.openxmlformats.org/drawingml/2006/picture">
-                <pic:pic>
-                  <pic:nvPicPr>
-                    <pic:cNvPr id="0" name="dash_board_2.png"/>
-                    <pic:cNvPicPr/>
-                  </pic:nvPicPr>
-                  <pic:blipFill>
-                    <a:blip r:embed="rId13"/>
-                    <a:stretch>
-                      <a:fillRect/>
-                    </a:stretch>
-                  </pic:blipFill>
-                  <pic:spPr>
-                    <a:xfrm>
-                      <a:off x="0" y="0"/>
-                      <a:ext cx="5669280" cy="2430116"/>
-                    </a:xfrm>
-                    <a:prstGeom prst="rect"/>
-                  </pic:spPr>
-                </pic:pic>
-              </a:graphicData>
-            </a:graphic>
-          </wp:inline>
-        </w:drawing>
-      </w:r>
-    </w:p>
-    <w:p>
-      <w:pPr>
-        <w:spacing w:before="80" w:after="240"/>
-        <w:jc w:val="center"/>
-      </w:pPr>
-      <w:r>
-        <w:rPr>
-          <w:rFonts w:ascii="Calibri" w:hAnsi="Calibri"/>
-          <w:b/>
-          <w:color w:val="111927"/>
-          <w:sz w:val="19"/>
-        </w:rPr>
-        <w:t xml:space="preserve">Figure 4: Real-Time Microstructure Analytics, Multi-Level OFI &amp; Hawkes Intensity Profiler. </w:t>
-      </w:r>
-      <w:r>
-        <w:rPr>
-          <w:rFonts w:ascii="Calibri" w:hAnsi="Calibri"/>
-          <w:i/>
-          <w:color w:val="6C757D"/>
-          <w:sz w:val="18"/>
-        </w:rPr>
-        <w:t>Real-time analytical telemetry view showing multi-level Order Flow Imbalance (OFI), Hawkes self-excitation process calibration (spectral radius rho=0.1096 &lt; 1.0), and DeepLOB spatial-temporal CNN price trajectory forecasting.</w:t>
-      </w:r>
-    </w:p>
-    <w:p>
-      <w:pPr>
-        <w:spacing w:before="200" w:after="40"/>
-        <w:jc w:val="center"/>
-      </w:pPr>
-      <w:r>
-        <w:drawing>
-          <wp:inline xmlns:a="http://schemas.openxmlformats.org/drawingml/2006/main" xmlns:pic="http://schemas.openxmlformats.org/drawingml/2006/picture">
-            <wp:extent cx="5669280" cy="3865418"/>
-            <wp:docPr id="5" name="Picture 5"/>
-            <wp:cNvGraphicFramePr>
-              <a:graphicFrameLocks noChangeAspect="1"/>
-            </wp:cNvGraphicFramePr>
-            <a:graphic>
-              <a:graphicData uri="http://schemas.openxmlformats.org/drawingml/2006/picture">
-                <pic:pic>
-                  <pic:nvPicPr>
-                    <pic:cNvPr id="0" name="top_system_waveform.png"/>
-                    <pic:cNvPicPr/>
-                  </pic:nvPicPr>
-                  <pic:blipFill>
-                    <a:blip r:embed="rId14"/>
-                    <a:stretch>
-                      <a:fillRect/>
-                    </a:stretch>
-                  </pic:blipFill>
-                  <pic:spPr>
-                    <a:xfrm>
-                      <a:off x="0" y="0"/>
-                      <a:ext cx="5669280" cy="3865418"/>
-                    </a:xfrm>
-                    <a:prstGeom prst="rect"/>
-                  </pic:spPr>
-                </pic:pic>
-              </a:graphicData>
-            </a:graphic>
-          </wp:inline>
-        </w:drawing>
-      </w:r>
-    </w:p>
-    <w:p>
-      <w:pPr>
-        <w:spacing w:before="80" w:after="240"/>
-        <w:jc w:val="center"/>
-      </w:pPr>
-      <w:r>
-        <w:rPr>
-          <w:rFonts w:ascii="Calibri" w:hAnsi="Calibri"/>
-          <w:b/>
-          <w:color w:val="111927"/>
-          <w:sz w:val="19"/>
-        </w:rPr>
-        <w:t xml:space="preserve">Figure 5: Cycle-Accurate Hardware Waveforms: Ingress Lock, LIF Spike, and Pre-Trade Risk Clearance. </w:t>
-      </w:r>
-      <w:r>
-        <w:rPr>
-          <w:rFonts w:ascii="Calibri" w:hAnsi="Calibri"/>
-          <w:i/>
-          <w:color w:val="6C757D"/>
-          <w:sz w:val="18"/>
-        </w:rPr>
-        <w:t>GTKWave cycle-accurate signal trace of the top-level FPGA pipeline. Illustrating 0x55AA frame lock, AXI4-Stream payload unpack, membrane potential charge accumulation, LIF neural action potential spike firing, and sub-3.5ns pre-trade risk clearance strobe.</w:t>
-      </w:r>
-    </w:p>
-    <w:p>
-      <w:pPr>
-        <w:pStyle w:val="Heading1"/>
-        <w:spacing w:before="280" w:after="120"/>
-      </w:pPr>
-      <w:r>
-        <w:t>5. Why NVIDIA Specifically: Accelerated Computing &amp; GPU Software Co-Design</w:t>
-      </w:r>
-    </w:p>
-    <w:p>
-      <w:pPr>
-        <w:spacing w:line="276" w:lineRule="auto" w:after="160"/>
-      </w:pPr>
-      <w:r>
-        <w:t xml:space="preserve">A central question of this proposal is: </w:t>
-      </w:r>
-      <w:r>
-        <w:rPr>
-          <w:b/>
-        </w:rPr>
-        <w:t>Why does line-rate financial microstructure require NVIDIA GPUs if an FPGA is already handling wire ingress?</w:t>
-      </w:r>
-      <w:r>
-        <w:br/>
-        <w:br/>
-        <w:t>The answer lies in the fundamental division of cognitive labor between heterogeneous silicon engines:</w:t>
-        <w:br/>
-        <w:t>1. FPGAs excel as static, deterministic line-rate filters and reflex arcs (&lt; 50 ns). However, an FPGA cannot maintain 50 consolidated global order books, train 100,000-neuron recurrent spiking networks, or solve non-linear Hamilton-Jacobi-Bellman (HJB) optimal execution equations.</w:t>
-        <w:br/>
-        <w:t>2. NVIDIA Tensor Core GPUs (Hopper H100 / Blackwell B200) excel as massive, high-bandwidth parallel learning engines. By offloading pre-filtered microstructure tensors from the FPGA to the GPU via GPUDirect RDMA, we unlock:</w:t>
-        <w:br/>
-      </w:r>
-    </w:p>
-    <w:p>
-      <w:pPr>
-        <w:pStyle w:val="ListBullet"/>
-        <w:spacing w:after="80"/>
-      </w:pPr>
-      <w:r>
-        <w:rPr>
-          <w:b/>
-          <w:color w:val="76B900"/>
-        </w:rPr>
-        <w:t xml:space="preserve">CuLOB (GPU-Accelerated Limit Order Book): </w:t>
-      </w:r>
-      <w:r>
-        <w:t>Consolidating 50 venue order feeds in 8 TB/s HBM3e memory using warp-level bitonic sorting (__shfl_down_sync) in Shared Memory (SRAM 228 KB/SM) with zero bank conflicts.</w:t>
-      </w:r>
-    </w:p>
-    <w:p>
-      <w:pPr>
-        <w:pStyle w:val="ListBullet"/>
-        <w:spacing w:after="80"/>
-      </w:pPr>
-      <w:r>
-        <w:rPr>
-          <w:b/>
-          <w:color w:val="76B900"/>
-        </w:rPr>
-        <w:t xml:space="preserve">OpenAI Triton &amp; TensorRT SNN Acceleration: </w:t>
-      </w:r>
-      <w:r>
-        <w:t>Custom fused Triton kernels for continuous-time surrogate gradient Backpropagation Through Time (BPTT), updating 100,000 synaptic weights asynchronously in &lt; 10 milliseconds and flashing them back to FPGA registers.</w:t>
-      </w:r>
-    </w:p>
-    <w:p>
-      <w:pPr>
-        <w:pStyle w:val="ListBullet"/>
-        <w:spacing w:after="80"/>
-      </w:pPr>
-      <w:r>
-        <w:rPr>
-          <w:b/>
-          <w:color w:val="76B900"/>
-        </w:rPr>
-        <w:t xml:space="preserve">Tensor Memory Accelerator (TMA) &amp; FP8 Tensor Cores: </w:t>
-      </w:r>
-      <w:r>
-        <w:t>Utilizing Blackwell B200 TMA hardware to stream multi-dimensional microstructure tensors directly into Shared Memory without CPU register overhead, executing DeepLOB CNN spatial-temporal predictions in &lt; 120 ns.</w:t>
-      </w:r>
-    </w:p>
-    <w:p>
-      <w:pPr>
-        <w:pStyle w:val="ListBullet"/>
-        <w:spacing w:after="80"/>
-      </w:pPr>
-      <w:r>
-        <w:rPr>
-          <w:b/>
-          <w:color w:val="76B900"/>
-        </w:rPr>
-        <w:t xml:space="preserve">NVIDIA GPUDirect RDMA: </w:t>
-      </w:r>
-      <w:r>
-        <w:t>Direct zero-copy DMA between physical FPGA transceivers and NVIDIA GPU VRAM over PCIe Gen5, achieving &lt; 800 ns roundtrip latency and bypassing the Linux operating system kernel entirely.</w:t>
-      </w:r>
-    </w:p>
-    <w:p>
-      <w:pPr>
-        <w:pStyle w:val="Heading1"/>
-        <w:spacing w:before="280" w:after="120"/>
-      </w:pPr>
-      <w:r>
-        <w:t>6. 12-Month Fellowship Work Plan &amp; Itemized Budget ($60,000 USD)</w:t>
-      </w:r>
-    </w:p>
-    <w:p>
-      <w:pPr>
-        <w:spacing w:after="80"/>
-      </w:pPr>
-      <w:r>
-        <w:rPr>
-          <w:rFonts w:ascii="Calibri" w:hAnsi="Calibri"/>
-          <w:b/>
-          <w:color w:val="111927"/>
-          <w:sz w:val="20"/>
-        </w:rPr>
-        <w:t>Table 4: 12-Month Fellowship Milestones &amp; GPU Work Packages</w:t>
-      </w:r>
-    </w:p>
-    <w:tbl>
-      <w:tblPr>
-        <w:tblW w:type="auto" w:w="0"/>
-        <w:jc w:val="center"/>
-        <w:tblLayout w:type="fixed"/>
-        <w:tblLook w:firstColumn="1" w:firstRow="1" w:lastColumn="0" w:lastRow="0" w:noHBand="0" w:noVBand="1" w:val="04A0"/>
-      </w:tblPr>
-      <w:tblGrid>
-        <w:gridCol w:w="2340"/>
-        <w:gridCol w:w="2340"/>
-        <w:gridCol w:w="2340"/>
-        <w:gridCol w:w="2340"/>
-      </w:tblGrid>
-      <w:tr>
-        <w:tc>
-          <w:tcPr>
-            <w:tcW w:type="dxa" w:w="1728"/>
-            <w:shd w:fill="111927"/>
-            <w:tcMar>
-              <w:top w:w="140" w:type="dxa"/>
-              <w:bottom w:w="140" w:type="dxa"/>
-              <w:left w:w="160" w:type="dxa"/>
-              <w:right w:w="160" w:type="dxa"/>
-            </w:tcMar>
-          </w:tcPr>
-          <w:p>
-            <w:pPr>
-              <w:jc w:val="center"/>
-            </w:pPr>
-            <w:r>
-              <w:rPr>
-                <w:rFonts w:ascii="Calibri" w:hAnsi="Calibri"/>
-                <w:b/>
-                <w:color w:val="FFFFFF"/>
-                <w:sz w:val="19"/>
-              </w:rPr>
-              <w:t>Period</w:t>
-            </w:r>
-          </w:p>
-        </w:tc>
-        <w:tc>
-          <w:tcPr>
-            <w:tcW w:type="dxa" w:w="2592"/>
-            <w:shd w:fill="111927"/>
-            <w:tcMar>
-              <w:top w:w="140" w:type="dxa"/>
-              <w:bottom w:w="140" w:type="dxa"/>
-              <w:left w:w="160" w:type="dxa"/>
-              <w:right w:w="160" w:type="dxa"/>
-            </w:tcMar>
-          </w:tcPr>
-          <w:p>
-            <w:pPr>
-              <w:jc w:val="center"/>
-            </w:pPr>
-            <w:r>
-              <w:rPr>
-                <w:rFonts w:ascii="Calibri" w:hAnsi="Calibri"/>
-                <w:b/>
-                <w:color w:val="FFFFFF"/>
-                <w:sz w:val="19"/>
-              </w:rPr>
-              <w:t>Work Package</w:t>
-            </w:r>
-          </w:p>
-        </w:tc>
-        <w:tc>
-          <w:tcPr>
-            <w:tcW w:type="dxa" w:w="3168"/>
-            <w:shd w:fill="111927"/>
-            <w:tcMar>
-              <w:top w:w="140" w:type="dxa"/>
-              <w:bottom w:w="140" w:type="dxa"/>
-              <w:left w:w="160" w:type="dxa"/>
-              <w:right w:w="160" w:type="dxa"/>
-            </w:tcMar>
-          </w:tcPr>
-          <w:p>
-            <w:pPr>
-              <w:jc w:val="center"/>
-            </w:pPr>
-            <w:r>
-              <w:rPr>
-                <w:rFonts w:ascii="Calibri" w:hAnsi="Calibri"/>
-                <w:b/>
-                <w:color w:val="FFFFFF"/>
-                <w:sz w:val="19"/>
-              </w:rPr>
-              <w:t>Key Research Objectives &amp; Methodology</w:t>
-            </w:r>
-          </w:p>
-        </w:tc>
-        <w:tc>
-          <w:tcPr>
-            <w:tcW w:type="dxa" w:w="1872"/>
-            <w:shd w:fill="111927"/>
-            <w:tcMar>
-              <w:top w:w="140" w:type="dxa"/>
-              <w:bottom w:w="140" w:type="dxa"/>
-              <w:left w:w="160" w:type="dxa"/>
-              <w:right w:w="160" w:type="dxa"/>
-            </w:tcMar>
-          </w:tcPr>
-          <w:p>
-            <w:pPr>
-              <w:jc w:val="center"/>
-            </w:pPr>
-            <w:r>
-              <w:rPr>
-                <w:rFonts w:ascii="Calibri" w:hAnsi="Calibri"/>
-                <w:b/>
-                <w:color w:val="FFFFFF"/>
-                <w:sz w:val="19"/>
-              </w:rPr>
-              <w:t>Milestone Target</w:t>
+              <w:t>Budget Category</w:t>
             </w:r>
           </w:p>
         </w:tc>
@@ -3395,48 +2000,24 @@
             <w:tcW w:type="dxa" w:w="1728"/>
             <w:shd w:fill="FFFFFF"/>
             <w:tcMar>
-              <w:top w:w="100" w:type="dxa"/>
-              <w:bottom w:w="100" w:type="dxa"/>
-              <w:left w:w="140" w:type="dxa"/>
-              <w:right w:w="140" w:type="dxa"/>
+              <w:top w:w="40" w:type="dxa"/>
+              <w:bottom w:w="40" w:type="dxa"/>
+              <w:left w:w="80" w:type="dxa"/>
+              <w:right w:w="80" w:type="dxa"/>
             </w:tcMar>
           </w:tcPr>
           <w:p>
             <w:pPr>
+              <w:spacing w:before="0" w:after="0" w:line="240" w:lineRule="auto"/>
               <w:jc w:val="center"/>
             </w:pPr>
             <w:r>
               <w:rPr>
                 <w:rFonts w:ascii="Calibri" w:hAnsi="Calibri"/>
                 <w:color w:val="212529"/>
-                <w:sz w:val="18"/>
+                <w:sz w:val="14"/>
               </w:rPr>
               <w:t>Months 1-3</w:t>
-            </w:r>
-          </w:p>
-        </w:tc>
-        <w:tc>
-          <w:tcPr>
-            <w:tcW w:type="dxa" w:w="2592"/>
-            <w:shd w:fill="FFFFFF"/>
-            <w:tcMar>
-              <w:top w:w="100" w:type="dxa"/>
-              <w:bottom w:w="100" w:type="dxa"/>
-              <w:left w:w="140" w:type="dxa"/>
-              <w:right w:w="140" w:type="dxa"/>
-            </w:tcMar>
-          </w:tcPr>
-          <w:p>
-            <w:pPr>
-              <w:jc w:val="left"/>
-            </w:pPr>
-            <w:r>
-              <w:rPr>
-                <w:rFonts w:ascii="Calibri" w:hAnsi="Calibri"/>
-                <w:color w:val="212529"/>
-                <w:sz w:val="18"/>
-              </w:rPr>
-              <w:t>WP1: CuLOB GPU Engine</w:t>
             </w:r>
           </w:p>
         </w:tc>
@@ -3445,48 +2026,76 @@
             <w:tcW w:type="dxa" w:w="3168"/>
             <w:shd w:fill="FFFFFF"/>
             <w:tcMar>
-              <w:top w:w="100" w:type="dxa"/>
-              <w:bottom w:w="100" w:type="dxa"/>
-              <w:left w:w="140" w:type="dxa"/>
-              <w:right w:w="140" w:type="dxa"/>
+              <w:top w:w="40" w:type="dxa"/>
+              <w:bottom w:w="40" w:type="dxa"/>
+              <w:left w:w="80" w:type="dxa"/>
+              <w:right w:w="80" w:type="dxa"/>
             </w:tcMar>
           </w:tcPr>
           <w:p>
             <w:pPr>
+              <w:spacing w:before="0" w:after="0" w:line="240" w:lineRule="auto"/>
               <w:jc w:val="left"/>
             </w:pPr>
             <w:r>
               <w:rPr>
                 <w:rFonts w:ascii="Calibri" w:hAnsi="Calibri"/>
                 <w:color w:val="212529"/>
-                <w:sz w:val="18"/>
+                <w:sz w:val="14"/>
               </w:rPr>
-              <w:t>Implement warp-level bitonic sorting for 50-venue order books using CUDA C++ and Shared Memory.</w:t>
+              <w:t>WP1: CuLOB 50-Venue Engine</w:t>
             </w:r>
           </w:p>
         </w:tc>
         <w:tc>
           <w:tcPr>
-            <w:tcW w:type="dxa" w:w="1872"/>
+            <w:tcW w:type="dxa" w:w="3888"/>
             <w:shd w:fill="FFFFFF"/>
             <w:tcMar>
-              <w:top w:w="100" w:type="dxa"/>
-              <w:bottom w:w="100" w:type="dxa"/>
-              <w:left w:w="140" w:type="dxa"/>
-              <w:right w:w="140" w:type="dxa"/>
+              <w:top w:w="40" w:type="dxa"/>
+              <w:bottom w:w="40" w:type="dxa"/>
+              <w:left w:w="80" w:type="dxa"/>
+              <w:right w:w="80" w:type="dxa"/>
             </w:tcMar>
           </w:tcPr>
           <w:p>
             <w:pPr>
-              <w:jc w:val="center"/>
+              <w:spacing w:before="0" w:after="0" w:line="240" w:lineRule="auto"/>
+              <w:jc w:val="left"/>
             </w:pPr>
             <w:r>
               <w:rPr>
                 <w:rFonts w:ascii="Calibri" w:hAnsi="Calibri"/>
                 <w:color w:val="212529"/>
-                <w:sz w:val="18"/>
+                <w:sz w:val="14"/>
               </w:rPr>
-              <w:t>Latency &lt; 150 ns on Hopper H100</w:t>
+              <w:t>Warp-level bitonic sorting in HBM3e/SRAM (&lt; 150 ns latency on Hopper).</w:t>
+            </w:r>
+          </w:p>
+        </w:tc>
+        <w:tc>
+          <w:tcPr>
+            <w:tcW w:type="dxa" w:w="2016"/>
+            <w:shd w:fill="FFFFFF"/>
+            <w:tcMar>
+              <w:top w:w="40" w:type="dxa"/>
+              <w:bottom w:w="40" w:type="dxa"/>
+              <w:left w:w="80" w:type="dxa"/>
+              <w:right w:w="80" w:type="dxa"/>
+            </w:tcMar>
+          </w:tcPr>
+          <w:p>
+            <w:pPr>
+              <w:spacing w:before="0" w:after="0" w:line="240" w:lineRule="auto"/>
+              <w:jc w:val="right"/>
+            </w:pPr>
+            <w:r>
+              <w:rPr>
+                <w:rFonts w:ascii="Calibri" w:hAnsi="Calibri"/>
+                <w:color w:val="212529"/>
+                <w:sz w:val="14"/>
+              </w:rPr>
+              <w:t>Cluster Access ($5k)</w:t>
             </w:r>
           </w:p>
         </w:tc>
@@ -3497,48 +2106,24 @@
             <w:tcW w:type="dxa" w:w="1728"/>
             <w:shd w:fill="F8FAFC"/>
             <w:tcMar>
-              <w:top w:w="100" w:type="dxa"/>
-              <w:bottom w:w="100" w:type="dxa"/>
-              <w:left w:w="140" w:type="dxa"/>
-              <w:right w:w="140" w:type="dxa"/>
+              <w:top w:w="40" w:type="dxa"/>
+              <w:bottom w:w="40" w:type="dxa"/>
+              <w:left w:w="80" w:type="dxa"/>
+              <w:right w:w="80" w:type="dxa"/>
             </w:tcMar>
           </w:tcPr>
           <w:p>
             <w:pPr>
+              <w:spacing w:before="0" w:after="0" w:line="240" w:lineRule="auto"/>
               <w:jc w:val="center"/>
             </w:pPr>
             <w:r>
               <w:rPr>
                 <w:rFonts w:ascii="Calibri" w:hAnsi="Calibri"/>
                 <w:color w:val="212529"/>
-                <w:sz w:val="18"/>
+                <w:sz w:val="14"/>
               </w:rPr>
               <w:t>Months 4-6</w:t>
-            </w:r>
-          </w:p>
-        </w:tc>
-        <w:tc>
-          <w:tcPr>
-            <w:tcW w:type="dxa" w:w="2592"/>
-            <w:shd w:fill="F8FAFC"/>
-            <w:tcMar>
-              <w:top w:w="100" w:type="dxa"/>
-              <w:bottom w:w="100" w:type="dxa"/>
-              <w:left w:w="140" w:type="dxa"/>
-              <w:right w:w="140" w:type="dxa"/>
-            </w:tcMar>
-          </w:tcPr>
-          <w:p>
-            <w:pPr>
-              <w:jc w:val="left"/>
-            </w:pPr>
-            <w:r>
-              <w:rPr>
-                <w:rFonts w:ascii="Calibri" w:hAnsi="Calibri"/>
-                <w:color w:val="212529"/>
-                <w:sz w:val="18"/>
-              </w:rPr>
-              <w:t>WP2: 100k-Neuron SNN</w:t>
             </w:r>
           </w:p>
         </w:tc>
@@ -3547,48 +2132,76 @@
             <w:tcW w:type="dxa" w:w="3168"/>
             <w:shd w:fill="F8FAFC"/>
             <w:tcMar>
-              <w:top w:w="100" w:type="dxa"/>
-              <w:bottom w:w="100" w:type="dxa"/>
-              <w:left w:w="140" w:type="dxa"/>
-              <w:right w:w="140" w:type="dxa"/>
+              <w:top w:w="40" w:type="dxa"/>
+              <w:bottom w:w="40" w:type="dxa"/>
+              <w:left w:w="80" w:type="dxa"/>
+              <w:right w:w="80" w:type="dxa"/>
             </w:tcMar>
           </w:tcPr>
           <w:p>
             <w:pPr>
+              <w:spacing w:before="0" w:after="0" w:line="240" w:lineRule="auto"/>
               <w:jc w:val="left"/>
             </w:pPr>
             <w:r>
               <w:rPr>
                 <w:rFonts w:ascii="Calibri" w:hAnsi="Calibri"/>
                 <w:color w:val="212529"/>
-                <w:sz w:val="18"/>
+                <w:sz w:val="14"/>
               </w:rPr>
-              <w:t>Develop custom OpenAI Triton kernels for continuous surrogate gradient BPTT and Hawkes calibration.</w:t>
+              <w:t>WP2: 100k-Neuron Triton SNN</w:t>
             </w:r>
           </w:p>
         </w:tc>
         <w:tc>
           <w:tcPr>
-            <w:tcW w:type="dxa" w:w="1872"/>
+            <w:tcW w:type="dxa" w:w="3888"/>
             <w:shd w:fill="F8FAFC"/>
             <w:tcMar>
-              <w:top w:w="100" w:type="dxa"/>
-              <w:bottom w:w="100" w:type="dxa"/>
-              <w:left w:w="140" w:type="dxa"/>
-              <w:right w:w="140" w:type="dxa"/>
+              <w:top w:w="40" w:type="dxa"/>
+              <w:bottom w:w="40" w:type="dxa"/>
+              <w:left w:w="80" w:type="dxa"/>
+              <w:right w:w="80" w:type="dxa"/>
             </w:tcMar>
           </w:tcPr>
           <w:p>
             <w:pPr>
-              <w:jc w:val="center"/>
+              <w:spacing w:before="0" w:after="0" w:line="240" w:lineRule="auto"/>
+              <w:jc w:val="left"/>
             </w:pPr>
             <w:r>
               <w:rPr>
                 <w:rFonts w:ascii="Calibri" w:hAnsi="Calibri"/>
                 <w:color w:val="212529"/>
-                <w:sz w:val="18"/>
+                <w:sz w:val="14"/>
               </w:rPr>
-              <w:t>Directional accuracy &gt; 99.4%</w:t>
+              <w:t>Continuous surrogate gradient BPTT kernels for continuous-time Hawkes.</w:t>
+            </w:r>
+          </w:p>
+        </w:tc>
+        <w:tc>
+          <w:tcPr>
+            <w:tcW w:type="dxa" w:w="2016"/>
+            <w:shd w:fill="F8FAFC"/>
+            <w:tcMar>
+              <w:top w:w="40" w:type="dxa"/>
+              <w:bottom w:w="40" w:type="dxa"/>
+              <w:left w:w="80" w:type="dxa"/>
+              <w:right w:w="80" w:type="dxa"/>
+            </w:tcMar>
+          </w:tcPr>
+          <w:p>
+            <w:pPr>
+              <w:spacing w:before="0" w:after="0" w:line="240" w:lineRule="auto"/>
+              <w:jc w:val="right"/>
+            </w:pPr>
+            <w:r>
+              <w:rPr>
+                <w:rFonts w:ascii="Calibri" w:hAnsi="Calibri"/>
+                <w:color w:val="212529"/>
+                <w:sz w:val="14"/>
+              </w:rPr>
+              <w:t>Hardware Upgrades ($5k)</w:t>
             </w:r>
           </w:p>
         </w:tc>
@@ -3599,48 +2212,24 @@
             <w:tcW w:type="dxa" w:w="1728"/>
             <w:shd w:fill="FFFFFF"/>
             <w:tcMar>
-              <w:top w:w="100" w:type="dxa"/>
-              <w:bottom w:w="100" w:type="dxa"/>
-              <w:left w:w="140" w:type="dxa"/>
-              <w:right w:w="140" w:type="dxa"/>
+              <w:top w:w="40" w:type="dxa"/>
+              <w:bottom w:w="40" w:type="dxa"/>
+              <w:left w:w="80" w:type="dxa"/>
+              <w:right w:w="80" w:type="dxa"/>
             </w:tcMar>
           </w:tcPr>
           <w:p>
             <w:pPr>
+              <w:spacing w:before="0" w:after="0" w:line="240" w:lineRule="auto"/>
               <w:jc w:val="center"/>
             </w:pPr>
             <w:r>
               <w:rPr>
                 <w:rFonts w:ascii="Calibri" w:hAnsi="Calibri"/>
                 <w:color w:val="212529"/>
-                <w:sz w:val="18"/>
+                <w:sz w:val="14"/>
               </w:rPr>
               <w:t>Months 7-9</w:t>
-            </w:r>
-          </w:p>
-        </w:tc>
-        <w:tc>
-          <w:tcPr>
-            <w:tcW w:type="dxa" w:w="2592"/>
-            <w:shd w:fill="FFFFFF"/>
-            <w:tcMar>
-              <w:top w:w="100" w:type="dxa"/>
-              <w:bottom w:w="100" w:type="dxa"/>
-              <w:left w:w="140" w:type="dxa"/>
-              <w:right w:w="140" w:type="dxa"/>
-            </w:tcMar>
-          </w:tcPr>
-          <w:p>
-            <w:pPr>
-              <w:jc w:val="left"/>
-            </w:pPr>
-            <w:r>
-              <w:rPr>
-                <w:rFonts w:ascii="Calibri" w:hAnsi="Calibri"/>
-                <w:color w:val="212529"/>
-                <w:sz w:val="18"/>
-              </w:rPr>
-              <w:t>WP3: GPUDirect RDMA</w:t>
             </w:r>
           </w:p>
         </w:tc>
@@ -3649,48 +2238,76 @@
             <w:tcW w:type="dxa" w:w="3168"/>
             <w:shd w:fill="FFFFFF"/>
             <w:tcMar>
-              <w:top w:w="100" w:type="dxa"/>
-              <w:bottom w:w="100" w:type="dxa"/>
-              <w:left w:w="140" w:type="dxa"/>
-              <w:right w:w="140" w:type="dxa"/>
+              <w:top w:w="40" w:type="dxa"/>
+              <w:bottom w:w="40" w:type="dxa"/>
+              <w:left w:w="80" w:type="dxa"/>
+              <w:right w:w="80" w:type="dxa"/>
             </w:tcMar>
           </w:tcPr>
           <w:p>
             <w:pPr>
+              <w:spacing w:before="0" w:after="0" w:line="240" w:lineRule="auto"/>
               <w:jc w:val="left"/>
             </w:pPr>
             <w:r>
               <w:rPr>
                 <w:rFonts w:ascii="Calibri" w:hAnsi="Calibri"/>
                 <w:color w:val="212529"/>
-                <w:sz w:val="18"/>
+                <w:sz w:val="14"/>
               </w:rPr>
-              <w:t>Bridge Spartan-7 FPGA transceivers directly into GPU VRAM over PCIe Gen5 bypassing host OS.</w:t>
+              <w:t>WP3: GPUDirect RDMA</w:t>
             </w:r>
           </w:p>
         </w:tc>
         <w:tc>
           <w:tcPr>
-            <w:tcW w:type="dxa" w:w="1872"/>
+            <w:tcW w:type="dxa" w:w="3888"/>
             <w:shd w:fill="FFFFFF"/>
             <w:tcMar>
-              <w:top w:w="100" w:type="dxa"/>
-              <w:bottom w:w="100" w:type="dxa"/>
-              <w:left w:w="140" w:type="dxa"/>
-              <w:right w:w="140" w:type="dxa"/>
+              <w:top w:w="40" w:type="dxa"/>
+              <w:bottom w:w="40" w:type="dxa"/>
+              <w:left w:w="80" w:type="dxa"/>
+              <w:right w:w="80" w:type="dxa"/>
             </w:tcMar>
           </w:tcPr>
           <w:p>
             <w:pPr>
-              <w:jc w:val="center"/>
+              <w:spacing w:before="0" w:after="0" w:line="240" w:lineRule="auto"/>
+              <w:jc w:val="left"/>
             </w:pPr>
             <w:r>
               <w:rPr>
                 <w:rFonts w:ascii="Calibri" w:hAnsi="Calibri"/>
                 <w:color w:val="212529"/>
-                <w:sz w:val="18"/>
+                <w:sz w:val="14"/>
               </w:rPr>
-              <w:t>FPGA-to-GPU latency &lt; 800 ns</w:t>
+              <w:t>Direct FPGA-to-VRAM zero-copy PCIe Gen5 streaming (&lt; 800 ns roundtrip).</w:t>
+            </w:r>
+          </w:p>
+        </w:tc>
+        <w:tc>
+          <w:tcPr>
+            <w:tcW w:type="dxa" w:w="2016"/>
+            <w:shd w:fill="FFFFFF"/>
+            <w:tcMar>
+              <w:top w:w="40" w:type="dxa"/>
+              <w:bottom w:w="40" w:type="dxa"/>
+              <w:left w:w="80" w:type="dxa"/>
+              <w:right w:w="80" w:type="dxa"/>
+            </w:tcMar>
+          </w:tcPr>
+          <w:p>
+            <w:pPr>
+              <w:spacing w:before="0" w:after="0" w:line="240" w:lineRule="auto"/>
+              <w:jc w:val="right"/>
+            </w:pPr>
+            <w:r>
+              <w:rPr>
+                <w:rFonts w:ascii="Calibri" w:hAnsi="Calibri"/>
+                <w:color w:val="212529"/>
+                <w:sz w:val="14"/>
+              </w:rPr>
+              <w:t>Stipend ($22.5k)</w:t>
             </w:r>
           </w:p>
         </w:tc>
@@ -3701,48 +2318,24 @@
             <w:tcW w:type="dxa" w:w="1728"/>
             <w:shd w:fill="F8FAFC"/>
             <w:tcMar>
-              <w:top w:w="100" w:type="dxa"/>
-              <w:bottom w:w="100" w:type="dxa"/>
-              <w:left w:w="140" w:type="dxa"/>
-              <w:right w:w="140" w:type="dxa"/>
+              <w:top w:w="40" w:type="dxa"/>
+              <w:bottom w:w="40" w:type="dxa"/>
+              <w:left w:w="80" w:type="dxa"/>
+              <w:right w:w="80" w:type="dxa"/>
             </w:tcMar>
           </w:tcPr>
           <w:p>
             <w:pPr>
+              <w:spacing w:before="0" w:after="0" w:line="240" w:lineRule="auto"/>
               <w:jc w:val="center"/>
             </w:pPr>
             <w:r>
               <w:rPr>
                 <w:rFonts w:ascii="Calibri" w:hAnsi="Calibri"/>
                 <w:color w:val="212529"/>
-                <w:sz w:val="18"/>
+                <w:sz w:val="14"/>
               </w:rPr>
               <w:t>Months 10-12</w:t>
-            </w:r>
-          </w:p>
-        </w:tc>
-        <w:tc>
-          <w:tcPr>
-            <w:tcW w:type="dxa" w:w="2592"/>
-            <w:shd w:fill="F8FAFC"/>
-            <w:tcMar>
-              <w:top w:w="100" w:type="dxa"/>
-              <w:bottom w:w="100" w:type="dxa"/>
-              <w:left w:w="140" w:type="dxa"/>
-              <w:right w:w="140" w:type="dxa"/>
-            </w:tcMar>
-          </w:tcPr>
-          <w:p>
-            <w:pPr>
-              <w:jc w:val="left"/>
-            </w:pPr>
-            <w:r>
-              <w:rPr>
-                <w:rFonts w:ascii="Calibri" w:hAnsi="Calibri"/>
-                <w:color w:val="212529"/>
-                <w:sz w:val="18"/>
-              </w:rPr>
-              <w:t>WP4: Dissemination</w:t>
             </w:r>
           </w:p>
         </w:tc>
@@ -3751,48 +2344,76 @@
             <w:tcW w:type="dxa" w:w="3168"/>
             <w:shd w:fill="F8FAFC"/>
             <w:tcMar>
-              <w:top w:w="100" w:type="dxa"/>
-              <w:bottom w:w="100" w:type="dxa"/>
-              <w:left w:w="140" w:type="dxa"/>
-              <w:right w:w="140" w:type="dxa"/>
+              <w:top w:w="40" w:type="dxa"/>
+              <w:bottom w:w="40" w:type="dxa"/>
+              <w:left w:w="80" w:type="dxa"/>
+              <w:right w:w="80" w:type="dxa"/>
             </w:tcMar>
           </w:tcPr>
           <w:p>
             <w:pPr>
+              <w:spacing w:before="0" w:after="0" w:line="240" w:lineRule="auto"/>
               <w:jc w:val="left"/>
             </w:pPr>
             <w:r>
               <w:rPr>
                 <w:rFonts w:ascii="Calibri" w:hAnsi="Calibri"/>
                 <w:color w:val="212529"/>
-                <w:sz w:val="18"/>
+                <w:sz w:val="14"/>
               </w:rPr>
-              <w:t>Complete doctoral dissertation, release open-source suite, submit to IEEE TPDS and ACM SIGMOD.</w:t>
+              <w:t>WP4: Dissemination &amp; Open-Source</w:t>
             </w:r>
           </w:p>
         </w:tc>
         <w:tc>
           <w:tcPr>
-            <w:tcW w:type="dxa" w:w="1872"/>
+            <w:tcW w:type="dxa" w:w="3888"/>
             <w:shd w:fill="F8FAFC"/>
             <w:tcMar>
-              <w:top w:w="100" w:type="dxa"/>
-              <w:bottom w:w="100" w:type="dxa"/>
-              <w:left w:w="140" w:type="dxa"/>
-              <w:right w:w="140" w:type="dxa"/>
+              <w:top w:w="40" w:type="dxa"/>
+              <w:bottom w:w="40" w:type="dxa"/>
+              <w:left w:w="80" w:type="dxa"/>
+              <w:right w:w="80" w:type="dxa"/>
             </w:tcMar>
           </w:tcPr>
           <w:p>
             <w:pPr>
-              <w:jc w:val="center"/>
+              <w:spacing w:before="0" w:after="0" w:line="240" w:lineRule="auto"/>
+              <w:jc w:val="left"/>
             </w:pPr>
             <w:r>
               <w:rPr>
                 <w:rFonts w:ascii="Calibri" w:hAnsi="Calibri"/>
                 <w:color w:val="212529"/>
-                <w:sz w:val="18"/>
+                <w:sz w:val="14"/>
               </w:rPr>
-              <w:t>Peer-reviewed publication</w:t>
+              <w:t>Submit to IEEE TPDS &amp; ACM SIGMOD; open-source reproducible suite.</w:t>
+            </w:r>
+          </w:p>
+        </w:tc>
+        <w:tc>
+          <w:tcPr>
+            <w:tcW w:type="dxa" w:w="2016"/>
+            <w:shd w:fill="F8FAFC"/>
+            <w:tcMar>
+              <w:top w:w="40" w:type="dxa"/>
+              <w:bottom w:w="40" w:type="dxa"/>
+              <w:left w:w="80" w:type="dxa"/>
+              <w:right w:w="80" w:type="dxa"/>
+            </w:tcMar>
+          </w:tcPr>
+          <w:p>
+            <w:pPr>
+              <w:spacing w:before="0" w:after="0" w:line="240" w:lineRule="auto"/>
+              <w:jc w:val="right"/>
+            </w:pPr>
+            <w:r>
+              <w:rPr>
+                <w:rFonts w:ascii="Calibri" w:hAnsi="Calibri"/>
+                <w:color w:val="212529"/>
+                <w:sz w:val="14"/>
+              </w:rPr>
+              <w:t>Stipend &amp; Travel ($27.5k)</w:t>
             </w:r>
           </w:p>
         </w:tc>
@@ -3800,693 +2421,31 @@
     </w:tbl>
     <w:p>
       <w:pPr>
-        <w:spacing w:after="200"/>
-      </w:pPr>
-    </w:p>
-    <w:p>
-      <w:pPr>
-        <w:spacing w:after="80"/>
+        <w:spacing w:before="80" w:after="0" w:line="240" w:lineRule="auto"/>
       </w:pPr>
       <w:r>
         <w:rPr>
-          <w:rFonts w:ascii="Calibri" w:hAnsi="Calibri"/>
           <w:b/>
           <w:color w:val="111927"/>
-          <w:sz w:val="20"/>
+          <w:sz w:val="15"/>
         </w:rPr>
-        <w:t>Table 5: Itemized Budget Justification ($60,000 USD Total Fellowship Award)</w:t>
+        <w:t xml:space="preserve">Key References &amp; Reviewer Defense: </w:t>
       </w:r>
-    </w:p>
-    <w:tbl>
-      <w:tblPr>
-        <w:tblW w:type="auto" w:w="0"/>
-        <w:jc w:val="center"/>
-        <w:tblLayout w:type="fixed"/>
-        <w:tblLook w:firstColumn="1" w:firstRow="1" w:lastColumn="0" w:lastRow="0" w:noHBand="0" w:noVBand="1" w:val="04A0"/>
-      </w:tblPr>
-      <w:tblGrid>
-        <w:gridCol w:w="2340"/>
-        <w:gridCol w:w="2340"/>
-        <w:gridCol w:w="2340"/>
-        <w:gridCol w:w="2340"/>
-      </w:tblGrid>
-      <w:tr>
-        <w:tc>
-          <w:tcPr>
-            <w:tcW w:type="dxa" w:w="3168"/>
-            <w:shd w:fill="111927"/>
-            <w:tcMar>
-              <w:top w:w="140" w:type="dxa"/>
-              <w:bottom w:w="140" w:type="dxa"/>
-              <w:left w:w="160" w:type="dxa"/>
-              <w:right w:w="160" w:type="dxa"/>
-            </w:tcMar>
-          </w:tcPr>
-          <w:p>
-            <w:pPr>
-              <w:jc w:val="center"/>
-            </w:pPr>
-            <w:r>
-              <w:rPr>
-                <w:rFonts w:ascii="Calibri" w:hAnsi="Calibri"/>
-                <w:b/>
-                <w:color w:val="FFFFFF"/>
-                <w:sz w:val="19"/>
-              </w:rPr>
-              <w:t>Budget Category</w:t>
-            </w:r>
-          </w:p>
-        </w:tc>
-        <w:tc>
-          <w:tcPr>
-            <w:tcW w:type="dxa" w:w="1728"/>
-            <w:shd w:fill="111927"/>
-            <w:tcMar>
-              <w:top w:w="140" w:type="dxa"/>
-              <w:bottom w:w="140" w:type="dxa"/>
-              <w:left w:w="160" w:type="dxa"/>
-              <w:right w:w="160" w:type="dxa"/>
-            </w:tcMar>
-          </w:tcPr>
-          <w:p>
-            <w:pPr>
-              <w:jc w:val="center"/>
-            </w:pPr>
-            <w:r>
-              <w:rPr>
-                <w:rFonts w:ascii="Calibri" w:hAnsi="Calibri"/>
-                <w:b/>
-                <w:color w:val="FFFFFF"/>
-                <w:sz w:val="19"/>
-              </w:rPr>
-              <w:t>Allocation</w:t>
-            </w:r>
-          </w:p>
-        </w:tc>
-        <w:tc>
-          <w:tcPr>
-            <w:tcW w:type="dxa" w:w="3024"/>
-            <w:shd w:fill="111927"/>
-            <w:tcMar>
-              <w:top w:w="140" w:type="dxa"/>
-              <w:bottom w:w="140" w:type="dxa"/>
-              <w:left w:w="160" w:type="dxa"/>
-              <w:right w:w="160" w:type="dxa"/>
-            </w:tcMar>
-          </w:tcPr>
-          <w:p>
-            <w:pPr>
-              <w:jc w:val="center"/>
-            </w:pPr>
-            <w:r>
-              <w:rPr>
-                <w:rFonts w:ascii="Calibri" w:hAnsi="Calibri"/>
-                <w:b/>
-                <w:color w:val="FFFFFF"/>
-                <w:sz w:val="19"/>
-              </w:rPr>
-              <w:t>Purpose &amp; Equipment Description</w:t>
-            </w:r>
-          </w:p>
-        </w:tc>
-        <w:tc>
-          <w:tcPr>
-            <w:tcW w:type="dxa" w:w="1440"/>
-            <w:shd w:fill="111927"/>
-            <w:tcMar>
-              <w:top w:w="140" w:type="dxa"/>
-              <w:bottom w:w="140" w:type="dxa"/>
-              <w:left w:w="160" w:type="dxa"/>
-              <w:right w:w="160" w:type="dxa"/>
-            </w:tcMar>
-          </w:tcPr>
-          <w:p>
-            <w:pPr>
-              <w:jc w:val="center"/>
-            </w:pPr>
-            <w:r>
-              <w:rPr>
-                <w:rFonts w:ascii="Calibri" w:hAnsi="Calibri"/>
-                <w:b/>
-                <w:color w:val="FFFFFF"/>
-                <w:sz w:val="19"/>
-              </w:rPr>
-              <w:t>% of Total</w:t>
-            </w:r>
-          </w:p>
-        </w:tc>
-      </w:tr>
-      <w:tr>
-        <w:tc>
-          <w:tcPr>
-            <w:tcW w:type="dxa" w:w="3168"/>
-            <w:shd w:fill="FFFFFF"/>
-            <w:tcMar>
-              <w:top w:w="100" w:type="dxa"/>
-              <w:bottom w:w="100" w:type="dxa"/>
-              <w:left w:w="140" w:type="dxa"/>
-              <w:right w:w="140" w:type="dxa"/>
-            </w:tcMar>
-          </w:tcPr>
-          <w:p>
-            <w:pPr>
-              <w:jc w:val="left"/>
-            </w:pPr>
-            <w:r>
-              <w:rPr>
-                <w:rFonts w:ascii="Calibri" w:hAnsi="Calibri"/>
-                <w:color w:val="212529"/>
-                <w:sz w:val="18"/>
-              </w:rPr>
-              <w:t>Doctoral Research Stipend</w:t>
-            </w:r>
-          </w:p>
-        </w:tc>
-        <w:tc>
-          <w:tcPr>
-            <w:tcW w:type="dxa" w:w="1728"/>
-            <w:shd w:fill="FFFFFF"/>
-            <w:tcMar>
-              <w:top w:w="100" w:type="dxa"/>
-              <w:bottom w:w="100" w:type="dxa"/>
-              <w:left w:w="140" w:type="dxa"/>
-              <w:right w:w="140" w:type="dxa"/>
-            </w:tcMar>
-          </w:tcPr>
-          <w:p>
-            <w:pPr>
-              <w:jc w:val="right"/>
-            </w:pPr>
-            <w:r>
-              <w:rPr>
-                <w:rFonts w:ascii="Calibri" w:hAnsi="Calibri"/>
-                <w:color w:val="212529"/>
-                <w:sz w:val="18"/>
-              </w:rPr>
-              <w:t>$45,000 USD</w:t>
-            </w:r>
-          </w:p>
-        </w:tc>
-        <w:tc>
-          <w:tcPr>
-            <w:tcW w:type="dxa" w:w="3024"/>
-            <w:shd w:fill="FFFFFF"/>
-            <w:tcMar>
-              <w:top w:w="100" w:type="dxa"/>
-              <w:bottom w:w="100" w:type="dxa"/>
-              <w:left w:w="140" w:type="dxa"/>
-              <w:right w:w="140" w:type="dxa"/>
-            </w:tcMar>
-          </w:tcPr>
-          <w:p>
-            <w:pPr>
-              <w:jc w:val="left"/>
-            </w:pPr>
-            <w:r>
-              <w:rPr>
-                <w:rFonts w:ascii="Calibri" w:hAnsi="Calibri"/>
-                <w:color w:val="212529"/>
-                <w:sz w:val="18"/>
-              </w:rPr>
-              <w:t>Direct scholar living stipend ($3,750/mo for 12 months) ensuring 100% full-time commitment.</w:t>
-            </w:r>
-          </w:p>
-        </w:tc>
-        <w:tc>
-          <w:tcPr>
-            <w:tcW w:type="dxa" w:w="1440"/>
-            <w:shd w:fill="FFFFFF"/>
-            <w:tcMar>
-              <w:top w:w="100" w:type="dxa"/>
-              <w:bottom w:w="100" w:type="dxa"/>
-              <w:left w:w="140" w:type="dxa"/>
-              <w:right w:w="140" w:type="dxa"/>
-            </w:tcMar>
-          </w:tcPr>
-          <w:p>
-            <w:pPr>
-              <w:jc w:val="center"/>
-            </w:pPr>
-            <w:r>
-              <w:rPr>
-                <w:rFonts w:ascii="Calibri" w:hAnsi="Calibri"/>
-                <w:color w:val="212529"/>
-                <w:sz w:val="18"/>
-              </w:rPr>
-              <w:t>75.0%</w:t>
-            </w:r>
-          </w:p>
-        </w:tc>
-      </w:tr>
-      <w:tr>
-        <w:tc>
-          <w:tcPr>
-            <w:tcW w:type="dxa" w:w="3168"/>
-            <w:shd w:fill="F8FAFC"/>
-            <w:tcMar>
-              <w:top w:w="100" w:type="dxa"/>
-              <w:bottom w:w="100" w:type="dxa"/>
-              <w:left w:w="140" w:type="dxa"/>
-              <w:right w:w="140" w:type="dxa"/>
-            </w:tcMar>
-          </w:tcPr>
-          <w:p>
-            <w:pPr>
-              <w:jc w:val="left"/>
-            </w:pPr>
-            <w:r>
-              <w:rPr>
-                <w:rFonts w:ascii="Calibri" w:hAnsi="Calibri"/>
-                <w:color w:val="212529"/>
-                <w:sz w:val="18"/>
-              </w:rPr>
-              <w:t>GPU Hardware &amp; Cluster Access</w:t>
-            </w:r>
-          </w:p>
-        </w:tc>
-        <w:tc>
-          <w:tcPr>
-            <w:tcW w:type="dxa" w:w="1728"/>
-            <w:shd w:fill="F8FAFC"/>
-            <w:tcMar>
-              <w:top w:w="100" w:type="dxa"/>
-              <w:bottom w:w="100" w:type="dxa"/>
-              <w:left w:w="140" w:type="dxa"/>
-              <w:right w:w="140" w:type="dxa"/>
-            </w:tcMar>
-          </w:tcPr>
-          <w:p>
-            <w:pPr>
-              <w:jc w:val="right"/>
-            </w:pPr>
-            <w:r>
-              <w:rPr>
-                <w:rFonts w:ascii="Calibri" w:hAnsi="Calibri"/>
-                <w:color w:val="212529"/>
-                <w:sz w:val="18"/>
-              </w:rPr>
-              <w:t>$10,000 USD</w:t>
-            </w:r>
-          </w:p>
-        </w:tc>
-        <w:tc>
-          <w:tcPr>
-            <w:tcW w:type="dxa" w:w="3024"/>
-            <w:shd w:fill="F8FAFC"/>
-            <w:tcMar>
-              <w:top w:w="100" w:type="dxa"/>
-              <w:bottom w:w="100" w:type="dxa"/>
-              <w:left w:w="140" w:type="dxa"/>
-              <w:right w:w="140" w:type="dxa"/>
-            </w:tcMar>
-          </w:tcPr>
-          <w:p>
-            <w:pPr>
-              <w:jc w:val="left"/>
-            </w:pPr>
-            <w:r>
-              <w:rPr>
-                <w:rFonts w:ascii="Calibri" w:hAnsi="Calibri"/>
-                <w:color w:val="212529"/>
-                <w:sz w:val="18"/>
-              </w:rPr>
-              <w:t>PCIe Gen5 host upgrades, 128GB DDR5-6400 RAM, optical NICs, and NVIDIA DGX Cloud credits.</w:t>
-            </w:r>
-          </w:p>
-        </w:tc>
-        <w:tc>
-          <w:tcPr>
-            <w:tcW w:type="dxa" w:w="1440"/>
-            <w:shd w:fill="F8FAFC"/>
-            <w:tcMar>
-              <w:top w:w="100" w:type="dxa"/>
-              <w:bottom w:w="100" w:type="dxa"/>
-              <w:left w:w="140" w:type="dxa"/>
-              <w:right w:w="140" w:type="dxa"/>
-            </w:tcMar>
-          </w:tcPr>
-          <w:p>
-            <w:pPr>
-              <w:jc w:val="center"/>
-            </w:pPr>
-            <w:r>
-              <w:rPr>
-                <w:rFonts w:ascii="Calibri" w:hAnsi="Calibri"/>
-                <w:color w:val="212529"/>
-                <w:sz w:val="18"/>
-              </w:rPr>
-              <w:t>16.7%</w:t>
-            </w:r>
-          </w:p>
-        </w:tc>
-      </w:tr>
-      <w:tr>
-        <w:tc>
-          <w:tcPr>
-            <w:tcW w:type="dxa" w:w="3168"/>
-            <w:shd w:fill="FFFFFF"/>
-            <w:tcMar>
-              <w:top w:w="100" w:type="dxa"/>
-              <w:bottom w:w="100" w:type="dxa"/>
-              <w:left w:w="140" w:type="dxa"/>
-              <w:right w:w="140" w:type="dxa"/>
-            </w:tcMar>
-          </w:tcPr>
-          <w:p>
-            <w:pPr>
-              <w:jc w:val="left"/>
-            </w:pPr>
-            <w:r>
-              <w:rPr>
-                <w:rFonts w:ascii="Calibri" w:hAnsi="Calibri"/>
-                <w:color w:val="212529"/>
-                <w:sz w:val="18"/>
-              </w:rPr>
-              <w:t>Publications &amp; Conference Travel</w:t>
-            </w:r>
-          </w:p>
-        </w:tc>
-        <w:tc>
-          <w:tcPr>
-            <w:tcW w:type="dxa" w:w="1728"/>
-            <w:shd w:fill="FFFFFF"/>
-            <w:tcMar>
-              <w:top w:w="100" w:type="dxa"/>
-              <w:bottom w:w="100" w:type="dxa"/>
-              <w:left w:w="140" w:type="dxa"/>
-              <w:right w:w="140" w:type="dxa"/>
-            </w:tcMar>
-          </w:tcPr>
-          <w:p>
-            <w:pPr>
-              <w:jc w:val="right"/>
-            </w:pPr>
-            <w:r>
-              <w:rPr>
-                <w:rFonts w:ascii="Calibri" w:hAnsi="Calibri"/>
-                <w:color w:val="212529"/>
-                <w:sz w:val="18"/>
-              </w:rPr>
-              <w:t>$5,000 USD</w:t>
-            </w:r>
-          </w:p>
-        </w:tc>
-        <w:tc>
-          <w:tcPr>
-            <w:tcW w:type="dxa" w:w="3024"/>
-            <w:shd w:fill="FFFFFF"/>
-            <w:tcMar>
-              <w:top w:w="100" w:type="dxa"/>
-              <w:bottom w:w="100" w:type="dxa"/>
-              <w:left w:w="140" w:type="dxa"/>
-              <w:right w:w="140" w:type="dxa"/>
-            </w:tcMar>
-          </w:tcPr>
-          <w:p>
-            <w:pPr>
-              <w:jc w:val="left"/>
-            </w:pPr>
-            <w:r>
-              <w:rPr>
-                <w:rFonts w:ascii="Calibri" w:hAnsi="Calibri"/>
-                <w:color w:val="212529"/>
-                <w:sz w:val="18"/>
-              </w:rPr>
-              <w:t>Open-access publication fees (IEEE/ACM) and travel to present at IEEE TPDS, SIGMOD, and GTC.</w:t>
-            </w:r>
-          </w:p>
-        </w:tc>
-        <w:tc>
-          <w:tcPr>
-            <w:tcW w:type="dxa" w:w="1440"/>
-            <w:shd w:fill="FFFFFF"/>
-            <w:tcMar>
-              <w:top w:w="100" w:type="dxa"/>
-              <w:bottom w:w="100" w:type="dxa"/>
-              <w:left w:w="140" w:type="dxa"/>
-              <w:right w:w="140" w:type="dxa"/>
-            </w:tcMar>
-          </w:tcPr>
-          <w:p>
-            <w:pPr>
-              <w:jc w:val="center"/>
-            </w:pPr>
-            <w:r>
-              <w:rPr>
-                <w:rFonts w:ascii="Calibri" w:hAnsi="Calibri"/>
-                <w:color w:val="212529"/>
-                <w:sz w:val="18"/>
-              </w:rPr>
-              <w:t>8.3%</w:t>
-            </w:r>
-          </w:p>
-        </w:tc>
-      </w:tr>
-    </w:tbl>
-    <w:p>
-      <w:pPr>
-        <w:spacing w:after="200"/>
-      </w:pPr>
-    </w:p>
-    <w:p>
-      <w:pPr>
-        <w:pStyle w:val="Heading1"/>
-        <w:spacing w:before="280" w:after="120"/>
-      </w:pPr>
-      <w:r>
-        <w:t>7. Reviewer Defense Matrix: Preemptive Rebuttals</w:t>
-      </w:r>
-    </w:p>
-    <w:p>
-      <w:pPr>
-        <w:spacing w:before="120" w:after="40"/>
-      </w:pPr>
       <w:r>
         <w:rPr>
-          <w:rFonts w:ascii="Calibri" w:hAnsi="Calibri"/>
-          <w:b/>
-          <w:color w:val="111927"/>
-          <w:sz w:val="20"/>
+          <w:sz w:val="14"/>
         </w:rPr>
-        <w:t>Objection 1: 'Is this just another machine learning financial forecasting paper that fails in real trading?'</w:t>
-      </w:r>
-    </w:p>
-    <w:p>
-      <w:pPr>
-        <w:spacing w:line="276" w:lineRule="auto" w:after="160"/>
-      </w:pPr>
-      <w:r>
-        <w:rPr>
-          <w:rFonts w:ascii="Calibri" w:hAnsi="Calibri"/>
-          <w:color w:val="212529"/>
-          <w:sz w:val="19"/>
-        </w:rPr>
-        <w:t>Rebuttal: No. Unlike academic studies that test static models on 1-minute sampled bars, NeuroQuant-LOB is implemented at the physical silicon line-rate on an AMD Spartan-7 FPGA paired with an Arduino Nano HIL sidecar. It parses raw binary NASDAQ ITCH 5.0 packets, enforces sub-3.5ns SEC 15c3-5 pre-trade risk checks, satisfies sub-10us FIX SLAs, and proves a Deflated Sharpe Ratio of 1.0000 across 500 walk-forward trials.</w:t>
-      </w:r>
-    </w:p>
-    <w:p>
-      <w:pPr>
-        <w:spacing w:before="120" w:after="40"/>
-      </w:pPr>
-      <w:r>
-        <w:rPr>
-          <w:rFonts w:ascii="Calibri" w:hAnsi="Calibri"/>
-          <w:b/>
-          <w:color w:val="111927"/>
-          <w:sz w:val="20"/>
-        </w:rPr>
-        <w:t>Objection 2: 'Why does this research require NVIDIA GPUs if the FPGA is already fast?'</w:t>
-      </w:r>
-    </w:p>
-    <w:p>
-      <w:pPr>
-        <w:spacing w:line="276" w:lineRule="auto" w:after="160"/>
-      </w:pPr>
-      <w:r>
-        <w:rPr>
-          <w:rFonts w:ascii="Calibri" w:hAnsi="Calibri"/>
-          <w:color w:val="212529"/>
-          <w:sz w:val="19"/>
-        </w:rPr>
-        <w:t>Rebuttal: FPGAs are static, deterministic line-rate filters; they cannot train deep recurrent spiking networks or maintain 50-venue consolidated order books in real-time. The core intellectual novelty is the Heterogeneous Co-Design Paradigm: NVIDIA Tensor Core GPUs act as the high-capacity, high-bandwidth learning brain (via CuLOB, TMA, and Triton BPTT), while the FPGA acts as the line-rate reflex arc. Neither can succeed without the other.</w:t>
-      </w:r>
-    </w:p>
-    <w:p>
-      <w:pPr>
-        <w:spacing w:before="120" w:after="40"/>
-      </w:pPr>
-      <w:r>
-        <w:rPr>
-          <w:rFonts w:ascii="Calibri" w:hAnsi="Calibri"/>
-          <w:b/>
-          <w:color w:val="111927"/>
-          <w:sz w:val="20"/>
-        </w:rPr>
-        <w:t>Objection 3: 'Is the principal investigator capable of delivering this ambitious interdisciplinary agenda?'</w:t>
-      </w:r>
-    </w:p>
-    <w:p>
-      <w:pPr>
-        <w:spacing w:line="276" w:lineRule="auto" w:after="160"/>
-      </w:pPr>
-      <w:r>
-        <w:rPr>
-          <w:rFonts w:ascii="Calibri" w:hAnsi="Calibri"/>
-          <w:color w:val="212529"/>
-          <w:sz w:val="19"/>
-        </w:rPr>
-        <w:t>Rebuttal: Arunjyoti Sarma at IIT (BHU) Varanasi has already independently engineered, synthesized, timing-closed, and verified the entire physical pipeline: 240-LUT DSP-free FPGA RTL Verilog bitstream closed timing @ 322 MHz, C++20 AVX2 SIMD engine, Flask REST API &amp; Web Mission Control, and 202/202 passing automated system audit checks. The baseline is built, operational, and verified on real silicon.</w:t>
-      </w:r>
-    </w:p>
-    <w:p>
-      <w:pPr>
-        <w:pStyle w:val="Heading1"/>
-        <w:spacing w:before="280" w:after="120"/>
-      </w:pPr>
-      <w:r>
-        <w:t>8. Key References &amp; Technical Documentation</w:t>
-      </w:r>
-    </w:p>
-    <w:p>
-      <w:pPr>
-        <w:pStyle w:val="ListBullet"/>
-        <w:spacing w:after="40"/>
-      </w:pPr>
-      <w:r>
-        <w:rPr>
-          <w:rFonts w:ascii="Calibri" w:hAnsi="Calibri"/>
-          <w:color w:val="6C757D"/>
-          <w:sz w:val="17"/>
-        </w:rPr>
-        <w:t>Sutton, R. (2019). The Bitter Lesson. Incomplete Ideas, March 13, 2019.</w:t>
-      </w:r>
-    </w:p>
-    <w:p>
-      <w:pPr>
-        <w:pStyle w:val="ListBullet"/>
-        <w:spacing w:after="40"/>
-      </w:pPr>
-      <w:r>
-        <w:rPr>
-          <w:rFonts w:ascii="Calibri" w:hAnsi="Calibri"/>
-          <w:color w:val="6C757D"/>
-          <w:sz w:val="17"/>
-        </w:rPr>
-        <w:t>Avellaneda, M., &amp; Stoikov, S. (2008). High-frequency trading in a limit order book. Quantitative Finance, 8(3), 217-224.</w:t>
-      </w:r>
-    </w:p>
-    <w:p>
-      <w:pPr>
-        <w:pStyle w:val="ListBullet"/>
-        <w:spacing w:after="40"/>
-      </w:pPr>
-      <w:r>
-        <w:rPr>
-          <w:rFonts w:ascii="Calibri" w:hAnsi="Calibri"/>
-          <w:color w:val="6C757D"/>
-          <w:sz w:val="17"/>
-        </w:rPr>
-        <w:t>Almgren, R., &amp; Chriss, N. (2000). Optimal execution of portfolio transactions. Journal of Risk, 3, 5-40.</w:t>
-      </w:r>
-    </w:p>
-    <w:p>
-      <w:pPr>
-        <w:pStyle w:val="ListBullet"/>
-        <w:spacing w:after="40"/>
-      </w:pPr>
-      <w:r>
-        <w:rPr>
-          <w:rFonts w:ascii="Calibri" w:hAnsi="Calibri"/>
-          <w:color w:val="6C757D"/>
-          <w:sz w:val="17"/>
-        </w:rPr>
-        <w:t>Cont, R., Stoikov, S., &amp; Talreja, R. (2010). A stochastic model for order book dynamics. Operations Research, 58(3), 549-563.</w:t>
-      </w:r>
-    </w:p>
-    <w:p>
-      <w:pPr>
-        <w:pStyle w:val="ListBullet"/>
-        <w:spacing w:after="40"/>
-      </w:pPr>
-      <w:r>
-        <w:rPr>
-          <w:rFonts w:ascii="Calibri" w:hAnsi="Calibri"/>
-          <w:color w:val="6C757D"/>
-          <w:sz w:val="17"/>
-        </w:rPr>
-        <w:t>Hawkes, A. G. (1971). Spectra of some self-exciting and mutually exciting point processes. Biometrika, 58(1), 83-90.</w:t>
-      </w:r>
-    </w:p>
-    <w:p>
-      <w:pPr>
-        <w:pStyle w:val="ListBullet"/>
-        <w:spacing w:after="40"/>
-      </w:pPr>
-      <w:r>
-        <w:rPr>
-          <w:rFonts w:ascii="Calibri" w:hAnsi="Calibri"/>
-          <w:color w:val="6C757D"/>
-          <w:sz w:val="17"/>
-        </w:rPr>
-        <w:t>Bailey, D. H., &amp; Lopez de Prado, M. (2014). The Deflated Sharpe Ratio: Correcting for selection bias, backtest overfitting, and non-normality. Journal of Portfolio Management, 40(5), 94-107.</w:t>
-      </w:r>
-    </w:p>
-    <w:p>
-      <w:pPr>
-        <w:pStyle w:val="ListBullet"/>
-        <w:spacing w:after="40"/>
-      </w:pPr>
-      <w:r>
-        <w:rPr>
-          <w:rFonts w:ascii="Calibri" w:hAnsi="Calibri"/>
-          <w:color w:val="6C757D"/>
-          <w:sz w:val="17"/>
-        </w:rPr>
-        <w:t>NVIDIA Corporation. (2024). NVIDIA Hopper and Blackwell Architecture Whitepapers. Santa Clara, CA.</w:t>
-      </w:r>
-    </w:p>
-    <w:p>
-      <w:pPr>
-        <w:pStyle w:val="ListBullet"/>
-        <w:spacing w:after="40"/>
-      </w:pPr>
-      <w:r>
-        <w:rPr>
-          <w:rFonts w:ascii="Calibri" w:hAnsi="Calibri"/>
-          <w:color w:val="6C757D"/>
-          <w:sz w:val="17"/>
-        </w:rPr>
-        <w:t>NASDAQ. (2024). TotalView-ITCH 5.0 Specification. Global Data Products.</w:t>
+        <w:t>[1] Sutton (2019) The Bitter Lesson. [2] Avellaneda &amp; Stoikov (2008) Quant. Finance. [3] Cont et al. (2010) Oper. Res. [4] Hawkes (1971) Biometrika. [5] Bailey &amp; Lopez de Prado (2014) J. Portfolio Manage. | Reviewer Defense: Unlike toy Python simulations, NeuroQuant-LOB is timing-closed on real AMD Spartan-7 FPGA silicon (322 MHz, 82 mW), parses live binary ITCH packets, satisfies sub-10us FIX SLAs, and proves DSR=1.0000. Fellowship funds unlock the GPU scaling frontier.</w:t>
       </w:r>
     </w:p>
     <w:sectPr>
-      <w:headerReference w:type="default" r:id="rId9"/>
       <w:pgSz w:w="12240" w:h="15840"/>
-      <w:pgMar w:top="1440" w:right="1440" w:bottom="1440" w:left="1440" w:header="720" w:footer="720" w:gutter="0"/>
+      <w:pgMar w:top="648" w:right="720" w:bottom="648" w:left="720" w:header="720" w:footer="720" w:gutter="0"/>
       <w:cols w:space="720"/>
       <w:docGrid w:linePitch="360"/>
     </w:sectPr>
   </w:body>
 </w:document>
-</file>
-
-<file path=word/header1.xml><?xml version="1.0" encoding="utf-8"?>
-<w:hdr xmlns:m="http://schemas.openxmlformats.org/officeDocument/2006/math" xmlns:mc="http://schemas.openxmlformats.org/markup-compatibility/2006" xmlns:mo="http://schemas.microsoft.com/office/mac/office/2008/main" xmlns:mv="urn:schemas-microsoft-com:mac:vml" xmlns:o="urn:schemas-microsoft-com:office:office" xmlns:r="http://schemas.openxmlformats.org/officeDocument/2006/relationships" xmlns:v="urn:schemas-microsoft-com:vml" xmlns:w10="urn:schemas-microsoft-com:office:word" xmlns:w14="http://schemas.microsoft.com/office/word/2010/wordml" xmlns:w="http://schemas.openxmlformats.org/wordprocessingml/2006/main" xmlns:wne="http://schemas.microsoft.com/office/word/2006/wordml" xmlns:wp14="http://schemas.microsoft.com/office/word/2010/wordprocessingDrawing" xmlns:wp="http://schemas.openxmlformats.org/drawingml/2006/wordprocessingDrawing" xmlns:wpc="http://schemas.microsoft.com/office/word/2010/wordprocessingCanvas" xmlns:wpg="http://schemas.microsoft.com/office/word/2010/wordprocessingGroup" xmlns:wpi="http://schemas.microsoft.com/office/word/2010/wordprocessingInk" xmlns:wps="http://schemas.microsoft.com/office/word/2010/wordprocessingShape" mc:Ignorable="w14 wp14">
-  <w:p>
-    <w:pPr>
-      <w:pStyle w:val="Header"/>
-      <w:jc w:val="right"/>
-    </w:pPr>
-    <w:r>
-      <w:rPr>
-        <w:rFonts w:ascii="Calibri" w:hAnsi="Calibri"/>
-        <w:color w:val="6C757D"/>
-        <w:sz w:val="17"/>
-      </w:rPr>
-      <w:t>NVIDIA Graduate Fellowship (2026-2027) | Proposal Dossier | Arunjyoti Sarma</w:t>
-    </w:r>
-  </w:p>
-</w:hdr>
 </file>
 
 <file path=word/numbering.xml><?xml version="1.0" encoding="utf-8"?>
